--- a/IPO INTERMODULAR.docx
+++ b/IPO INTERMODULAR.docx
@@ -2,216 +2,1109 @@
 <file path=word/document.xml><?xml version="1.0" encoding="utf-8"?>
 <w:document xmlns:wpc="http://schemas.microsoft.com/office/word/2010/wordprocessingCanvas" xmlns:cx="http://schemas.microsoft.com/office/drawing/2014/chartex" xmlns:cx1="http://schemas.microsoft.com/office/drawing/2015/9/8/chartex" xmlns:cx2="http://schemas.microsoft.com/office/drawing/2015/10/21/chartex" xmlns:cx3="http://schemas.microsoft.com/office/drawing/2016/5/9/chartex" xmlns:cx4="http://schemas.microsoft.com/office/drawing/2016/5/10/chartex" xmlns:cx5="http://schemas.microsoft.com/office/drawing/2016/5/11/chartex" xmlns:cx6="http://schemas.microsoft.com/office/drawing/2016/5/12/chartex" xmlns:cx7="http://schemas.microsoft.com/office/drawing/2016/5/13/chartex" xmlns:cx8="http://schemas.microsoft.com/office/drawing/2016/5/14/chartex" xmlns:mc="http://schemas.openxmlformats.org/markup-compatibility/2006" xmlns:aink="http://schemas.microsoft.com/office/drawing/2016/ink" xmlns:am3d="http://schemas.microsoft.com/office/drawing/2017/model3d" xmlns:o="urn:schemas-microsoft-com:office:office" xmlns:oel="http://schemas.microsoft.com/office/2019/extlst" xmlns:r="http://schemas.openxmlformats.org/officeDocument/2006/relationships" xmlns:m="http://schemas.openxmlformats.org/officeDocument/2006/math" xmlns:v="urn:schemas-microsoft-com:vml" xmlns:wp14="http://schemas.microsoft.com/office/word/2010/wordprocessingDrawing" xmlns:wp="http://schemas.openxmlformats.org/drawingml/2006/wordprocessingDrawing" xmlns:w10="urn:schemas-microsoft-com:office:word" xmlns:w="http://schemas.openxmlformats.org/wordprocessingml/2006/main" xmlns:w14="http://schemas.microsoft.com/office/word/2010/wordml" xmlns:w15="http://schemas.microsoft.com/office/word/2012/wordml" xmlns:w16cex="http://schemas.microsoft.com/office/word/2018/wordml/cex" xmlns:w16cid="http://schemas.microsoft.com/office/word/2016/wordml/cid" xmlns:w16="http://schemas.microsoft.com/office/word/2018/wordml" xmlns:w16du="http://schemas.microsoft.com/office/word/2023/wordml/word16du" xmlns:w16sdtdh="http://schemas.microsoft.com/office/word/2020/wordml/sdtdatahash" xmlns:w16sdtfl="http://schemas.microsoft.com/office/word/2024/wordml/sdtformatlock" xmlns:w16se="http://schemas.microsoft.com/office/word/2015/wordml/symex" xmlns:wpg="http://schemas.microsoft.com/office/word/2010/wordprocessingGroup" xmlns:wpi="http://schemas.microsoft.com/office/word/2010/wordprocessingInk" xmlns:wne="http://schemas.microsoft.com/office/word/2006/wordml" xmlns:wps="http://schemas.microsoft.com/office/word/2010/wordprocessingShape" mc:Ignorable="w14 w15 w16se w16cid w16 w16cex w16sdtdh w16sdtfl w16du wp14">
   <w:body>
-    <w:p>
-      <w:pPr>
-        <w:rPr>
-          <w:lang w:val="es-ES"/>
-        </w:rPr>
-      </w:pPr>
-      <w:r>
-        <w:rPr>
-          <w:lang w:val="es-ES"/>
-        </w:rPr>
-        <w:t>PORTADA</w:t>
-      </w:r>
-    </w:p>
-    <w:p>
-      <w:pPr>
-        <w:rPr>
-          <w:lang w:val="es-ES"/>
-        </w:rPr>
-      </w:pPr>
-    </w:p>
-    <w:p>
-      <w:pPr>
-        <w:rPr>
-          <w:lang w:val="es-ES"/>
-        </w:rPr>
-      </w:pPr>
-    </w:p>
-    <w:p>
-      <w:pPr>
-        <w:rPr>
-          <w:lang w:val="es-ES"/>
-        </w:rPr>
-      </w:pPr>
-    </w:p>
-    <w:p>
-      <w:pPr>
-        <w:rPr>
-          <w:lang w:val="es-ES"/>
-        </w:rPr>
-      </w:pPr>
-    </w:p>
-    <w:p>
-      <w:pPr>
-        <w:rPr>
-          <w:lang w:val="es-ES"/>
-        </w:rPr>
-      </w:pPr>
-    </w:p>
-    <w:p>
-      <w:pPr>
-        <w:rPr>
-          <w:lang w:val="es-ES"/>
-        </w:rPr>
-      </w:pPr>
-    </w:p>
-    <w:p>
-      <w:pPr>
-        <w:rPr>
-          <w:lang w:val="es-ES"/>
-        </w:rPr>
-      </w:pPr>
-    </w:p>
-    <w:p>
-      <w:pPr>
-        <w:rPr>
-          <w:lang w:val="es-ES"/>
-        </w:rPr>
-      </w:pPr>
-    </w:p>
-    <w:p>
-      <w:pPr>
-        <w:rPr>
-          <w:lang w:val="es-ES"/>
-        </w:rPr>
-      </w:pPr>
-    </w:p>
-    <w:p>
-      <w:pPr>
-        <w:rPr>
-          <w:lang w:val="es-ES"/>
-        </w:rPr>
-      </w:pPr>
-    </w:p>
-    <w:p>
-      <w:pPr>
-        <w:rPr>
-          <w:lang w:val="es-ES"/>
-        </w:rPr>
-      </w:pPr>
-    </w:p>
-    <w:p>
-      <w:pPr>
-        <w:rPr>
-          <w:lang w:val="es-ES"/>
-        </w:rPr>
-      </w:pPr>
-    </w:p>
-    <w:p>
-      <w:pPr>
-        <w:rPr>
-          <w:lang w:val="es-ES"/>
-        </w:rPr>
-      </w:pPr>
-    </w:p>
-    <w:p>
-      <w:pPr>
-        <w:rPr>
-          <w:lang w:val="es-ES"/>
-        </w:rPr>
-      </w:pPr>
-    </w:p>
-    <w:p>
-      <w:pPr>
-        <w:rPr>
-          <w:lang w:val="es-ES"/>
-        </w:rPr>
-      </w:pPr>
-    </w:p>
-    <w:p>
-      <w:pPr>
-        <w:rPr>
-          <w:lang w:val="es-ES"/>
-        </w:rPr>
-      </w:pPr>
-    </w:p>
-    <w:p>
-      <w:pPr>
-        <w:rPr>
-          <w:lang w:val="es-ES"/>
-        </w:rPr>
-      </w:pPr>
-    </w:p>
-    <w:p>
-      <w:pPr>
-        <w:rPr>
-          <w:lang w:val="es-ES"/>
-        </w:rPr>
-      </w:pPr>
-    </w:p>
-    <w:p>
-      <w:pPr>
-        <w:rPr>
-          <w:lang w:val="es-ES"/>
-        </w:rPr>
-      </w:pPr>
-    </w:p>
-    <w:p>
-      <w:pPr>
-        <w:rPr>
-          <w:lang w:val="es-ES"/>
-        </w:rPr>
-      </w:pPr>
-    </w:p>
-    <w:p>
-      <w:pPr>
-        <w:rPr>
-          <w:lang w:val="es-ES"/>
-        </w:rPr>
-      </w:pPr>
-    </w:p>
-    <w:p>
-      <w:pPr>
-        <w:rPr>
-          <w:lang w:val="es-ES"/>
-        </w:rPr>
-      </w:pPr>
-    </w:p>
-    <w:p>
-      <w:pPr>
-        <w:rPr>
-          <w:lang w:val="es-ES"/>
-        </w:rPr>
-      </w:pPr>
-    </w:p>
-    <w:p>
-      <w:pPr>
-        <w:rPr>
-          <w:lang w:val="es-ES"/>
-        </w:rPr>
-      </w:pPr>
-    </w:p>
-    <w:p>
-      <w:pPr>
-        <w:rPr>
-          <w:lang w:val="es-ES"/>
-        </w:rPr>
-      </w:pPr>
-    </w:p>
-    <w:p>
-      <w:pPr>
-        <w:rPr>
-          <w:lang w:val="es-ES"/>
-        </w:rPr>
-      </w:pPr>
-    </w:p>
-    <w:p>
-      <w:pPr>
-        <w:rPr>
-          <w:lang w:val="es-ES"/>
-        </w:rPr>
-      </w:pPr>
-    </w:p>
-    <w:p>
-      <w:pPr>
-        <w:rPr>
-          <w:lang w:val="es-ES"/>
-        </w:rPr>
-      </w:pPr>
-      <w:r>
-        <w:rPr>
+    <w:sdt>
+      <w:sdtPr>
+        <w:id w:val="327949224"/>
+        <w:docPartObj>
+          <w:docPartGallery w:val="Cover Pages"/>
+          <w:docPartUnique/>
+        </w:docPartObj>
+      </w:sdtPr>
+      <w:sdtEndPr>
+        <w:rPr>
+          <w:lang w:val="es-ES"/>
+        </w:rPr>
+      </w:sdtEndPr>
+      <w:sdtContent>
+        <w:p/>
+        <w:p/>
+        <w:p/>
+        <w:p/>
+        <w:p/>
+        <w:p/>
+        <w:p>
+          <w:pPr>
+            <w:ind w:left="1440"/>
+            <w:jc w:val="center"/>
+            <w:rPr>
+              <w:lang w:val="es-ES"/>
+            </w:rPr>
+          </w:pPr>
+          <w:r>
+            <w:rPr>
+              <w:noProof/>
+            </w:rPr>
+            <w:drawing>
+              <wp:anchor distT="0" distB="0" distL="114300" distR="114300" simplePos="0" relativeHeight="251663360" behindDoc="0" locked="0" layoutInCell="1" allowOverlap="1" wp14:anchorId="2FCC1788" wp14:editId="417811C9">
+                <wp:simplePos x="0" y="0"/>
+                <wp:positionH relativeFrom="margin">
+                  <wp:align>center</wp:align>
+                </wp:positionH>
+                <wp:positionV relativeFrom="paragraph">
+                  <wp:posOffset>8890</wp:posOffset>
+                </wp:positionV>
+                <wp:extent cx="3018155" cy="2499360"/>
+                <wp:effectExtent l="0" t="0" r="0" b="0"/>
+                <wp:wrapThrough wrapText="bothSides">
+                  <wp:wrapPolygon edited="0">
+                    <wp:start x="0" y="0"/>
+                    <wp:lineTo x="0" y="21402"/>
+                    <wp:lineTo x="21405" y="21402"/>
+                    <wp:lineTo x="21405" y="0"/>
+                    <wp:lineTo x="0" y="0"/>
+                  </wp:wrapPolygon>
+                </wp:wrapThrough>
+                <wp:docPr id="681906297" name="Imagen 4" descr="IES PERE MARIA ORTS – ESO, Batxillerat, Arts, Formació Professional"/>
+                <wp:cNvGraphicFramePr>
+                  <a:graphicFrameLocks xmlns:a="http://schemas.openxmlformats.org/drawingml/2006/main" noChangeAspect="1"/>
+                </wp:cNvGraphicFramePr>
+                <a:graphic xmlns:a="http://schemas.openxmlformats.org/drawingml/2006/main">
+                  <a:graphicData uri="http://schemas.openxmlformats.org/drawingml/2006/picture">
+                    <pic:pic xmlns:pic="http://schemas.openxmlformats.org/drawingml/2006/picture">
+                      <pic:nvPicPr>
+                        <pic:cNvPr id="0" name="Picture 10" descr="IES PERE MARIA ORTS – ESO, Batxillerat, Arts, Formació Professional"/>
+                        <pic:cNvPicPr>
+                          <a:picLocks noChangeAspect="1" noChangeArrowheads="1"/>
+                        </pic:cNvPicPr>
+                      </pic:nvPicPr>
+                      <pic:blipFill>
+                        <a:blip r:embed="rId8">
+                          <a:extLst>
+                            <a:ext uri="{28A0092B-C50C-407E-A947-70E740481C1C}">
+                              <a14:useLocalDpi xmlns:a14="http://schemas.microsoft.com/office/drawing/2010/main" val="0"/>
+                            </a:ext>
+                          </a:extLst>
+                        </a:blip>
+                        <a:srcRect/>
+                        <a:stretch>
+                          <a:fillRect/>
+                        </a:stretch>
+                      </pic:blipFill>
+                      <pic:spPr bwMode="auto">
+                        <a:xfrm>
+                          <a:off x="0" y="0"/>
+                          <a:ext cx="3018155" cy="2499360"/>
+                        </a:xfrm>
+                        <a:prstGeom prst="rect">
+                          <a:avLst/>
+                        </a:prstGeom>
+                        <a:noFill/>
+                        <a:ln>
+                          <a:noFill/>
+                        </a:ln>
+                      </pic:spPr>
+                    </pic:pic>
+                  </a:graphicData>
+                </a:graphic>
+                <wp14:sizeRelH relativeFrom="margin">
+                  <wp14:pctWidth>0</wp14:pctWidth>
+                </wp14:sizeRelH>
+                <wp14:sizeRelV relativeFrom="margin">
+                  <wp14:pctHeight>0</wp14:pctHeight>
+                </wp14:sizeRelV>
+              </wp:anchor>
+            </w:drawing>
+          </w:r>
+          <w:r>
+            <w:rPr>
+              <w:noProof/>
+            </w:rPr>
+            <mc:AlternateContent>
+              <mc:Choice Requires="wps">
+                <w:drawing>
+                  <wp:anchor distT="0" distB="0" distL="114300" distR="114300" simplePos="0" relativeHeight="251661312" behindDoc="0" locked="0" layoutInCell="1" allowOverlap="1" wp14:anchorId="4F97336D" wp14:editId="6A2520F0">
+                    <wp:simplePos x="0" y="0"/>
+                    <wp:positionH relativeFrom="page">
+                      <wp:posOffset>1135380</wp:posOffset>
+                    </wp:positionH>
+                    <wp:positionV relativeFrom="margin">
+                      <wp:posOffset>7833360</wp:posOffset>
+                    </wp:positionV>
+                    <wp:extent cx="5753100" cy="1104900"/>
+                    <wp:effectExtent l="0" t="0" r="13335" b="0"/>
+                    <wp:wrapSquare wrapText="bothSides"/>
+                    <wp:docPr id="112" name="Cuadro de texto 112"/>
+                    <wp:cNvGraphicFramePr/>
+                    <a:graphic xmlns:a="http://schemas.openxmlformats.org/drawingml/2006/main">
+                      <a:graphicData uri="http://schemas.microsoft.com/office/word/2010/wordprocessingShape">
+                        <wps:wsp>
+                          <wps:cNvSpPr txBox="1"/>
+                          <wps:spPr>
+                            <a:xfrm>
+                              <a:off x="0" y="0"/>
+                              <a:ext cx="5753100" cy="1104900"/>
+                            </a:xfrm>
+                            <a:prstGeom prst="rect">
+                              <a:avLst/>
+                            </a:prstGeom>
+                            <a:noFill/>
+                            <a:ln w="6350">
+                              <a:noFill/>
+                            </a:ln>
+                            <a:effectLst/>
+                          </wps:spPr>
+                          <wps:style>
+                            <a:lnRef idx="0">
+                              <a:schemeClr val="accent1"/>
+                            </a:lnRef>
+                            <a:fillRef idx="0">
+                              <a:schemeClr val="accent1"/>
+                            </a:fillRef>
+                            <a:effectRef idx="0">
+                              <a:schemeClr val="accent1"/>
+                            </a:effectRef>
+                            <a:fontRef idx="minor">
+                              <a:schemeClr val="dk1"/>
+                            </a:fontRef>
+                          </wps:style>
+                          <wps:txbx>
+                            <w:txbxContent>
+                              <w:sdt>
+                                <w:sdtPr>
+                                  <w:rPr>
+                                    <w:caps/>
+                                    <w:color w:val="262626" w:themeColor="text1" w:themeTint="D9"/>
+                                    <w:sz w:val="28"/>
+                                    <w:szCs w:val="28"/>
+                                    <w:lang w:val="es-ES"/>
+                                  </w:rPr>
+                                  <w:alias w:val="Autor"/>
+                                  <w:tag w:val=""/>
+                                  <w:id w:val="1901796142"/>
+                                  <w:dataBinding w:prefixMappings="xmlns:ns0='http://purl.org/dc/elements/1.1/' xmlns:ns1='http://schemas.openxmlformats.org/package/2006/metadata/core-properties' " w:xpath="/ns1:coreProperties[1]/ns0:creator[1]" w:storeItemID="{6C3C8BC8-F283-45AE-878A-BAB7291924A1}"/>
+                                  <w:text/>
+                                </w:sdtPr>
+                                <w:sdtContent>
+                                  <w:p>
+                                    <w:pPr>
+                                      <w:pStyle w:val="Sinespaciado"/>
+                                      <w:jc w:val="right"/>
+                                      <w:rPr>
+                                        <w:caps/>
+                                        <w:color w:val="262626" w:themeColor="text1" w:themeTint="D9"/>
+                                        <w:sz w:val="28"/>
+                                        <w:szCs w:val="28"/>
+                                        <w:lang w:val="es-ES"/>
+                                      </w:rPr>
+                                    </w:pPr>
+                                    <w:r>
+                                      <w:rPr>
+                                        <w:caps/>
+                                        <w:color w:val="262626" w:themeColor="text1" w:themeTint="D9"/>
+                                        <w:sz w:val="28"/>
+                                        <w:szCs w:val="28"/>
+                                        <w:lang w:val="es-ES"/>
+                                      </w:rPr>
+                                      <w:t>ASENSIO UGARRIZA, FRANCISCO</w:t>
+                                    </w:r>
+                                    <w:r>
+                                      <w:rPr>
+                                        <w:caps/>
+                                        <w:color w:val="262626" w:themeColor="text1" w:themeTint="D9"/>
+                                        <w:sz w:val="28"/>
+                                        <w:szCs w:val="28"/>
+                                        <w:lang w:val="es-ES"/>
+                                      </w:rPr>
+                                      <w:t xml:space="preserve">  </w:t>
+                                    </w:r>
+                                    <w:r>
+                                      <w:rPr>
+                                        <w:caps/>
+                                        <w:color w:val="262626" w:themeColor="text1" w:themeTint="D9"/>
+                                        <w:sz w:val="28"/>
+                                        <w:szCs w:val="28"/>
+                                        <w:lang w:val="es-ES"/>
+                                      </w:rPr>
+                                      <w:t xml:space="preserve">                                                            </w:t>
+                                    </w:r>
+                                    <w:r>
+                                      <w:rPr>
+                                        <w:caps/>
+                                        <w:color w:val="262626" w:themeColor="text1" w:themeTint="D9"/>
+                                        <w:sz w:val="28"/>
+                                        <w:szCs w:val="28"/>
+                                        <w:lang w:val="es-ES"/>
+                                      </w:rPr>
+                                      <w:t>SANTACRUE PÉREZ, Adr</w:t>
+                                    </w:r>
+                                    <w:r>
+                                      <w:rPr>
+                                        <w:caps/>
+                                        <w:color w:val="262626" w:themeColor="text1" w:themeTint="D9"/>
+                                        <w:sz w:val="28"/>
+                                        <w:szCs w:val="28"/>
+                                        <w:lang w:val="es-ES"/>
+                                      </w:rPr>
+                                      <w:t>ián                                                                                 toRRALBA sandu, mark</w:t>
+                                    </w:r>
+                                  </w:p>
+                                </w:sdtContent>
+                              </w:sdt>
+                              <w:p>
+                                <w:pPr>
+                                  <w:pStyle w:val="Sinespaciado"/>
+                                  <w:jc w:val="right"/>
+                                  <w:rPr>
+                                    <w:caps/>
+                                    <w:color w:val="262626" w:themeColor="text1" w:themeTint="D9"/>
+                                    <w:sz w:val="20"/>
+                                    <w:szCs w:val="20"/>
+                                    <w:lang w:val="es-ES"/>
+                                  </w:rPr>
+                                </w:pPr>
+                                <w:sdt>
+                                  <w:sdtPr>
+                                    <w:rPr>
+                                      <w:caps/>
+                                      <w:color w:val="262626" w:themeColor="text1" w:themeTint="D9"/>
+                                      <w:sz w:val="20"/>
+                                      <w:szCs w:val="20"/>
+                                    </w:rPr>
+                                    <w:alias w:val="Compañía"/>
+                                    <w:tag w:val=""/>
+                                    <w:id w:val="-661235724"/>
+                                    <w:dataBinding w:prefixMappings="xmlns:ns0='http://schemas.openxmlformats.org/officeDocument/2006/extended-properties' " w:xpath="/ns0:Properties[1]/ns0:Company[1]" w:storeItemID="{6668398D-A668-4E3E-A5EB-62B293D839F1}"/>
+                                    <w:text/>
+                                  </w:sdtPr>
+                                  <w:sdtContent>
+                                    <w:r>
+                                      <w:rPr>
+                                        <w:caps/>
+                                        <w:color w:val="262626" w:themeColor="text1" w:themeTint="D9"/>
+                                        <w:sz w:val="20"/>
+                                        <w:szCs w:val="20"/>
+                                      </w:rPr>
+                                      <w:t>MyFitAreana(mfa)</w:t>
+                                    </w:r>
+                                  </w:sdtContent>
+                                </w:sdt>
+                              </w:p>
+                              <w:p>
+                                <w:pPr>
+                                  <w:pStyle w:val="Sinespaciado"/>
+                                  <w:jc w:val="right"/>
+                                  <w:rPr>
+                                    <w:caps/>
+                                    <w:color w:val="262626" w:themeColor="text1" w:themeTint="D9"/>
+                                    <w:sz w:val="20"/>
+                                    <w:szCs w:val="20"/>
+                                  </w:rPr>
+                                </w:pPr>
+                              </w:p>
+                            </w:txbxContent>
+                          </wps:txbx>
+                          <wps:bodyPr rot="0" spcFirstLastPara="0" vertOverflow="overflow" horzOverflow="overflow" vert="horz" wrap="square" lIns="0" tIns="0" rIns="0" bIns="0" numCol="1" spcCol="0" rtlCol="0" fromWordArt="0" anchor="b" anchorCtr="0" forceAA="0" compatLnSpc="1">
+                            <a:prstTxWarp prst="textNoShape">
+                              <a:avLst/>
+                            </a:prstTxWarp>
+                            <a:noAutofit/>
+                          </wps:bodyPr>
+                        </wps:wsp>
+                      </a:graphicData>
+                    </a:graphic>
+                    <wp14:sizeRelH relativeFrom="page">
+                      <wp14:pctWidth>73400</wp14:pctWidth>
+                    </wp14:sizeRelH>
+                    <wp14:sizeRelV relativeFrom="page">
+                      <wp14:pctHeight>0</wp14:pctHeight>
+                    </wp14:sizeRelV>
+                  </wp:anchor>
+                </w:drawing>
+              </mc:Choice>
+              <mc:Fallback>
+                <w:pict>
+                  <v:shapetype w14:anchorId="4F97336D" id="_x0000_t202" coordsize="21600,21600" o:spt="202" path="m,l,21600r21600,l21600,xe">
+                    <v:stroke joinstyle="miter"/>
+                    <v:path gradientshapeok="t" o:connecttype="rect"/>
+                  </v:shapetype>
+                  <v:shape id="Cuadro de texto 112" o:spid="_x0000_s1026" type="#_x0000_t202" style="position:absolute;left:0;text-align:left;margin-left:89.4pt;margin-top:616.8pt;width:453pt;height:87pt;z-index:251661312;visibility:visible;mso-wrap-style:square;mso-width-percent:734;mso-height-percent:0;mso-wrap-distance-left:9pt;mso-wrap-distance-top:0;mso-wrap-distance-right:9pt;mso-wrap-distance-bottom:0;mso-position-horizontal:absolute;mso-position-horizontal-relative:page;mso-position-vertical:absolute;mso-position-vertical-relative:margin;mso-width-percent:734;mso-height-percent:0;mso-width-relative:page;mso-height-relative:page;v-text-anchor:bottom" o:gfxdata="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" filled="f" stroked="f" strokeweight=".5pt">
+                    <v:textbox inset="0,0,0,0">
+                      <w:txbxContent>
+                        <w:sdt>
+                          <w:sdtPr>
+                            <w:rPr>
+                              <w:caps/>
+                              <w:color w:val="262626" w:themeColor="text1" w:themeTint="D9"/>
+                              <w:sz w:val="28"/>
+                              <w:szCs w:val="28"/>
+                              <w:lang w:val="es-ES"/>
+                            </w:rPr>
+                            <w:alias w:val="Autor"/>
+                            <w:tag w:val=""/>
+                            <w:id w:val="1901796142"/>
+                            <w:dataBinding w:prefixMappings="xmlns:ns0='http://purl.org/dc/elements/1.1/' xmlns:ns1='http://schemas.openxmlformats.org/package/2006/metadata/core-properties' " w:xpath="/ns1:coreProperties[1]/ns0:creator[1]" w:storeItemID="{6C3C8BC8-F283-45AE-878A-BAB7291924A1}"/>
+                            <w:text/>
+                          </w:sdtPr>
+                          <w:sdtContent>
+                            <w:p>
+                              <w:pPr>
+                                <w:pStyle w:val="Sinespaciado"/>
+                                <w:jc w:val="right"/>
+                                <w:rPr>
+                                  <w:caps/>
+                                  <w:color w:val="262626" w:themeColor="text1" w:themeTint="D9"/>
+                                  <w:sz w:val="28"/>
+                                  <w:szCs w:val="28"/>
+                                  <w:lang w:val="es-ES"/>
+                                </w:rPr>
+                              </w:pPr>
+                              <w:r>
+                                <w:rPr>
+                                  <w:caps/>
+                                  <w:color w:val="262626" w:themeColor="text1" w:themeTint="D9"/>
+                                  <w:sz w:val="28"/>
+                                  <w:szCs w:val="28"/>
+                                  <w:lang w:val="es-ES"/>
+                                </w:rPr>
+                                <w:t>ASENSIO UGARRIZA, FRANCISCO</w:t>
+                              </w:r>
+                              <w:r>
+                                <w:rPr>
+                                  <w:caps/>
+                                  <w:color w:val="262626" w:themeColor="text1" w:themeTint="D9"/>
+                                  <w:sz w:val="28"/>
+                                  <w:szCs w:val="28"/>
+                                  <w:lang w:val="es-ES"/>
+                                </w:rPr>
+                                <w:t xml:space="preserve">  </w:t>
+                              </w:r>
+                              <w:r>
+                                <w:rPr>
+                                  <w:caps/>
+                                  <w:color w:val="262626" w:themeColor="text1" w:themeTint="D9"/>
+                                  <w:sz w:val="28"/>
+                                  <w:szCs w:val="28"/>
+                                  <w:lang w:val="es-ES"/>
+                                </w:rPr>
+                                <w:t xml:space="preserve">                                                            </w:t>
+                              </w:r>
+                              <w:r>
+                                <w:rPr>
+                                  <w:caps/>
+                                  <w:color w:val="262626" w:themeColor="text1" w:themeTint="D9"/>
+                                  <w:sz w:val="28"/>
+                                  <w:szCs w:val="28"/>
+                                  <w:lang w:val="es-ES"/>
+                                </w:rPr>
+                                <w:t>SANTACRUE PÉREZ, Adr</w:t>
+                              </w:r>
+                              <w:r>
+                                <w:rPr>
+                                  <w:caps/>
+                                  <w:color w:val="262626" w:themeColor="text1" w:themeTint="D9"/>
+                                  <w:sz w:val="28"/>
+                                  <w:szCs w:val="28"/>
+                                  <w:lang w:val="es-ES"/>
+                                </w:rPr>
+                                <w:t>ián                                                                                 toRRALBA sandu, mark</w:t>
+                              </w:r>
+                            </w:p>
+                          </w:sdtContent>
+                        </w:sdt>
+                        <w:p>
+                          <w:pPr>
+                            <w:pStyle w:val="Sinespaciado"/>
+                            <w:jc w:val="right"/>
+                            <w:rPr>
+                              <w:caps/>
+                              <w:color w:val="262626" w:themeColor="text1" w:themeTint="D9"/>
+                              <w:sz w:val="20"/>
+                              <w:szCs w:val="20"/>
+                              <w:lang w:val="es-ES"/>
+                            </w:rPr>
+                          </w:pPr>
+                          <w:sdt>
+                            <w:sdtPr>
+                              <w:rPr>
+                                <w:caps/>
+                                <w:color w:val="262626" w:themeColor="text1" w:themeTint="D9"/>
+                                <w:sz w:val="20"/>
+                                <w:szCs w:val="20"/>
+                              </w:rPr>
+                              <w:alias w:val="Compañía"/>
+                              <w:tag w:val=""/>
+                              <w:id w:val="-661235724"/>
+                              <w:dataBinding w:prefixMappings="xmlns:ns0='http://schemas.openxmlformats.org/officeDocument/2006/extended-properties' " w:xpath="/ns0:Properties[1]/ns0:Company[1]" w:storeItemID="{6668398D-A668-4E3E-A5EB-62B293D839F1}"/>
+                              <w:text/>
+                            </w:sdtPr>
+                            <w:sdtContent>
+                              <w:r>
+                                <w:rPr>
+                                  <w:caps/>
+                                  <w:color w:val="262626" w:themeColor="text1" w:themeTint="D9"/>
+                                  <w:sz w:val="20"/>
+                                  <w:szCs w:val="20"/>
+                                </w:rPr>
+                                <w:t>MyFitAreana(mfa)</w:t>
+                              </w:r>
+                            </w:sdtContent>
+                          </w:sdt>
+                        </w:p>
+                        <w:p>
+                          <w:pPr>
+                            <w:pStyle w:val="Sinespaciado"/>
+                            <w:jc w:val="right"/>
+                            <w:rPr>
+                              <w:caps/>
+                              <w:color w:val="262626" w:themeColor="text1" w:themeTint="D9"/>
+                              <w:sz w:val="20"/>
+                              <w:szCs w:val="20"/>
+                            </w:rPr>
+                          </w:pPr>
+                        </w:p>
+                      </w:txbxContent>
+                    </v:textbox>
+                    <w10:wrap type="square" anchorx="page" anchory="margin"/>
+                  </v:shape>
+                </w:pict>
+              </mc:Fallback>
+            </mc:AlternateContent>
+          </w:r>
+          <w:r>
+            <w:rPr>
+              <w:noProof/>
+            </w:rPr>
+            <mc:AlternateContent>
+              <mc:Choice Requires="wps">
+                <w:drawing>
+                  <wp:anchor distT="0" distB="0" distL="114300" distR="114300" simplePos="0" relativeHeight="251662336" behindDoc="0" locked="0" layoutInCell="1" allowOverlap="1" wp14:anchorId="7AEAF6DC" wp14:editId="325623A5">
+                    <wp:simplePos x="0" y="0"/>
+                    <mc:AlternateContent>
+                      <mc:Choice Requires="wp14">
+                        <wp:positionH relativeFrom="page">
+                          <wp14:pctPosHOffset>15000</wp14:pctPosHOffset>
+                        </wp:positionH>
+                      </mc:Choice>
+                      <mc:Fallback>
+                        <wp:positionH relativeFrom="page">
+                          <wp:posOffset>1133475</wp:posOffset>
+                        </wp:positionH>
+                      </mc:Fallback>
+                    </mc:AlternateContent>
+                    <mc:AlternateContent>
+                      <mc:Choice Requires="wp14">
+                        <wp:positionV relativeFrom="page">
+                          <wp14:pctPosVOffset>9100</wp14:pctPosVOffset>
+                        </wp:positionV>
+                      </mc:Choice>
+                      <mc:Fallback>
+                        <wp:positionV relativeFrom="page">
+                          <wp:posOffset>972820</wp:posOffset>
+                        </wp:positionV>
+                      </mc:Fallback>
+                    </mc:AlternateContent>
+                    <wp:extent cx="3660775" cy="3651250"/>
+                    <wp:effectExtent l="0" t="0" r="10160" b="7620"/>
+                    <wp:wrapSquare wrapText="bothSides"/>
+                    <wp:docPr id="111" name="Cuadro de texto 111"/>
+                    <wp:cNvGraphicFramePr/>
+                    <a:graphic xmlns:a="http://schemas.openxmlformats.org/drawingml/2006/main">
+                      <a:graphicData uri="http://schemas.microsoft.com/office/word/2010/wordprocessingShape">
+                        <wps:wsp>
+                          <wps:cNvSpPr txBox="1"/>
+                          <wps:spPr>
+                            <a:xfrm>
+                              <a:off x="0" y="0"/>
+                              <a:ext cx="3660775" cy="3651250"/>
+                            </a:xfrm>
+                            <a:prstGeom prst="rect">
+                              <a:avLst/>
+                            </a:prstGeom>
+                            <a:noFill/>
+                            <a:ln w="6350">
+                              <a:noFill/>
+                            </a:ln>
+                            <a:effectLst/>
+                          </wps:spPr>
+                          <wps:style>
+                            <a:lnRef idx="0">
+                              <a:schemeClr val="accent1"/>
+                            </a:lnRef>
+                            <a:fillRef idx="0">
+                              <a:schemeClr val="accent1"/>
+                            </a:fillRef>
+                            <a:effectRef idx="0">
+                              <a:schemeClr val="accent1"/>
+                            </a:effectRef>
+                            <a:fontRef idx="minor">
+                              <a:schemeClr val="dk1"/>
+                            </a:fontRef>
+                          </wps:style>
+                          <wps:txbx>
+                            <w:txbxContent>
+                              <w:sdt>
+                                <w:sdtPr>
+                                  <w:rPr>
+                                    <w:caps/>
+                                    <w:color w:val="0A1D30" w:themeColor="text2" w:themeShade="BF"/>
+                                    <w:sz w:val="40"/>
+                                    <w:szCs w:val="40"/>
+                                  </w:rPr>
+                                  <w:alias w:val="Fecha de publicación"/>
+                                  <w:tag w:val=""/>
+                                  <w:id w:val="400952559"/>
+                                  <w:dataBinding w:prefixMappings="xmlns:ns0='http://schemas.microsoft.com/office/2006/coverPageProps' " w:xpath="/ns0:CoverPageProperties[1]/ns0:PublishDate[1]" w:storeItemID="{55AF091B-3C7A-41E3-B477-F2FDAA23CFDA}"/>
+                                  <w:date w:fullDate="2026-05-28T00:00:00Z">
+                                    <w:dateFormat w:val="d 'de' MMMM 'de' yyyy"/>
+                                    <w:lid w:val="es-ES"/>
+                                    <w:storeMappedDataAs w:val="dateTime"/>
+                                    <w:calendar w:val="gregorian"/>
+                                  </w:date>
+                                </w:sdtPr>
+                                <w:sdtContent>
+                                  <w:p>
+                                    <w:pPr>
+                                      <w:pStyle w:val="Sinespaciado"/>
+                                      <w:jc w:val="right"/>
+                                      <w:rPr>
+                                        <w:caps/>
+                                        <w:color w:val="0A1D30" w:themeColor="text2" w:themeShade="BF"/>
+                                        <w:sz w:val="40"/>
+                                        <w:szCs w:val="40"/>
+                                      </w:rPr>
+                                    </w:pPr>
+                                    <w:r>
+                                      <w:rPr>
+                                        <w:caps/>
+                                        <w:color w:val="0A1D30" w:themeColor="text2" w:themeShade="BF"/>
+                                        <w:sz w:val="40"/>
+                                        <w:szCs w:val="40"/>
+                                        <w:lang w:val="es-ES"/>
+                                      </w:rPr>
+                                      <w:t>28 de mayo de 2026</w:t>
+                                    </w:r>
+                                  </w:p>
+                                </w:sdtContent>
+                              </w:sdt>
+                            </w:txbxContent>
+                          </wps:txbx>
+                          <wps:bodyPr rot="0" spcFirstLastPara="0" vertOverflow="overflow" horzOverflow="overflow" vert="horz" wrap="square" lIns="0" tIns="0" rIns="0" bIns="0" numCol="1" spcCol="0" rtlCol="0" fromWordArt="0" anchor="b" anchorCtr="0" forceAA="0" compatLnSpc="1">
+                            <a:prstTxWarp prst="textNoShape">
+                              <a:avLst/>
+                            </a:prstTxWarp>
+                            <a:spAutoFit/>
+                          </wps:bodyPr>
+                        </wps:wsp>
+                      </a:graphicData>
+                    </a:graphic>
+                    <wp14:sizeRelH relativeFrom="page">
+                      <wp14:pctWidth>73400</wp14:pctWidth>
+                    </wp14:sizeRelH>
+                    <wp14:sizeRelV relativeFrom="page">
+                      <wp14:pctHeight>36300</wp14:pctHeight>
+                    </wp14:sizeRelV>
+                  </wp:anchor>
+                </w:drawing>
+              </mc:Choice>
+              <mc:Fallback>
+                <w:pict>
+                  <v:shape w14:anchorId="7AEAF6DC" id="Cuadro de texto 111" o:spid="_x0000_s1027" type="#_x0000_t202" style="position:absolute;left:0;text-align:left;margin-left:0;margin-top:0;width:288.25pt;height:287.5pt;z-index:251662336;visibility:visible;mso-wrap-style:square;mso-width-percent:734;mso-height-percent:363;mso-left-percent:150;mso-top-percent:91;mso-wrap-distance-left:9pt;mso-wrap-distance-top:0;mso-wrap-distance-right:9pt;mso-wrap-distance-bottom:0;mso-position-horizontal-relative:page;mso-position-vertical-relative:page;mso-width-percent:734;mso-height-percent:363;mso-left-percent:150;mso-top-percent:91;mso-width-relative:page;mso-height-relative:page;v-text-anchor:bottom" o:gfxdata="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" filled="f" stroked="f" strokeweight=".5pt">
+                    <v:textbox style="mso-fit-shape-to-text:t" inset="0,0,0,0">
+                      <w:txbxContent>
+                        <w:sdt>
+                          <w:sdtPr>
+                            <w:rPr>
+                              <w:caps/>
+                              <w:color w:val="0A1D30" w:themeColor="text2" w:themeShade="BF"/>
+                              <w:sz w:val="40"/>
+                              <w:szCs w:val="40"/>
+                            </w:rPr>
+                            <w:alias w:val="Fecha de publicación"/>
+                            <w:tag w:val=""/>
+                            <w:id w:val="400952559"/>
+                            <w:dataBinding w:prefixMappings="xmlns:ns0='http://schemas.microsoft.com/office/2006/coverPageProps' " w:xpath="/ns0:CoverPageProperties[1]/ns0:PublishDate[1]" w:storeItemID="{55AF091B-3C7A-41E3-B477-F2FDAA23CFDA}"/>
+                            <w:date w:fullDate="2026-05-28T00:00:00Z">
+                              <w:dateFormat w:val="d 'de' MMMM 'de' yyyy"/>
+                              <w:lid w:val="es-ES"/>
+                              <w:storeMappedDataAs w:val="dateTime"/>
+                              <w:calendar w:val="gregorian"/>
+                            </w:date>
+                          </w:sdtPr>
+                          <w:sdtContent>
+                            <w:p>
+                              <w:pPr>
+                                <w:pStyle w:val="Sinespaciado"/>
+                                <w:jc w:val="right"/>
+                                <w:rPr>
+                                  <w:caps/>
+                                  <w:color w:val="0A1D30" w:themeColor="text2" w:themeShade="BF"/>
+                                  <w:sz w:val="40"/>
+                                  <w:szCs w:val="40"/>
+                                </w:rPr>
+                              </w:pPr>
+                              <w:r>
+                                <w:rPr>
+                                  <w:caps/>
+                                  <w:color w:val="0A1D30" w:themeColor="text2" w:themeShade="BF"/>
+                                  <w:sz w:val="40"/>
+                                  <w:szCs w:val="40"/>
+                                  <w:lang w:val="es-ES"/>
+                                </w:rPr>
+                                <w:t>28 de mayo de 2026</w:t>
+                              </w:r>
+                            </w:p>
+                          </w:sdtContent>
+                        </w:sdt>
+                      </w:txbxContent>
+                    </v:textbox>
+                    <w10:wrap type="square" anchorx="page" anchory="page"/>
+                  </v:shape>
+                </w:pict>
+              </mc:Fallback>
+            </mc:AlternateContent>
+          </w:r>
+          <w:r>
+            <w:rPr>
+              <w:noProof/>
+            </w:rPr>
+            <mc:AlternateContent>
+              <mc:Choice Requires="wps">
+                <w:drawing>
+                  <wp:anchor distT="0" distB="0" distL="114300" distR="114300" simplePos="0" relativeHeight="251660288" behindDoc="0" locked="0" layoutInCell="1" allowOverlap="1" wp14:anchorId="75ED0E66" wp14:editId="549813C7">
+                    <wp:simplePos x="0" y="0"/>
+                    <mc:AlternateContent>
+                      <mc:Choice Requires="wp14">
+                        <wp:positionH relativeFrom="page">
+                          <wp14:pctPosHOffset>15000</wp14:pctPosHOffset>
+                        </wp:positionH>
+                      </mc:Choice>
+                      <mc:Fallback>
+                        <wp:positionH relativeFrom="page">
+                          <wp:posOffset>1133475</wp:posOffset>
+                        </wp:positionH>
+                      </mc:Fallback>
+                    </mc:AlternateContent>
+                    <mc:AlternateContent>
+                      <mc:Choice Requires="wp14">
+                        <wp:positionV relativeFrom="page">
+                          <wp14:pctPosVOffset>45500</wp14:pctPosVOffset>
+                        </wp:positionV>
+                      </mc:Choice>
+                      <mc:Fallback>
+                        <wp:positionV relativeFrom="page">
+                          <wp:posOffset>4864735</wp:posOffset>
+                        </wp:positionV>
+                      </mc:Fallback>
+                    </mc:AlternateContent>
+                    <wp:extent cx="5753100" cy="525780"/>
+                    <wp:effectExtent l="0" t="0" r="10160" b="6350"/>
+                    <wp:wrapSquare wrapText="bothSides"/>
+                    <wp:docPr id="113" name="Cuadro de texto 113"/>
+                    <wp:cNvGraphicFramePr/>
+                    <a:graphic xmlns:a="http://schemas.openxmlformats.org/drawingml/2006/main">
+                      <a:graphicData uri="http://schemas.microsoft.com/office/word/2010/wordprocessingShape">
+                        <wps:wsp>
+                          <wps:cNvSpPr txBox="1"/>
+                          <wps:spPr>
+                            <a:xfrm>
+                              <a:off x="0" y="0"/>
+                              <a:ext cx="5753100" cy="525780"/>
+                            </a:xfrm>
+                            <a:prstGeom prst="rect">
+                              <a:avLst/>
+                            </a:prstGeom>
+                            <a:noFill/>
+                            <a:ln w="6350">
+                              <a:noFill/>
+                            </a:ln>
+                            <a:effectLst/>
+                          </wps:spPr>
+                          <wps:style>
+                            <a:lnRef idx="0">
+                              <a:schemeClr val="accent1"/>
+                            </a:lnRef>
+                            <a:fillRef idx="0">
+                              <a:schemeClr val="accent1"/>
+                            </a:fillRef>
+                            <a:effectRef idx="0">
+                              <a:schemeClr val="accent1"/>
+                            </a:effectRef>
+                            <a:fontRef idx="minor">
+                              <a:schemeClr val="dk1"/>
+                            </a:fontRef>
+                          </wps:style>
+                          <wps:txbx>
+                            <w:txbxContent>
+                              <w:p>
+                                <w:pPr>
+                                  <w:pStyle w:val="Sinespaciado"/>
+                                  <w:jc w:val="right"/>
+                                  <w:rPr>
+                                    <w:caps/>
+                                    <w:color w:val="0A1D30" w:themeColor="text2" w:themeShade="BF"/>
+                                    <w:sz w:val="52"/>
+                                    <w:szCs w:val="52"/>
+                                    <w:lang w:val="es-ES"/>
+                                  </w:rPr>
+                                </w:pPr>
+                                <w:sdt>
+                                  <w:sdtPr>
+                                    <w:rPr>
+                                      <w:caps/>
+                                      <w:color w:val="0A1D30" w:themeColor="text2" w:themeShade="BF"/>
+                                      <w:sz w:val="52"/>
+                                      <w:szCs w:val="52"/>
+                                    </w:rPr>
+                                    <w:alias w:val="Título"/>
+                                    <w:tag w:val=""/>
+                                    <w:id w:val="-1315561441"/>
+                                    <w:dataBinding w:prefixMappings="xmlns:ns0='http://purl.org/dc/elements/1.1/' xmlns:ns1='http://schemas.openxmlformats.org/package/2006/metadata/core-properties' " w:xpath="/ns1:coreProperties[1]/ns0:title[1]" w:storeItemID="{6C3C8BC8-F283-45AE-878A-BAB7291924A1}"/>
+                                    <w:text w:multiLine="1"/>
+                                  </w:sdtPr>
+                                  <w:sdtContent>
+                                    <w:r>
+                                      <w:rPr>
+                                        <w:caps/>
+                                        <w:color w:val="0A1D30" w:themeColor="text2" w:themeShade="BF"/>
+                                        <w:sz w:val="52"/>
+                                        <w:szCs w:val="52"/>
+                                      </w:rPr>
+                                      <w:t>PROYECTO ITERMODULAR</w:t>
+                                    </w:r>
+                                  </w:sdtContent>
+                                </w:sdt>
+                              </w:p>
+                              <w:sdt>
+                                <w:sdtPr>
+                                  <w:rPr>
+                                    <w:smallCaps/>
+                                    <w:color w:val="0E2841" w:themeColor="text2"/>
+                                    <w:sz w:val="36"/>
+                                    <w:szCs w:val="36"/>
+                                  </w:rPr>
+                                  <w:alias w:val="Subtítulo"/>
+                                  <w:tag w:val=""/>
+                                  <w:id w:val="1615247542"/>
+                                  <w:dataBinding w:prefixMappings="xmlns:ns0='http://purl.org/dc/elements/1.1/' xmlns:ns1='http://schemas.openxmlformats.org/package/2006/metadata/core-properties' " w:xpath="/ns1:coreProperties[1]/ns0:subject[1]" w:storeItemID="{6C3C8BC8-F283-45AE-878A-BAB7291924A1}"/>
+                                  <w:text/>
+                                </w:sdtPr>
+                                <w:sdtContent>
+                                  <w:p>
+                                    <w:pPr>
+                                      <w:pStyle w:val="Sinespaciado"/>
+                                      <w:jc w:val="right"/>
+                                      <w:rPr>
+                                        <w:smallCaps/>
+                                        <w:color w:val="0E2841" w:themeColor="text2"/>
+                                        <w:sz w:val="36"/>
+                                        <w:szCs w:val="36"/>
+                                        <w:lang w:val="es-ES"/>
+                                      </w:rPr>
+                                    </w:pPr>
+                                    <w:r>
+                                      <w:rPr>
+                                        <w:smallCaps/>
+                                        <w:color w:val="0E2841" w:themeColor="text2"/>
+                                        <w:sz w:val="36"/>
+                                        <w:szCs w:val="36"/>
+                                      </w:rPr>
+                                      <w:t>IPO I</w:t>
+                                    </w:r>
+                                    <w:r>
+                                      <w:rPr>
+                                        <w:smallCaps/>
+                                        <w:color w:val="0E2841" w:themeColor="text2"/>
+                                        <w:sz w:val="36"/>
+                                        <w:szCs w:val="36"/>
+                                      </w:rPr>
+                                      <w:t xml:space="preserve"> </w:t>
+                                    </w:r>
+                                  </w:p>
+                                </w:sdtContent>
+                              </w:sdt>
+                            </w:txbxContent>
+                          </wps:txbx>
+                          <wps:bodyPr rot="0" spcFirstLastPara="0" vertOverflow="overflow" horzOverflow="overflow" vert="horz" wrap="square" lIns="0" tIns="0" rIns="0" bIns="0" numCol="1" spcCol="0" rtlCol="0" fromWordArt="0" anchor="b" anchorCtr="0" forceAA="0" compatLnSpc="1">
+                            <a:prstTxWarp prst="textNoShape">
+                              <a:avLst/>
+                            </a:prstTxWarp>
+                            <a:noAutofit/>
+                          </wps:bodyPr>
+                        </wps:wsp>
+                      </a:graphicData>
+                    </a:graphic>
+                    <wp14:sizeRelH relativeFrom="page">
+                      <wp14:pctWidth>73400</wp14:pctWidth>
+                    </wp14:sizeRelH>
+                    <wp14:sizeRelV relativeFrom="page">
+                      <wp14:pctHeight>36300</wp14:pctHeight>
+                    </wp14:sizeRelV>
+                  </wp:anchor>
+                </w:drawing>
+              </mc:Choice>
+              <mc:Fallback>
+                <w:pict>
+                  <v:shape w14:anchorId="75ED0E66" id="Cuadro de texto 113" o:spid="_x0000_s1028" type="#_x0000_t202" style="position:absolute;left:0;text-align:left;margin-left:0;margin-top:0;width:453pt;height:41.4pt;z-index:251660288;visibility:visible;mso-wrap-style:square;mso-width-percent:734;mso-height-percent:363;mso-left-percent:150;mso-top-percent:455;mso-wrap-distance-left:9pt;mso-wrap-distance-top:0;mso-wrap-distance-right:9pt;mso-wrap-distance-bottom:0;mso-position-horizontal-relative:page;mso-position-vertical-relative:page;mso-width-percent:734;mso-height-percent:363;mso-left-percent:150;mso-top-percent:455;mso-width-relative:page;mso-height-relative:page;v-text-anchor:bottom" o:gfxdata="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" filled="f" stroked="f" strokeweight=".5pt">
+                    <v:textbox inset="0,0,0,0">
+                      <w:txbxContent>
+                        <w:p>
+                          <w:pPr>
+                            <w:pStyle w:val="Sinespaciado"/>
+                            <w:jc w:val="right"/>
+                            <w:rPr>
+                              <w:caps/>
+                              <w:color w:val="0A1D30" w:themeColor="text2" w:themeShade="BF"/>
+                              <w:sz w:val="52"/>
+                              <w:szCs w:val="52"/>
+                              <w:lang w:val="es-ES"/>
+                            </w:rPr>
+                          </w:pPr>
+                          <w:sdt>
+                            <w:sdtPr>
+                              <w:rPr>
+                                <w:caps/>
+                                <w:color w:val="0A1D30" w:themeColor="text2" w:themeShade="BF"/>
+                                <w:sz w:val="52"/>
+                                <w:szCs w:val="52"/>
+                              </w:rPr>
+                              <w:alias w:val="Título"/>
+                              <w:tag w:val=""/>
+                              <w:id w:val="-1315561441"/>
+                              <w:dataBinding w:prefixMappings="xmlns:ns0='http://purl.org/dc/elements/1.1/' xmlns:ns1='http://schemas.openxmlformats.org/package/2006/metadata/core-properties' " w:xpath="/ns1:coreProperties[1]/ns0:title[1]" w:storeItemID="{6C3C8BC8-F283-45AE-878A-BAB7291924A1}"/>
+                              <w:text w:multiLine="1"/>
+                            </w:sdtPr>
+                            <w:sdtContent>
+                              <w:r>
+                                <w:rPr>
+                                  <w:caps/>
+                                  <w:color w:val="0A1D30" w:themeColor="text2" w:themeShade="BF"/>
+                                  <w:sz w:val="52"/>
+                                  <w:szCs w:val="52"/>
+                                </w:rPr>
+                                <w:t>PROYECTO ITERMODULAR</w:t>
+                              </w:r>
+                            </w:sdtContent>
+                          </w:sdt>
+                        </w:p>
+                        <w:sdt>
+                          <w:sdtPr>
+                            <w:rPr>
+                              <w:smallCaps/>
+                              <w:color w:val="0E2841" w:themeColor="text2"/>
+                              <w:sz w:val="36"/>
+                              <w:szCs w:val="36"/>
+                            </w:rPr>
+                            <w:alias w:val="Subtítulo"/>
+                            <w:tag w:val=""/>
+                            <w:id w:val="1615247542"/>
+                            <w:dataBinding w:prefixMappings="xmlns:ns0='http://purl.org/dc/elements/1.1/' xmlns:ns1='http://schemas.openxmlformats.org/package/2006/metadata/core-properties' " w:xpath="/ns1:coreProperties[1]/ns0:subject[1]" w:storeItemID="{6C3C8BC8-F283-45AE-878A-BAB7291924A1}"/>
+                            <w:text/>
+                          </w:sdtPr>
+                          <w:sdtContent>
+                            <w:p>
+                              <w:pPr>
+                                <w:pStyle w:val="Sinespaciado"/>
+                                <w:jc w:val="right"/>
+                                <w:rPr>
+                                  <w:smallCaps/>
+                                  <w:color w:val="0E2841" w:themeColor="text2"/>
+                                  <w:sz w:val="36"/>
+                                  <w:szCs w:val="36"/>
+                                  <w:lang w:val="es-ES"/>
+                                </w:rPr>
+                              </w:pPr>
+                              <w:r>
+                                <w:rPr>
+                                  <w:smallCaps/>
+                                  <w:color w:val="0E2841" w:themeColor="text2"/>
+                                  <w:sz w:val="36"/>
+                                  <w:szCs w:val="36"/>
+                                </w:rPr>
+                                <w:t>IPO I</w:t>
+                              </w:r>
+                              <w:r>
+                                <w:rPr>
+                                  <w:smallCaps/>
+                                  <w:color w:val="0E2841" w:themeColor="text2"/>
+                                  <w:sz w:val="36"/>
+                                  <w:szCs w:val="36"/>
+                                </w:rPr>
+                                <w:t xml:space="preserve"> </w:t>
+                              </w:r>
+                            </w:p>
+                          </w:sdtContent>
+                        </w:sdt>
+                      </w:txbxContent>
+                    </v:textbox>
+                    <w10:wrap type="square" anchorx="page" anchory="page"/>
+                  </v:shape>
+                </w:pict>
+              </mc:Fallback>
+            </mc:AlternateContent>
+          </w:r>
+          <w:r>
+            <w:rPr>
+              <w:noProof/>
+            </w:rPr>
+            <mc:AlternateContent>
+              <mc:Choice Requires="wpg">
+                <w:drawing>
+                  <wp:anchor distT="0" distB="0" distL="114300" distR="114300" simplePos="0" relativeHeight="251659264" behindDoc="0" locked="0" layoutInCell="1" allowOverlap="1" wp14:anchorId="320B4B59" wp14:editId="7656614E">
+                    <wp:simplePos x="0" y="0"/>
+                    <mc:AlternateContent>
+                      <mc:Choice Requires="wp14">
+                        <wp:positionH relativeFrom="page">
+                          <wp14:pctPosHOffset>4500</wp14:pctPosHOffset>
+                        </wp:positionH>
+                      </mc:Choice>
+                      <mc:Fallback>
+                        <wp:positionH relativeFrom="page">
+                          <wp:posOffset>339725</wp:posOffset>
+                        </wp:positionH>
+                      </mc:Fallback>
+                    </mc:AlternateContent>
+                    <wp:positionV relativeFrom="page">
+                      <wp:align>center</wp:align>
+                    </wp:positionV>
+                    <wp:extent cx="228600" cy="9144000"/>
+                    <wp:effectExtent l="0" t="0" r="3175" b="635"/>
+                    <wp:wrapNone/>
+                    <wp:docPr id="114" name="Grupo 115"/>
+                    <wp:cNvGraphicFramePr/>
+                    <a:graphic xmlns:a="http://schemas.openxmlformats.org/drawingml/2006/main">
+                      <a:graphicData uri="http://schemas.microsoft.com/office/word/2010/wordprocessingGroup">
+                        <wpg:wgp>
+                          <wpg:cNvGrpSpPr/>
+                          <wpg:grpSpPr>
+                            <a:xfrm>
+                              <a:off x="0" y="0"/>
+                              <a:ext cx="228600" cy="9144000"/>
+                              <a:chOff x="0" y="0"/>
+                              <a:chExt cx="228600" cy="9144000"/>
+                            </a:xfrm>
+                          </wpg:grpSpPr>
+                          <wps:wsp>
+                            <wps:cNvPr id="115" name="Rectángulo 115"/>
+                            <wps:cNvSpPr/>
+                            <wps:spPr>
+                              <a:xfrm>
+                                <a:off x="0" y="0"/>
+                                <a:ext cx="228600" cy="8782050"/>
+                              </a:xfrm>
+                              <a:prstGeom prst="rect">
+                                <a:avLst/>
+                              </a:prstGeom>
+                              <a:solidFill>
+                                <a:schemeClr val="accent2"/>
+                              </a:solidFill>
+                              <a:ln>
+                                <a:noFill/>
+                              </a:ln>
+                            </wps:spPr>
+                            <wps:style>
+                              <a:lnRef idx="2">
+                                <a:schemeClr val="accent1">
+                                  <a:shade val="50000"/>
+                                </a:schemeClr>
+                              </a:lnRef>
+                              <a:fillRef idx="1">
+                                <a:schemeClr val="accent1"/>
+                              </a:fillRef>
+                              <a:effectRef idx="0">
+                                <a:schemeClr val="accent1"/>
+                              </a:effectRef>
+                              <a:fontRef idx="minor">
+                                <a:schemeClr val="lt1"/>
+                              </a:fontRef>
+                            </wps:style>
+                            <wps:bodyPr rot="0" spcFirstLastPara="0" vertOverflow="overflow" horzOverflow="overflow" vert="horz" wrap="square" lIns="91440" tIns="45720" rIns="91440" bIns="45720" numCol="1" spcCol="0" rtlCol="0" fromWordArt="0" anchor="ctr" anchorCtr="0" forceAA="0" compatLnSpc="1">
+                              <a:prstTxWarp prst="textNoShape">
+                                <a:avLst/>
+                              </a:prstTxWarp>
+                              <a:noAutofit/>
+                            </wps:bodyPr>
+                          </wps:wsp>
+                          <wps:wsp>
+                            <wps:cNvPr id="116" name="Rectángulo 116"/>
+                            <wps:cNvSpPr>
+                              <a:spLocks noChangeAspect="1"/>
+                            </wps:cNvSpPr>
+                            <wps:spPr>
+                              <a:xfrm>
+                                <a:off x="0" y="8915400"/>
+                                <a:ext cx="228600" cy="228600"/>
+                              </a:xfrm>
+                              <a:prstGeom prst="rect">
+                                <a:avLst/>
+                              </a:prstGeom>
+                              <a:solidFill>
+                                <a:schemeClr val="accent1"/>
+                              </a:solidFill>
+                              <a:ln>
+                                <a:noFill/>
+                              </a:ln>
+                            </wps:spPr>
+                            <wps:style>
+                              <a:lnRef idx="2">
+                                <a:schemeClr val="accent1">
+                                  <a:shade val="50000"/>
+                                </a:schemeClr>
+                              </a:lnRef>
+                              <a:fillRef idx="1">
+                                <a:schemeClr val="accent1"/>
+                              </a:fillRef>
+                              <a:effectRef idx="0">
+                                <a:schemeClr val="accent1"/>
+                              </a:effectRef>
+                              <a:fontRef idx="minor">
+                                <a:schemeClr val="lt1"/>
+                              </a:fontRef>
+                            </wps:style>
+                            <wps:bodyPr rot="0" spcFirstLastPara="0" vertOverflow="overflow" horzOverflow="overflow" vert="horz" wrap="square" lIns="91440" tIns="45720" rIns="91440" bIns="45720" numCol="1" spcCol="0" rtlCol="0" fromWordArt="0" anchor="ctr" anchorCtr="0" forceAA="0" compatLnSpc="1">
+                              <a:prstTxWarp prst="textNoShape">
+                                <a:avLst/>
+                              </a:prstTxWarp>
+                              <a:noAutofit/>
+                            </wps:bodyPr>
+                          </wps:wsp>
+                        </wpg:wgp>
+                      </a:graphicData>
+                    </a:graphic>
+                    <wp14:sizeRelH relativeFrom="page">
+                      <wp14:pctWidth>2900</wp14:pctWidth>
+                    </wp14:sizeRelH>
+                    <wp14:sizeRelV relativeFrom="page">
+                      <wp14:pctHeight>90900</wp14:pctHeight>
+                    </wp14:sizeRelV>
+                  </wp:anchor>
+                </w:drawing>
+              </mc:Choice>
+              <mc:Fallback>
+                <w:pict>
+                  <v:group w14:anchorId="6E0028E4" id="Grupo 115" o:spid="_x0000_s1026" style="position:absolute;margin-left:0;margin-top:0;width:18pt;height:10in;z-index:251659264;mso-width-percent:29;mso-height-percent:909;mso-left-percent:45;mso-position-horizontal-relative:page;mso-position-vertical:center;mso-position-vertical-relative:page;mso-width-percent:29;mso-height-percent:909;mso-left-percent:45" coordsize="2286,91440" o:gfxdata="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">
+                    <v:rect id="Rectángulo 115" o:spid="_x0000_s1027" style="position:absolute;width:2286;height:87820;visibility:visible;mso-wrap-style:square;v-text-anchor:middle" o:gfxdata="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" fillcolor="#e97132 [3205]" stroked="f" strokeweight="1.5pt"/>
+                    <v:rect id="Rectángulo 116" o:spid="_x0000_s1028" style="position:absolute;top:89154;width:2286;height:2286;visibility:visible;mso-wrap-style:square;v-text-anchor:middle" o:gfxdata="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" fillcolor="#156082 [3204]" stroked="f" strokeweight="1.5pt">
+                      <o:lock v:ext="edit" aspectratio="t"/>
+                    </v:rect>
+                    <w10:wrap anchorx="page" anchory="page"/>
+                  </v:group>
+                </w:pict>
+              </mc:Fallback>
+            </mc:AlternateContent>
+          </w:r>
+          <w:r>
+            <w:rPr>
+              <w:lang w:val="es-ES"/>
+            </w:rPr>
+            <w:br w:type="page"/>
+          </w:r>
+        </w:p>
+      </w:sdtContent>
+    </w:sdt>
+    <w:p>
+      <w:pPr>
+        <w:rPr>
+          <w:rFonts w:ascii="Garamond" w:hAnsi="Garamond"/>
+          <w:sz w:val="48"/>
+          <w:szCs w:val="48"/>
+          <w:lang w:val="es-ES"/>
+        </w:rPr>
+      </w:pPr>
+      <w:r>
+        <w:rPr>
+          <w:rFonts w:ascii="Garamond" w:hAnsi="Garamond"/>
+          <w:sz w:val="48"/>
+          <w:szCs w:val="48"/>
           <w:lang w:val="es-ES"/>
         </w:rPr>
         <w:lastRenderedPageBreak/>
@@ -221,76 +1114,184 @@
     <w:p>
       <w:pPr>
         <w:rPr>
-          <w:lang w:val="es-ES"/>
-        </w:rPr>
-      </w:pPr>
-    </w:p>
-    <w:p>
-      <w:pPr>
-        <w:rPr>
-          <w:lang w:val="es-ES"/>
-        </w:rPr>
-      </w:pPr>
-    </w:p>
-    <w:p>
-      <w:pPr>
-        <w:rPr>
-          <w:lang w:val="es-ES"/>
-        </w:rPr>
-      </w:pPr>
-    </w:p>
-    <w:p>
-      <w:pPr>
-        <w:rPr>
-          <w:lang w:val="es-ES"/>
-        </w:rPr>
-      </w:pPr>
-    </w:p>
-    <w:p>
-      <w:pPr>
-        <w:rPr>
-          <w:lang w:val="es-ES"/>
-        </w:rPr>
-      </w:pPr>
-    </w:p>
-    <w:p>
-      <w:pPr>
-        <w:rPr>
-          <w:lang w:val="es-ES"/>
-        </w:rPr>
-      </w:pPr>
-    </w:p>
-    <w:p>
-      <w:pPr>
-        <w:rPr>
-          <w:lang w:val="es-ES"/>
-        </w:rPr>
-      </w:pPr>
-    </w:p>
-    <w:p>
-      <w:pPr>
-        <w:rPr>
-          <w:lang w:val="es-ES"/>
-        </w:rPr>
-      </w:pPr>
-    </w:p>
-    <w:p>
-      <w:pPr>
-        <w:rPr>
-          <w:lang w:val="es-ES"/>
-        </w:rPr>
-      </w:pPr>
-    </w:p>
-    <w:p>
-      <w:pPr>
-        <w:rPr>
-          <w:lang w:val="es-ES"/>
-        </w:rPr>
-      </w:pPr>
-    </w:p>
-    <w:p>
-      <w:pPr>
-        <w:rPr>
+          <w:rFonts w:ascii="Georgia" w:hAnsi="Georgia"/>
+          <w:lang w:val="es-ES"/>
+        </w:rPr>
+      </w:pPr>
+      <w:r>
+        <w:rPr>
+          <w:rFonts w:ascii="Georgia" w:hAnsi="Georgia"/>
+          <w:lang w:val="es-ES"/>
+        </w:rPr>
+        <w:t>O.</w:t>
+      </w:r>
+      <w:r>
+        <w:rPr>
+          <w:rFonts w:ascii="Georgia" w:hAnsi="Georgia"/>
+          <w:lang w:val="es-ES"/>
+        </w:rPr>
+        <w:t xml:space="preserve"> I</w:t>
+      </w:r>
+      <w:r>
+        <w:rPr>
+          <w:rFonts w:ascii="Georgia" w:hAnsi="Georgia"/>
+          <w:lang w:val="es-ES"/>
+        </w:rPr>
+        <w:t>NTRODUCCIÓN……………………………………………………………………………</w:t>
+      </w:r>
+      <w:r>
+        <w:rPr>
+          <w:rFonts w:ascii="Georgia" w:hAnsi="Georgia"/>
+          <w:lang w:val="es-ES"/>
+        </w:rPr>
+        <w:t>……. pág.2</w:t>
+      </w:r>
+    </w:p>
+    <w:p>
+      <w:pPr>
+        <w:rPr>
+          <w:rFonts w:ascii="Georgia" w:hAnsi="Georgia"/>
+          <w:lang w:val="es-ES"/>
+        </w:rPr>
+      </w:pPr>
+      <w:r>
+        <w:rPr>
+          <w:rFonts w:ascii="Georgia" w:hAnsi="Georgia"/>
+          <w:lang w:val="es-ES"/>
+        </w:rPr>
+        <w:t xml:space="preserve">1. </w:t>
+      </w:r>
+      <w:r>
+        <w:rPr>
+          <w:rFonts w:ascii="Georgia" w:hAnsi="Georgia"/>
+          <w:lang w:val="es-ES"/>
+        </w:rPr>
+        <w:t>LUGAR DE TRABAJO………………………………………………………………………</w:t>
+      </w:r>
+      <w:r>
+        <w:rPr>
+          <w:rFonts w:ascii="Georgia" w:hAnsi="Georgia"/>
+          <w:lang w:val="es-ES"/>
+        </w:rPr>
+        <w:t>……. pág.2</w:t>
+      </w:r>
+    </w:p>
+    <w:p>
+      <w:pPr>
+        <w:rPr>
+          <w:rFonts w:ascii="Georgia" w:hAnsi="Georgia"/>
+          <w:lang w:val="es-ES"/>
+        </w:rPr>
+      </w:pPr>
+      <w:r>
+        <w:rPr>
+          <w:rFonts w:ascii="Georgia" w:hAnsi="Georgia"/>
+          <w:lang w:val="es-ES"/>
+        </w:rPr>
+        <w:t>2. TIPO DE CONTRACTO</w:t>
+      </w:r>
+      <w:r>
+        <w:rPr>
+          <w:rFonts w:ascii="Georgia" w:hAnsi="Georgia"/>
+          <w:lang w:val="es-ES"/>
+        </w:rPr>
+        <w:t>…………………………………………………………………………. pág.2</w:t>
+      </w:r>
+    </w:p>
+    <w:p>
+      <w:pPr>
+        <w:rPr>
+          <w:rFonts w:ascii="Georgia" w:hAnsi="Georgia"/>
+          <w:lang w:val="es-ES"/>
+        </w:rPr>
+      </w:pPr>
+      <w:r>
+        <w:rPr>
+          <w:rFonts w:ascii="Georgia" w:hAnsi="Georgia"/>
+          <w:lang w:val="es-ES"/>
+        </w:rPr>
+        <w:t>3. JORNADA Y HORARIO</w:t>
+      </w:r>
+    </w:p>
+    <w:p>
+      <w:pPr>
+        <w:rPr>
+          <w:rFonts w:ascii="Georgia" w:hAnsi="Georgia"/>
+          <w:lang w:val="es-ES"/>
+        </w:rPr>
+      </w:pPr>
+      <w:r>
+        <w:rPr>
+          <w:rFonts w:ascii="Georgia" w:hAnsi="Georgia"/>
+          <w:lang w:val="es-ES"/>
+        </w:rPr>
+        <w:t>4. SALARIO</w:t>
+      </w:r>
+    </w:p>
+    <w:p>
+      <w:pPr>
+        <w:rPr>
+          <w:rFonts w:ascii="Georgia" w:hAnsi="Georgia"/>
+          <w:lang w:val="es-ES"/>
+        </w:rPr>
+      </w:pPr>
+      <w:r>
+        <w:rPr>
+          <w:rFonts w:ascii="Georgia" w:hAnsi="Georgia"/>
+          <w:lang w:val="es-ES"/>
+        </w:rPr>
+        <w:t>5. BENEFICIOS DE CONCILIACIÓN</w:t>
+      </w:r>
+    </w:p>
+    <w:p>
+      <w:pPr>
+        <w:rPr>
+          <w:rFonts w:ascii="Georgia" w:hAnsi="Georgia"/>
+          <w:lang w:val="es-ES"/>
+        </w:rPr>
+      </w:pPr>
+      <w:r>
+        <w:rPr>
+          <w:rFonts w:ascii="Georgia" w:hAnsi="Georgia"/>
+          <w:lang w:val="es-ES"/>
+        </w:rPr>
+        <w:t>6. RIESDOS DEL LUGAR Y SUS MEDIDAD PARA SOLICIONARLO</w:t>
+      </w:r>
+    </w:p>
+    <w:p>
+      <w:pPr>
+        <w:rPr>
+          <w:rFonts w:ascii="Georgia" w:hAnsi="Georgia"/>
+          <w:lang w:val="es-ES"/>
+        </w:rPr>
+      </w:pPr>
+      <w:r>
+        <w:rPr>
+          <w:rFonts w:ascii="Georgia" w:hAnsi="Georgia"/>
+          <w:lang w:val="es-ES"/>
+        </w:rPr>
+        <w:t xml:space="preserve">7. OTRAS COSAS QUE APORTAN SOBRE LAS CONDICIONES DE LOS TRABAJADORES </w:t>
+      </w:r>
+    </w:p>
+    <w:p>
+      <w:pPr>
+        <w:rPr>
+          <w:rFonts w:ascii="Georgia" w:hAnsi="Georgia"/>
+          <w:lang w:val="es-ES"/>
+        </w:rPr>
+      </w:pPr>
+      <w:r>
+        <w:rPr>
+          <w:rFonts w:ascii="Georgia" w:hAnsi="Georgia"/>
+          <w:lang w:val="es-ES"/>
+        </w:rPr>
+        <w:t>8. CONTRATOS DE TRABAJO</w:t>
+      </w:r>
+    </w:p>
+    <w:p>
+      <w:pPr>
+        <w:rPr>
+          <w:rFonts w:ascii="Georgia" w:hAnsi="Georgia"/>
           <w:lang w:val="es-ES"/>
         </w:rPr>
       </w:pPr>
@@ -544,6 +1545,7 @@
     </w:p>
     <w:p>
       <w:pPr>
+        <w:jc w:val="both"/>
         <w:rPr>
           <w:rFonts w:ascii="Garamond" w:hAnsi="Garamond"/>
           <w:b/>
@@ -568,6 +1570,7 @@
           <w:ilvl w:val="0"/>
           <w:numId w:val="2"/>
         </w:numPr>
+        <w:jc w:val="both"/>
         <w:rPr>
           <w:rFonts w:ascii="Georgia" w:hAnsi="Georgia"/>
           <w:lang w:val="es-ES"/>
@@ -611,6 +1614,297 @@
           <w:ilvl w:val="0"/>
           <w:numId w:val="2"/>
         </w:numPr>
+        <w:jc w:val="both"/>
+        <w:rPr>
+          <w:rFonts w:ascii="Georgia" w:hAnsi="Georgia"/>
+          <w:lang w:val="es-ES"/>
+        </w:rPr>
+      </w:pPr>
+      <w:r>
+        <w:rPr>
+          <w:rFonts w:ascii="Georgia" w:hAnsi="Georgia"/>
+          <w:lang w:val="es-ES"/>
+        </w:rPr>
+        <w:t>Francisco</w:t>
+      </w:r>
+      <w:r>
+        <w:rPr>
+          <w:rFonts w:ascii="Georgia" w:hAnsi="Georgia"/>
+          <w:lang w:val="es-ES"/>
+        </w:rPr>
+        <w:t xml:space="preserve"> </w:t>
+      </w:r>
+      <w:r>
+        <w:rPr>
+          <w:rFonts w:ascii="Georgia" w:hAnsi="Georgia"/>
+          <w:lang w:val="es-ES"/>
+        </w:rPr>
+        <w:t>(</w:t>
+      </w:r>
+      <w:r>
+        <w:rPr>
+          <w:rFonts w:ascii="Georgia" w:hAnsi="Georgia"/>
+          <w:b/>
+          <w:bCs/>
+          <w:lang w:val="es-ES"/>
+        </w:rPr>
+        <w:t>Programador Full stack</w:t>
+      </w:r>
+      <w:r>
+        <w:rPr>
+          <w:rFonts w:ascii="Georgia" w:hAnsi="Georgia"/>
+          <w:lang w:val="es-ES"/>
+        </w:rPr>
+        <w:t>)</w:t>
+      </w:r>
+      <w:r>
+        <w:rPr>
+          <w:rFonts w:ascii="Georgia" w:hAnsi="Georgia"/>
+          <w:lang w:val="es-ES"/>
+        </w:rPr>
+        <w:t>: especialista en frontend (interfaz) y en backend (lógica) del programa. Es el principal creador principal del programa quien lo crea, lo optimiza y lo actualiza.</w:t>
+      </w:r>
+    </w:p>
+    <w:p>
+      <w:pPr>
+        <w:pStyle w:val="Prrafodelista"/>
+        <w:numPr>
+          <w:ilvl w:val="0"/>
+          <w:numId w:val="2"/>
+        </w:numPr>
+        <w:jc w:val="both"/>
+        <w:rPr>
+          <w:rFonts w:ascii="Georgia" w:hAnsi="Georgia"/>
+          <w:lang w:val="es-ES"/>
+        </w:rPr>
+      </w:pPr>
+      <w:r>
+        <w:rPr>
+          <w:rFonts w:ascii="Georgia" w:hAnsi="Georgia"/>
+          <w:lang w:val="es-ES"/>
+        </w:rPr>
+        <w:t>Adrián (</w:t>
+      </w:r>
+      <w:r>
+        <w:rPr>
+          <w:rFonts w:ascii="Georgia" w:hAnsi="Georgia"/>
+          <w:b/>
+          <w:bCs/>
+          <w:lang w:val="es-ES"/>
+        </w:rPr>
+        <w:t>Técnico de telecomunicaciones</w:t>
+      </w:r>
+      <w:r>
+        <w:rPr>
+          <w:rFonts w:ascii="Georgia" w:hAnsi="Georgia"/>
+          <w:lang w:val="es-ES"/>
+        </w:rPr>
+        <w:t xml:space="preserve">): </w:t>
+      </w:r>
+      <w:r>
+        <w:rPr>
+          <w:rFonts w:ascii="Georgia" w:hAnsi="Georgia"/>
+          <w:lang w:val="es-ES"/>
+        </w:rPr>
+        <w:t>instala, mantiene y repara sistemas que permite que el software pueda conectarse a internet y a otros dispositivos.</w:t>
+      </w:r>
+    </w:p>
+    <w:p>
+      <w:pPr>
+        <w:pStyle w:val="Ttulo"/>
+        <w:rPr>
+          <w:rFonts w:ascii="Garamond" w:hAnsi="Garamond"/>
+          <w:b/>
+          <w:bCs/>
+          <w:sz w:val="48"/>
+          <w:szCs w:val="48"/>
+          <w:lang w:val="es-ES"/>
+        </w:rPr>
+      </w:pPr>
+      <w:r>
+        <w:rPr>
+          <w:rFonts w:ascii="Garamond" w:hAnsi="Garamond"/>
+          <w:b/>
+          <w:bCs/>
+          <w:sz w:val="48"/>
+          <w:szCs w:val="48"/>
+          <w:lang w:val="es-ES"/>
+        </w:rPr>
+        <w:t>2.TIPOS DE CONTRATO</w:t>
+      </w:r>
+    </w:p>
+    <w:p>
+      <w:pPr>
+        <w:jc w:val="both"/>
+        <w:rPr>
+          <w:rFonts w:ascii="Georgia" w:hAnsi="Georgia"/>
+          <w:lang w:val="es-ES"/>
+        </w:rPr>
+      </w:pPr>
+      <w:r>
+        <w:rPr>
+          <w:rFonts w:ascii="Georgia" w:hAnsi="Georgia"/>
+          <w:lang w:val="es-ES"/>
+        </w:rPr>
+        <w:t xml:space="preserve">Nuestros trabajadores tienen cada uno un tipo diferentes de contrato debido a las necesidades de la empresa. Mark tiene un contrato temporal por </w:t>
+      </w:r>
+      <w:r>
+        <w:rPr>
+          <w:rFonts w:ascii="Georgia" w:hAnsi="Georgia"/>
+          <w:lang w:val="es-ES"/>
+        </w:rPr>
+        <w:t>circunstancias</w:t>
+      </w:r>
+      <w:r>
+        <w:rPr>
+          <w:rFonts w:ascii="Georgia" w:hAnsi="Georgia"/>
+          <w:lang w:val="es-ES"/>
+        </w:rPr>
+        <w:t xml:space="preserve"> de producción debido a que es necesario hacer la página web </w:t>
+      </w:r>
+      <w:r>
+        <w:rPr>
+          <w:rFonts w:ascii="Georgia" w:hAnsi="Georgia"/>
+          <w:lang w:val="es-ES"/>
+        </w:rPr>
+        <w:t>desde cero y una vez hecha, solo será necesario actualizarla. Por otro lado, Francisco tiene un contrato indefinido ordinario, ya que es el responsable principal del desarrollo del programa y su trabajo siempre va a estar presente. En cambio, Adrián tiene un contrato fijo-</w:t>
+      </w:r>
+      <w:r>
+        <w:rPr>
+          <w:rFonts w:ascii="Georgia" w:hAnsi="Georgia"/>
+          <w:lang w:val="es-ES"/>
+        </w:rPr>
+        <w:t>discontinuo, porque su rol no es demandado de forma constante en la empresa.</w:t>
+      </w:r>
+    </w:p>
+    <w:p>
+      <w:pPr>
+        <w:pStyle w:val="Ttulo"/>
+        <w:rPr>
+          <w:rFonts w:ascii="Garamond" w:hAnsi="Garamond"/>
+          <w:b/>
+          <w:bCs/>
+          <w:sz w:val="48"/>
+          <w:szCs w:val="48"/>
+          <w:lang w:val="es-ES"/>
+        </w:rPr>
+      </w:pPr>
+      <w:r>
+        <w:rPr>
+          <w:rFonts w:ascii="Garamond" w:hAnsi="Garamond"/>
+          <w:b/>
+          <w:bCs/>
+          <w:sz w:val="48"/>
+          <w:szCs w:val="48"/>
+          <w:lang w:val="es-ES"/>
+        </w:rPr>
+        <w:t>3</w:t>
+      </w:r>
+      <w:r>
+        <w:rPr>
+          <w:rFonts w:ascii="Garamond" w:hAnsi="Garamond"/>
+          <w:b/>
+          <w:bCs/>
+          <w:sz w:val="48"/>
+          <w:szCs w:val="48"/>
+          <w:lang w:val="es-ES"/>
+        </w:rPr>
+        <w:t>.</w:t>
+      </w:r>
+      <w:r>
+        <w:rPr>
+          <w:rFonts w:ascii="Garamond" w:hAnsi="Garamond"/>
+          <w:b/>
+          <w:bCs/>
+          <w:sz w:val="48"/>
+          <w:szCs w:val="48"/>
+          <w:lang w:val="es-ES"/>
+        </w:rPr>
+        <w:t xml:space="preserve"> JORNADA Y HORARIO</w:t>
+      </w:r>
+    </w:p>
+    <w:p>
+      <w:pPr>
+        <w:jc w:val="both"/>
+        <w:rPr>
+          <w:lang w:val="es-ES"/>
+        </w:rPr>
+      </w:pPr>
+      <w:r>
+        <w:rPr>
+          <w:lang w:val="es-ES"/>
+        </w:rPr>
+        <w:t>En este mismo instante que estas leyendo esto nuestro</w:t>
+      </w:r>
+      <w:r>
+        <w:rPr>
+          <w:lang w:val="es-ES"/>
+        </w:rPr>
+        <w:t>s</w:t>
+      </w:r>
+      <w:r>
+        <w:rPr>
+          <w:lang w:val="es-ES"/>
+        </w:rPr>
+        <w:t xml:space="preserve"> trabajadores tiene</w:t>
+      </w:r>
+      <w:r>
+        <w:rPr>
+          <w:lang w:val="es-ES"/>
+        </w:rPr>
+        <w:t>n</w:t>
+      </w:r>
+      <w:r>
+        <w:rPr>
+          <w:lang w:val="es-ES"/>
+        </w:rPr>
+        <w:t xml:space="preserve"> una jornada personalizada para cada uno para mejorar la productividad y cumpliendo todas las normativas por el Estatuto de los trabajadores</w:t>
+      </w:r>
+      <w:r>
+        <w:rPr>
+          <w:lang w:val="es-ES"/>
+        </w:rPr>
+        <w:t>.</w:t>
+      </w:r>
+    </w:p>
+    <w:p>
+      <w:pPr>
+        <w:jc w:val="both"/>
+        <w:rPr>
+          <w:b/>
+          <w:bCs/>
+          <w:lang w:val="es-ES"/>
+        </w:rPr>
+      </w:pPr>
+      <w:r>
+        <w:rPr>
+          <w:b/>
+          <w:bCs/>
+          <w:lang w:val="es-ES"/>
+        </w:rPr>
+        <w:t>Mark</w:t>
+      </w:r>
+    </w:p>
+    <w:p>
+      <w:pPr>
+        <w:jc w:val="both"/>
+        <w:rPr>
+          <w:b/>
+          <w:bCs/>
+          <w:lang w:val="es-ES"/>
+        </w:rPr>
+      </w:pPr>
+    </w:p>
+    <w:p>
+      <w:pPr>
+        <w:rPr>
+          <w:lang w:val="es-ES"/>
+        </w:rPr>
+      </w:pPr>
+    </w:p>
+    <w:p>
+      <w:pPr>
+        <w:ind w:left="360"/>
         <w:rPr>
           <w:rFonts w:ascii="Georgia" w:hAnsi="Georgia"/>
           <w:lang w:val="es-ES"/>
@@ -681,13 +1975,108 @@
       </w:pPr>
     </w:p>
     <w:sectPr>
+      <w:footerReference w:type="default" r:id="rId9"/>
       <w:pgSz w:w="11906" w:h="16838"/>
       <w:pgMar w:top="1440" w:right="1440" w:bottom="1440" w:left="1440" w:header="708" w:footer="708" w:gutter="0"/>
+      <w:pgNumType w:start="0"/>
       <w:cols w:space="708"/>
+      <w:titlePg/>
       <w:docGrid w:linePitch="360"/>
     </w:sectPr>
   </w:body>
 </w:document>
+</file>
+
+<file path=word/endnotes.xml><?xml version="1.0" encoding="utf-8"?>
+<w:endnotes xmlns:wpc="http://schemas.microsoft.com/office/word/2010/wordprocessingCanvas" xmlns:cx="http://schemas.microsoft.com/office/drawing/2014/chartex" xmlns:cx1="http://schemas.microsoft.com/office/drawing/2015/9/8/chartex" xmlns:cx2="http://schemas.microsoft.com/office/drawing/2015/10/21/chartex" xmlns:cx3="http://schemas.microsoft.com/office/drawing/2016/5/9/chartex" xmlns:cx4="http://schemas.microsoft.com/office/drawing/2016/5/10/chartex" xmlns:cx5="http://schemas.microsoft.com/office/drawing/2016/5/11/chartex" xmlns:cx6="http://schemas.microsoft.com/office/drawing/2016/5/12/chartex" xmlns:cx7="http://schemas.microsoft.com/office/drawing/2016/5/13/chartex" xmlns:cx8="http://schemas.microsoft.com/office/drawing/2016/5/14/chartex" xmlns:mc="http://schemas.openxmlformats.org/markup-compatibility/2006" xmlns:aink="http://schemas.microsoft.com/office/drawing/2016/ink" xmlns:am3d="http://schemas.microsoft.com/office/drawing/2017/model3d" xmlns:o="urn:schemas-microsoft-com:office:office" xmlns:oel="http://schemas.microsoft.com/office/2019/extlst" xmlns:r="http://schemas.openxmlformats.org/officeDocument/2006/relationships" xmlns:m="http://schemas.openxmlformats.org/officeDocument/2006/math" xmlns:v="urn:schemas-microsoft-com:vml" xmlns:wp14="http://schemas.microsoft.com/office/word/2010/wordprocessingDrawing" xmlns:wp="http://schemas.openxmlformats.org/drawingml/2006/wordprocessingDrawing" xmlns:w10="urn:schemas-microsoft-com:office:word" xmlns:w="http://schemas.openxmlformats.org/wordprocessingml/2006/main" xmlns:w14="http://schemas.microsoft.com/office/word/2010/wordml" xmlns:w15="http://schemas.microsoft.com/office/word/2012/wordml" xmlns:w16cex="http://schemas.microsoft.com/office/word/2018/wordml/cex" xmlns:w16cid="http://schemas.microsoft.com/office/word/2016/wordml/cid" xmlns:w16="http://schemas.microsoft.com/office/word/2018/wordml" xmlns:w16du="http://schemas.microsoft.com/office/word/2023/wordml/word16du" xmlns:w16sdtdh="http://schemas.microsoft.com/office/word/2020/wordml/sdtdatahash" xmlns:w16sdtfl="http://schemas.microsoft.com/office/word/2024/wordml/sdtformatlock" xmlns:w16se="http://schemas.microsoft.com/office/word/2015/wordml/symex" xmlns:wpg="http://schemas.microsoft.com/office/word/2010/wordprocessingGroup" xmlns:wpi="http://schemas.microsoft.com/office/word/2010/wordprocessingInk" xmlns:wne="http://schemas.microsoft.com/office/word/2006/wordml" xmlns:wps="http://schemas.microsoft.com/office/word/2010/wordprocessingShape" mc:Ignorable="w14 w15 w16se w16cid w16 w16cex w16sdtdh w16sdtfl w16du wp14">
+  <w:endnote w:type="separator" w:id="-1">
+    <w:p>
+      <w:pPr>
+        <w:spacing w:after="0" w:line="240" w:lineRule="auto"/>
+      </w:pPr>
+      <w:r>
+        <w:separator/>
+      </w:r>
+    </w:p>
+  </w:endnote>
+  <w:endnote w:type="continuationSeparator" w:id="0">
+    <w:p>
+      <w:pPr>
+        <w:spacing w:after="0" w:line="240" w:lineRule="auto"/>
+      </w:pPr>
+      <w:r>
+        <w:continuationSeparator/>
+      </w:r>
+    </w:p>
+  </w:endnote>
+</w:endnotes>
+</file>
+
+<file path=word/footer1.xml><?xml version="1.0" encoding="utf-8"?>
+<w:ftr xmlns:wpc="http://schemas.microsoft.com/office/word/2010/wordprocessingCanvas" xmlns:cx="http://schemas.microsoft.com/office/drawing/2014/chartex" xmlns:cx1="http://schemas.microsoft.com/office/drawing/2015/9/8/chartex" xmlns:cx2="http://schemas.microsoft.com/office/drawing/2015/10/21/chartex" xmlns:cx3="http://schemas.microsoft.com/office/drawing/2016/5/9/chartex" xmlns:cx4="http://schemas.microsoft.com/office/drawing/2016/5/10/chartex" xmlns:cx5="http://schemas.microsoft.com/office/drawing/2016/5/11/chartex" xmlns:cx6="http://schemas.microsoft.com/office/drawing/2016/5/12/chartex" xmlns:cx7="http://schemas.microsoft.com/office/drawing/2016/5/13/chartex" xmlns:cx8="http://schemas.microsoft.com/office/drawing/2016/5/14/chartex" xmlns:mc="http://schemas.openxmlformats.org/markup-compatibility/2006" xmlns:aink="http://schemas.microsoft.com/office/drawing/2016/ink" xmlns:am3d="http://schemas.microsoft.com/office/drawing/2017/model3d" xmlns:o="urn:schemas-microsoft-com:office:office" xmlns:oel="http://schemas.microsoft.com/office/2019/extlst" xmlns:r="http://schemas.openxmlformats.org/officeDocument/2006/relationships" xmlns:m="http://schemas.openxmlformats.org/officeDocument/2006/math" xmlns:v="urn:schemas-microsoft-com:vml" xmlns:wp14="http://schemas.microsoft.com/office/word/2010/wordprocessingDrawing" xmlns:wp="http://schemas.openxmlformats.org/drawingml/2006/wordprocessingDrawing" xmlns:w10="urn:schemas-microsoft-com:office:word" xmlns:w="http://schemas.openxmlformats.org/wordprocessingml/2006/main" xmlns:w14="http://schemas.microsoft.com/office/word/2010/wordml" xmlns:w15="http://schemas.microsoft.com/office/word/2012/wordml" xmlns:w16cex="http://schemas.microsoft.com/office/word/2018/wordml/cex" xmlns:w16cid="http://schemas.microsoft.com/office/word/2016/wordml/cid" xmlns:w16="http://schemas.microsoft.com/office/word/2018/wordml" xmlns:w16du="http://schemas.microsoft.com/office/word/2023/wordml/word16du" xmlns:w16sdtdh="http://schemas.microsoft.com/office/word/2020/wordml/sdtdatahash" xmlns:w16sdtfl="http://schemas.microsoft.com/office/word/2024/wordml/sdtformatlock" xmlns:w16se="http://schemas.microsoft.com/office/word/2015/wordml/symex" xmlns:wpg="http://schemas.microsoft.com/office/word/2010/wordprocessingGroup" xmlns:wpi="http://schemas.microsoft.com/office/word/2010/wordprocessingInk" xmlns:wne="http://schemas.microsoft.com/office/word/2006/wordml" xmlns:wps="http://schemas.microsoft.com/office/word/2010/wordprocessingShape" mc:Ignorable="w14 w15 w16se w16cid w16 w16cex w16sdtdh w16sdtfl w16du wp14">
+  <w:sdt>
+    <w:sdtPr>
+      <w:id w:val="321329546"/>
+      <w:docPartObj>
+        <w:docPartGallery w:val="Page Numbers (Bottom of Page)"/>
+        <w:docPartUnique/>
+      </w:docPartObj>
+    </w:sdtPr>
+    <w:sdtContent>
+      <w:p>
+        <w:pPr>
+          <w:pStyle w:val="Piedepgina"/>
+          <w:jc w:val="center"/>
+        </w:pPr>
+        <w:r>
+          <w:fldChar w:fldCharType="begin"/>
+        </w:r>
+        <w:r>
+          <w:instrText>PAGE   \* MERGEFORMAT</w:instrText>
+        </w:r>
+        <w:r>
+          <w:fldChar w:fldCharType="separate"/>
+        </w:r>
+        <w:r>
+          <w:t>2</w:t>
+        </w:r>
+        <w:r>
+          <w:fldChar w:fldCharType="end"/>
+        </w:r>
+      </w:p>
+    </w:sdtContent>
+  </w:sdt>
+  <w:p>
+    <w:pPr>
+      <w:pStyle w:val="Piedepgina"/>
+    </w:pPr>
+  </w:p>
+</w:ftr>
+</file>
+
+<file path=word/footnotes.xml><?xml version="1.0" encoding="utf-8"?>
+<w:footnotes xmlns:wpc="http://schemas.microsoft.com/office/word/2010/wordprocessingCanvas" xmlns:cx="http://schemas.microsoft.com/office/drawing/2014/chartex" xmlns:cx1="http://schemas.microsoft.com/office/drawing/2015/9/8/chartex" xmlns:cx2="http://schemas.microsoft.com/office/drawing/2015/10/21/chartex" xmlns:cx3="http://schemas.microsoft.com/office/drawing/2016/5/9/chartex" xmlns:cx4="http://schemas.microsoft.com/office/drawing/2016/5/10/chartex" xmlns:cx5="http://schemas.microsoft.com/office/drawing/2016/5/11/chartex" xmlns:cx6="http://schemas.microsoft.com/office/drawing/2016/5/12/chartex" xmlns:cx7="http://schemas.microsoft.com/office/drawing/2016/5/13/chartex" xmlns:cx8="http://schemas.microsoft.com/office/drawing/2016/5/14/chartex" xmlns:mc="http://schemas.openxmlformats.org/markup-compatibility/2006" xmlns:aink="http://schemas.microsoft.com/office/drawing/2016/ink" xmlns:am3d="http://schemas.microsoft.com/office/drawing/2017/model3d" xmlns:o="urn:schemas-microsoft-com:office:office" xmlns:oel="http://schemas.microsoft.com/office/2019/extlst" xmlns:r="http://schemas.openxmlformats.org/officeDocument/2006/relationships" xmlns:m="http://schemas.openxmlformats.org/officeDocument/2006/math" xmlns:v="urn:schemas-microsoft-com:vml" xmlns:wp14="http://schemas.microsoft.com/office/word/2010/wordprocessingDrawing" xmlns:wp="http://schemas.openxmlformats.org/drawingml/2006/wordprocessingDrawing" xmlns:w10="urn:schemas-microsoft-com:office:word" xmlns:w="http://schemas.openxmlformats.org/wordprocessingml/2006/main" xmlns:w14="http://schemas.microsoft.com/office/word/2010/wordml" xmlns:w15="http://schemas.microsoft.com/office/word/2012/wordml" xmlns:w16cex="http://schemas.microsoft.com/office/word/2018/wordml/cex" xmlns:w16cid="http://schemas.microsoft.com/office/word/2016/wordml/cid" xmlns:w16="http://schemas.microsoft.com/office/word/2018/wordml" xmlns:w16du="http://schemas.microsoft.com/office/word/2023/wordml/word16du" xmlns:w16sdtdh="http://schemas.microsoft.com/office/word/2020/wordml/sdtdatahash" xmlns:w16sdtfl="http://schemas.microsoft.com/office/word/2024/wordml/sdtformatlock" xmlns:w16se="http://schemas.microsoft.com/office/word/2015/wordml/symex" xmlns:wpg="http://schemas.microsoft.com/office/word/2010/wordprocessingGroup" xmlns:wpi="http://schemas.microsoft.com/office/word/2010/wordprocessingInk" xmlns:wne="http://schemas.microsoft.com/office/word/2006/wordml" xmlns:wps="http://schemas.microsoft.com/office/word/2010/wordprocessingShape" mc:Ignorable="w14 w15 w16se w16cid w16 w16cex w16sdtdh w16sdtfl w16du wp14">
+  <w:footnote w:type="separator" w:id="-1">
+    <w:p>
+      <w:pPr>
+        <w:spacing w:after="0" w:line="240" w:lineRule="auto"/>
+      </w:pPr>
+      <w:r>
+        <w:separator/>
+      </w:r>
+    </w:p>
+  </w:footnote>
+  <w:footnote w:type="continuationSeparator" w:id="0">
+    <w:p>
+      <w:pPr>
+        <w:spacing w:after="0" w:line="240" w:lineRule="auto"/>
+      </w:pPr>
+      <w:r>
+        <w:continuationSeparator/>
+      </w:r>
+    </w:p>
+  </w:footnote>
+</w:footnotes>
 </file>
 
 <file path=word/numbering.xml><?xml version="1.0" encoding="utf-8"?>
@@ -1505,7 +2894,6 @@
   <w:style w:type="character" w:default="1" w:styleId="Fuentedeprrafopredeter">
     <w:name w:val="Default Paragraph Font"/>
     <w:uiPriority w:val="1"/>
-    <w:semiHidden/>
     <w:unhideWhenUsed/>
   </w:style>
   <w:style w:type="table" w:default="1" w:styleId="Tablanormal">
@@ -1818,6 +3206,83 @@
       <w:color w:val="0F4761" w:themeColor="accent1" w:themeShade="BF"/>
       <w:spacing w:val="5"/>
     </w:rPr>
+  </w:style>
+  <w:style w:type="paragraph" w:styleId="Sinespaciado">
+    <w:name w:val="No Spacing"/>
+    <w:link w:val="SinespaciadoCar"/>
+    <w:uiPriority w:val="1"/>
+    <w:qFormat/>
+    <w:rsid w:val="00640816"/>
+    <w:pPr>
+      <w:spacing w:after="0" w:line="240" w:lineRule="auto"/>
+    </w:pPr>
+    <w:rPr>
+      <w:rFonts w:eastAsiaTheme="minorEastAsia"/>
+      <w:kern w:val="0"/>
+      <w:sz w:val="22"/>
+      <w:szCs w:val="22"/>
+      <w:lang w:eastAsia="en-GB"/>
+      <w14:ligatures w14:val="none"/>
+    </w:rPr>
+  </w:style>
+  <w:style w:type="character" w:customStyle="1" w:styleId="SinespaciadoCar">
+    <w:name w:val="Sin espaciado Car"/>
+    <w:basedOn w:val="Fuentedeprrafopredeter"/>
+    <w:link w:val="Sinespaciado"/>
+    <w:uiPriority w:val="1"/>
+    <w:rsid w:val="00640816"/>
+    <w:rPr>
+      <w:rFonts w:eastAsiaTheme="minorEastAsia"/>
+      <w:kern w:val="0"/>
+      <w:sz w:val="22"/>
+      <w:szCs w:val="22"/>
+      <w:lang w:eastAsia="en-GB"/>
+      <w14:ligatures w14:val="none"/>
+    </w:rPr>
+  </w:style>
+  <w:style w:type="paragraph" w:styleId="Encabezado">
+    <w:name w:val="header"/>
+    <w:basedOn w:val="Normal"/>
+    <w:link w:val="EncabezadoCar"/>
+    <w:uiPriority w:val="99"/>
+    <w:unhideWhenUsed/>
+    <w:rsid w:val="00C6255E"/>
+    <w:pPr>
+      <w:tabs>
+        <w:tab w:val="center" w:pos="4513"/>
+        <w:tab w:val="right" w:pos="9026"/>
+      </w:tabs>
+      <w:spacing w:after="0" w:line="240" w:lineRule="auto"/>
+    </w:pPr>
+  </w:style>
+  <w:style w:type="character" w:customStyle="1" w:styleId="EncabezadoCar">
+    <w:name w:val="Encabezado Car"/>
+    <w:basedOn w:val="Fuentedeprrafopredeter"/>
+    <w:link w:val="Encabezado"/>
+    <w:uiPriority w:val="99"/>
+    <w:rsid w:val="00C6255E"/>
+  </w:style>
+  <w:style w:type="paragraph" w:styleId="Piedepgina">
+    <w:name w:val="footer"/>
+    <w:basedOn w:val="Normal"/>
+    <w:link w:val="PiedepginaCar"/>
+    <w:uiPriority w:val="99"/>
+    <w:unhideWhenUsed/>
+    <w:rsid w:val="00C6255E"/>
+    <w:pPr>
+      <w:tabs>
+        <w:tab w:val="center" w:pos="4513"/>
+        <w:tab w:val="right" w:pos="9026"/>
+      </w:tabs>
+      <w:spacing w:after="0" w:line="240" w:lineRule="auto"/>
+    </w:pPr>
+  </w:style>
+  <w:style w:type="character" w:customStyle="1" w:styleId="PiedepginaCar">
+    <w:name w:val="Pie de página Car"/>
+    <w:basedOn w:val="Fuentedeprrafopredeter"/>
+    <w:link w:val="Piedepgina"/>
+    <w:uiPriority w:val="99"/>
+    <w:rsid w:val="00C6255E"/>
   </w:style>
 </w:styles>
 </file>
@@ -2135,4 +3600,23 @@
     </a:ext>
   </a:extLst>
 </a:theme>
+</file>
+
+<file path=customXml/item1.xml><?xml version="1.0" encoding="utf-8"?>
+<CoverPageProperties xmlns="http://schemas.microsoft.com/office/2006/coverPageProps">
+  <PublishDate>2026-05-28T00:00:00</PublishDate>
+  <Abstract/>
+  <CompanyAddress> </CompanyAddress>
+  <CompanyPhone/>
+  <CompanyFax/>
+  <CompanyEmail/>
+</CoverPageProperties>
+</file>
+
+<file path=customXml/itemProps1.xml><?xml version="1.0" encoding="utf-8"?>
+<ds:datastoreItem xmlns:ds="http://schemas.openxmlformats.org/officeDocument/2006/customXml" ds:itemID="{55AF091B-3C7A-41E3-B477-F2FDAA23CFDA}">
+  <ds:schemaRefs>
+    <ds:schemaRef ds:uri="http://schemas.microsoft.com/office/2006/coverPageProps"/>
+  </ds:schemaRefs>
+</ds:datastoreItem>
 </file>
--- a/IPO INTERMODULAR.docx
+++ b/IPO INTERMODULAR.docx
@@ -10,11 +10,6 @@
           <w:docPartUnique/>
         </w:docPartObj>
       </w:sdtPr>
-      <w:sdtEndPr>
-        <w:rPr>
-          <w:lang w:val="es-ES"/>
-        </w:rPr>
-      </w:sdtEndPr>
       <w:sdtContent>
         <w:p/>
         <w:p/>
@@ -26,16 +21,10 @@
           <w:pPr>
             <w:ind w:left="1440"/>
             <w:jc w:val="center"/>
-            <w:rPr>
-              <w:lang w:val="es-ES"/>
-            </w:rPr>
           </w:pPr>
           <w:r>
-            <w:rPr>
-              <w:noProof/>
-            </w:rPr>
             <w:drawing>
-              <wp:anchor distT="0" distB="0" distL="114300" distR="114300" simplePos="0" relativeHeight="251663360" behindDoc="0" locked="0" layoutInCell="1" allowOverlap="1" wp14:anchorId="2FCC1788" wp14:editId="417811C9">
+              <wp:anchor distT="0" distB="0" distL="114300" distR="114300" simplePos="0" relativeHeight="251663360" behindDoc="1" locked="0" layoutInCell="1" allowOverlap="1" wp14:anchorId="2E6728BA" wp14:editId="401E8464">
                 <wp:simplePos x="0" y="0"/>
                 <wp:positionH relativeFrom="margin">
                   <wp:align>center</wp:align>
@@ -43,18 +32,10 @@
                 <wp:positionV relativeFrom="paragraph">
                   <wp:posOffset>8890</wp:posOffset>
                 </wp:positionV>
-                <wp:extent cx="3018155" cy="2499360"/>
-                <wp:effectExtent l="0" t="0" r="0" b="0"/>
-                <wp:wrapThrough wrapText="bothSides">
-                  <wp:wrapPolygon edited="0">
-                    <wp:start x="0" y="0"/>
-                    <wp:lineTo x="0" y="21402"/>
-                    <wp:lineTo x="21405" y="21402"/>
-                    <wp:lineTo x="21405" y="0"/>
-                    <wp:lineTo x="0" y="0"/>
-                  </wp:wrapPolygon>
-                </wp:wrapThrough>
-                <wp:docPr id="681906297" name="Imagen 4" descr="IES PERE MARIA ORTS – ESO, Batxillerat, Arts, Formació Professional"/>
+                <wp:extent cx="4770755" cy="2776855"/>
+                <wp:effectExtent l="0" t="0" r="0" b="4445"/>
+                <wp:wrapNone/>
+                <wp:docPr id="2100054085" name="Imagen 6" descr="Presentación del departamento de FOL | CIFP LAS INDIAS"/>
                 <wp:cNvGraphicFramePr>
                   <a:graphicFrameLocks xmlns:a="http://schemas.openxmlformats.org/drawingml/2006/main" noChangeAspect="1"/>
                 </wp:cNvGraphicFramePr>
@@ -62,13 +43,13 @@
                   <a:graphicData uri="http://schemas.openxmlformats.org/drawingml/2006/picture">
                     <pic:pic xmlns:pic="http://schemas.openxmlformats.org/drawingml/2006/picture">
                       <pic:nvPicPr>
-                        <pic:cNvPr id="0" name="Picture 10" descr="IES PERE MARIA ORTS – ESO, Batxillerat, Arts, Formació Professional"/>
+                        <pic:cNvPr id="0" name="Picture 1" descr="Presentación del departamento de FOL | CIFP LAS INDIAS"/>
                         <pic:cNvPicPr>
                           <a:picLocks noChangeAspect="1" noChangeArrowheads="1"/>
                         </pic:cNvPicPr>
                       </pic:nvPicPr>
                       <pic:blipFill>
-                        <a:blip r:embed="rId8">
+                        <a:blip r:embed="rId9">
                           <a:extLst>
                             <a:ext uri="{28A0092B-C50C-407E-A947-70E740481C1C}">
                               <a14:useLocalDpi xmlns:a14="http://schemas.microsoft.com/office/drawing/2010/main" val="0"/>
@@ -83,7 +64,7 @@
                       <pic:spPr bwMode="auto">
                         <a:xfrm>
                           <a:off x="0" y="0"/>
-                          <a:ext cx="3018155" cy="2499360"/>
+                          <a:ext cx="4770755" cy="2776855"/>
                         </a:xfrm>
                         <a:prstGeom prst="rect">
                           <a:avLst/>
@@ -96,23 +77,20 @@
                     </pic:pic>
                   </a:graphicData>
                 </a:graphic>
-                <wp14:sizeRelH relativeFrom="margin">
+                <wp14:sizeRelH relativeFrom="page">
                   <wp14:pctWidth>0</wp14:pctWidth>
                 </wp14:sizeRelH>
-                <wp14:sizeRelV relativeFrom="margin">
+                <wp14:sizeRelV relativeFrom="page">
                   <wp14:pctHeight>0</wp14:pctHeight>
                 </wp14:sizeRelV>
               </wp:anchor>
             </w:drawing>
           </w:r>
           <w:r>
-            <w:rPr>
-              <w:noProof/>
-            </w:rPr>
             <mc:AlternateContent>
               <mc:Choice Requires="wps">
                 <w:drawing>
-                  <wp:anchor distT="0" distB="0" distL="114300" distR="114300" simplePos="0" relativeHeight="251661312" behindDoc="0" locked="0" layoutInCell="1" allowOverlap="1" wp14:anchorId="4F97336D" wp14:editId="6A2520F0">
+                  <wp:anchor distT="0" distB="0" distL="114300" distR="114300" simplePos="0" relativeHeight="251661312" behindDoc="0" locked="0" layoutInCell="1" allowOverlap="1" wp14:anchorId="4F97336D" wp14:editId="035306CF">
                     <wp:simplePos x="0" y="0"/>
                     <wp:positionH relativeFrom="page">
                       <wp:posOffset>1135380</wp:posOffset>
@@ -195,17 +173,7 @@
                                         <w:szCs w:val="28"/>
                                         <w:lang w:val="es-ES"/>
                                       </w:rPr>
-                                      <w:t>ASENSIO UGARRIZA, FRANCISCO</w:t>
-                                    </w:r>
-                                    <w:r>
-                                      <w:rPr>
-                                        <w:caps/>
-                                        <w:color w:val="262626" w:themeColor="text1" w:themeTint="D9"/>
-                                        <w:sz w:val="28"/>
-                                        <w:szCs w:val="28"/>
-                                        <w:lang w:val="es-ES"/>
-                                      </w:rPr>
-                                      <w:t xml:space="preserve">  </w:t>
+                                      <w:t xml:space="preserve">ASENSIO UGARRIZA, FRANCISCO  </w:t>
                                     </w:r>
                                     <w:r>
                                       <w:rPr>
@@ -259,6 +227,7 @@
                                       <w:color w:val="262626" w:themeColor="text1" w:themeTint="D9"/>
                                       <w:sz w:val="20"/>
                                       <w:szCs w:val="20"/>
+                                      <w:lang w:val="es-ES"/>
                                     </w:rPr>
                                     <w:alias w:val="Compañía"/>
                                     <w:tag w:val=""/>
@@ -273,8 +242,29 @@
                                         <w:color w:val="262626" w:themeColor="text1" w:themeTint="D9"/>
                                         <w:sz w:val="20"/>
                                         <w:szCs w:val="20"/>
+                                        <w:lang w:val="es-ES"/>
                                       </w:rPr>
-                                      <w:t>MyFitAreana(mfa)</w:t>
+                                      <w:t>MyFitAreana</w:t>
+                                    </w:r>
+                                    <w:r>
+                                      <w:rPr>
+                                        <w:caps/>
+                                        <w:color w:val="262626" w:themeColor="text1" w:themeTint="D9"/>
+                                        <w:sz w:val="20"/>
+                                        <w:szCs w:val="20"/>
+                                        <w:lang w:val="es-ES"/>
+                                      </w:rPr>
+                                      <w:t xml:space="preserve"> </w:t>
+                                    </w:r>
+                                    <w:r>
+                                      <w:rPr>
+                                        <w:caps/>
+                                        <w:color w:val="262626" w:themeColor="text1" w:themeTint="D9"/>
+                                        <w:sz w:val="20"/>
+                                        <w:szCs w:val="20"/>
+                                        <w:lang w:val="es-ES"/>
+                                      </w:rPr>
+                                      <w:t>(mfa)</w:t>
                                     </w:r>
                                   </w:sdtContent>
                                 </w:sdt>
@@ -288,6 +278,7 @@
                                     <w:color w:val="262626" w:themeColor="text1" w:themeTint="D9"/>
                                     <w:sz w:val="20"/>
                                     <w:szCs w:val="20"/>
+                                    <w:lang w:val="es-ES"/>
                                   </w:rPr>
                                 </w:pPr>
                               </w:p>
@@ -356,17 +347,7 @@
                                   <w:szCs w:val="28"/>
                                   <w:lang w:val="es-ES"/>
                                 </w:rPr>
-                                <w:t>ASENSIO UGARRIZA, FRANCISCO</w:t>
-                              </w:r>
-                              <w:r>
-                                <w:rPr>
-                                  <w:caps/>
-                                  <w:color w:val="262626" w:themeColor="text1" w:themeTint="D9"/>
-                                  <w:sz w:val="28"/>
-                                  <w:szCs w:val="28"/>
-                                  <w:lang w:val="es-ES"/>
-                                </w:rPr>
-                                <w:t xml:space="preserve">  </w:t>
+                                <w:t xml:space="preserve">ASENSIO UGARRIZA, FRANCISCO  </w:t>
                               </w:r>
                               <w:r>
                                 <w:rPr>
@@ -420,6 +401,7 @@
                                 <w:color w:val="262626" w:themeColor="text1" w:themeTint="D9"/>
                                 <w:sz w:val="20"/>
                                 <w:szCs w:val="20"/>
+                                <w:lang w:val="es-ES"/>
                               </w:rPr>
                               <w:alias w:val="Compañía"/>
                               <w:tag w:val=""/>
@@ -434,8 +416,29 @@
                                   <w:color w:val="262626" w:themeColor="text1" w:themeTint="D9"/>
                                   <w:sz w:val="20"/>
                                   <w:szCs w:val="20"/>
+                                  <w:lang w:val="es-ES"/>
                                 </w:rPr>
-                                <w:t>MyFitAreana(mfa)</w:t>
+                                <w:t>MyFitAreana</w:t>
+                              </w:r>
+                              <w:r>
+                                <w:rPr>
+                                  <w:caps/>
+                                  <w:color w:val="262626" w:themeColor="text1" w:themeTint="D9"/>
+                                  <w:sz w:val="20"/>
+                                  <w:szCs w:val="20"/>
+                                  <w:lang w:val="es-ES"/>
+                                </w:rPr>
+                                <w:t xml:space="preserve"> </w:t>
+                              </w:r>
+                              <w:r>
+                                <w:rPr>
+                                  <w:caps/>
+                                  <w:color w:val="262626" w:themeColor="text1" w:themeTint="D9"/>
+                                  <w:sz w:val="20"/>
+                                  <w:szCs w:val="20"/>
+                                  <w:lang w:val="es-ES"/>
+                                </w:rPr>
+                                <w:t>(mfa)</w:t>
                               </w:r>
                             </w:sdtContent>
                           </w:sdt>
@@ -449,6 +452,7 @@
                               <w:color w:val="262626" w:themeColor="text1" w:themeTint="D9"/>
                               <w:sz w:val="20"/>
                               <w:szCs w:val="20"/>
+                              <w:lang w:val="es-ES"/>
                             </w:rPr>
                           </w:pPr>
                         </w:p>
@@ -461,9 +465,6 @@
             </mc:AlternateContent>
           </w:r>
           <w:r>
-            <w:rPr>
-              <w:noProof/>
-            </w:rPr>
             <mc:AlternateContent>
               <mc:Choice Requires="wps">
                 <w:drawing>
@@ -539,6 +540,7 @@
                                     <w:color w:val="0A1D30" w:themeColor="text2" w:themeShade="BF"/>
                                     <w:sz w:val="40"/>
                                     <w:szCs w:val="40"/>
+                                    <w:lang w:val="es-ES"/>
                                   </w:rPr>
                                   <w:alias w:val="Fecha de publicación"/>
                                   <w:tag w:val=""/>
@@ -561,6 +563,7 @@
                                         <w:color w:val="0A1D30" w:themeColor="text2" w:themeShade="BF"/>
                                         <w:sz w:val="40"/>
                                         <w:szCs w:val="40"/>
+                                        <w:lang w:val="es-ES"/>
                                       </w:rPr>
                                     </w:pPr>
                                     <w:r>
@@ -608,6 +611,7 @@
                               <w:color w:val="0A1D30" w:themeColor="text2" w:themeShade="BF"/>
                               <w:sz w:val="40"/>
                               <w:szCs w:val="40"/>
+                              <w:lang w:val="es-ES"/>
                             </w:rPr>
                             <w:alias w:val="Fecha de publicación"/>
                             <w:tag w:val=""/>
@@ -630,6 +634,7 @@
                                   <w:color w:val="0A1D30" w:themeColor="text2" w:themeShade="BF"/>
                                   <w:sz w:val="40"/>
                                   <w:szCs w:val="40"/>
+                                  <w:lang w:val="es-ES"/>
                                 </w:rPr>
                               </w:pPr>
                               <w:r>
@@ -654,9 +659,6 @@
             </mc:AlternateContent>
           </w:r>
           <w:r>
-            <w:rPr>
-              <w:noProof/>
-            </w:rPr>
             <mc:AlternateContent>
               <mc:Choice Requires="wps">
                 <w:drawing>
@@ -744,6 +746,7 @@
                                       <w:color w:val="0A1D30" w:themeColor="text2" w:themeShade="BF"/>
                                       <w:sz w:val="52"/>
                                       <w:szCs w:val="52"/>
+                                      <w:lang w:val="es-ES"/>
                                     </w:rPr>
                                     <w:alias w:val="Título"/>
                                     <w:tag w:val=""/>
@@ -758,8 +761,9 @@
                                         <w:color w:val="0A1D30" w:themeColor="text2" w:themeShade="BF"/>
                                         <w:sz w:val="52"/>
                                         <w:szCs w:val="52"/>
+                                        <w:lang w:val="es-ES"/>
                                       </w:rPr>
-                                      <w:t>PROYECTO ITERMODULAR</w:t>
+                                      <w:t>PROYECTO ITERMODULAR IPO I</w:t>
                                     </w:r>
                                   </w:sdtContent>
                                 </w:sdt>
@@ -771,6 +775,7 @@
                                     <w:color w:val="0E2841" w:themeColor="text2"/>
                                     <w:sz w:val="36"/>
                                     <w:szCs w:val="36"/>
+                                    <w:lang w:val="es-ES"/>
                                   </w:rPr>
                                   <w:alias w:val="Subtítulo"/>
                                   <w:tag w:val=""/>
@@ -797,17 +802,9 @@
                                         <w:color w:val="0E2841" w:themeColor="text2"/>
                                         <w:sz w:val="36"/>
                                         <w:szCs w:val="36"/>
+                                        <w:lang w:val="es-ES"/>
                                       </w:rPr>
                                       <w:t>IPO I</w:t>
-                                    </w:r>
-                                    <w:r>
-                                      <w:rPr>
-                                        <w:smallCaps/>
-                                        <w:color w:val="0E2841" w:themeColor="text2"/>
-                                        <w:sz w:val="36"/>
-                                        <w:szCs w:val="36"/>
-                                      </w:rPr>
-                                      <w:t xml:space="preserve"> </w:t>
                                     </w:r>
                                   </w:p>
                                 </w:sdtContent>
@@ -856,6 +853,7 @@
                                 <w:color w:val="0A1D30" w:themeColor="text2" w:themeShade="BF"/>
                                 <w:sz w:val="52"/>
                                 <w:szCs w:val="52"/>
+                                <w:lang w:val="es-ES"/>
                               </w:rPr>
                               <w:alias w:val="Título"/>
                               <w:tag w:val=""/>
@@ -870,8 +868,9 @@
                                   <w:color w:val="0A1D30" w:themeColor="text2" w:themeShade="BF"/>
                                   <w:sz w:val="52"/>
                                   <w:szCs w:val="52"/>
+                                  <w:lang w:val="es-ES"/>
                                 </w:rPr>
-                                <w:t>PROYECTO ITERMODULAR</w:t>
+                                <w:t>PROYECTO ITERMODULAR IPO I</w:t>
                               </w:r>
                             </w:sdtContent>
                           </w:sdt>
@@ -883,6 +882,7 @@
                               <w:color w:val="0E2841" w:themeColor="text2"/>
                               <w:sz w:val="36"/>
                               <w:szCs w:val="36"/>
+                              <w:lang w:val="es-ES"/>
                             </w:rPr>
                             <w:alias w:val="Subtítulo"/>
                             <w:tag w:val=""/>
@@ -909,17 +909,9 @@
                                   <w:color w:val="0E2841" w:themeColor="text2"/>
                                   <w:sz w:val="36"/>
                                   <w:szCs w:val="36"/>
+                                  <w:lang w:val="es-ES"/>
                                 </w:rPr>
                                 <w:t>IPO I</w:t>
-                              </w:r>
-                              <w:r>
-                                <w:rPr>
-                                  <w:smallCaps/>
-                                  <w:color w:val="0E2841" w:themeColor="text2"/>
-                                  <w:sz w:val="36"/>
-                                  <w:szCs w:val="36"/>
-                                </w:rPr>
-                                <w:t xml:space="preserve"> </w:t>
                               </w:r>
                             </w:p>
                           </w:sdtContent>
@@ -933,9 +925,6 @@
             </mc:AlternateContent>
           </w:r>
           <w:r>
-            <w:rPr>
-              <w:noProof/>
-            </w:rPr>
             <mc:AlternateContent>
               <mc:Choice Requires="wpg">
                 <w:drawing>
@@ -1083,9 +1072,6 @@
             </mc:AlternateContent>
           </w:r>
           <w:r>
-            <w:rPr>
-              <w:lang w:val="es-ES"/>
-            </w:rPr>
             <w:br w:type="page"/>
           </w:r>
         </w:p>
@@ -1097,7 +1083,6 @@
           <w:rFonts w:ascii="Garamond" w:hAnsi="Garamond"/>
           <w:sz w:val="48"/>
           <w:szCs w:val="48"/>
-          <w:lang w:val="es-ES"/>
         </w:rPr>
       </w:pPr>
       <w:r>
@@ -1105,7 +1090,6 @@
           <w:rFonts w:ascii="Garamond" w:hAnsi="Garamond"/>
           <w:sz w:val="48"/>
           <w:szCs w:val="48"/>
-          <w:lang w:val="es-ES"/>
         </w:rPr>
         <w:lastRenderedPageBreak/>
         <w:t>ÍNDICE</w:t>
@@ -1115,175 +1099,283 @@
       <w:pPr>
         <w:rPr>
           <w:rFonts w:ascii="Georgia" w:hAnsi="Georgia"/>
-          <w:lang w:val="es-ES"/>
-        </w:rPr>
-      </w:pPr>
-      <w:r>
-        <w:rPr>
-          <w:rFonts w:ascii="Georgia" w:hAnsi="Georgia"/>
-          <w:lang w:val="es-ES"/>
-        </w:rPr>
-        <w:t>O.</w:t>
-      </w:r>
-      <w:r>
-        <w:rPr>
-          <w:rFonts w:ascii="Georgia" w:hAnsi="Georgia"/>
-          <w:lang w:val="es-ES"/>
-        </w:rPr>
-        <w:t xml:space="preserve"> I</w:t>
-      </w:r>
-      <w:r>
-        <w:rPr>
-          <w:rFonts w:ascii="Georgia" w:hAnsi="Georgia"/>
-          <w:lang w:val="es-ES"/>
+        </w:rPr>
+      </w:pPr>
+      <w:r>
+        <w:rPr>
+          <w:rFonts w:ascii="Georgia" w:hAnsi="Georgia"/>
+        </w:rPr>
+        <w:t>O. I</w:t>
+      </w:r>
+      <w:r>
+        <w:rPr>
+          <w:rFonts w:ascii="Georgia" w:hAnsi="Georgia"/>
         </w:rPr>
         <w:t>NTRODUCCIÓN……………………………………………………………………………</w:t>
       </w:r>
       <w:r>
         <w:rPr>
           <w:rFonts w:ascii="Georgia" w:hAnsi="Georgia"/>
-          <w:lang w:val="es-ES"/>
-        </w:rPr>
-        <w:t>……. pág.2</w:t>
+        </w:rPr>
+        <w:t>……</w:t>
+      </w:r>
+      <w:r>
+        <w:rPr>
+          <w:rFonts w:ascii="Georgia" w:hAnsi="Georgia"/>
+        </w:rPr>
+        <w:t>.</w:t>
+      </w:r>
+      <w:r>
+        <w:rPr>
+          <w:rFonts w:ascii="Georgia" w:hAnsi="Georgia"/>
+        </w:rPr>
+        <w:t xml:space="preserve"> pág.2</w:t>
       </w:r>
     </w:p>
     <w:p>
       <w:pPr>
         <w:rPr>
           <w:rFonts w:ascii="Georgia" w:hAnsi="Georgia"/>
-          <w:lang w:val="es-ES"/>
-        </w:rPr>
-      </w:pPr>
-      <w:r>
-        <w:rPr>
-          <w:rFonts w:ascii="Georgia" w:hAnsi="Georgia"/>
-          <w:lang w:val="es-ES"/>
+        </w:rPr>
+      </w:pPr>
+      <w:r>
+        <w:rPr>
+          <w:rFonts w:ascii="Georgia" w:hAnsi="Georgia"/>
         </w:rPr>
         <w:t xml:space="preserve">1. </w:t>
       </w:r>
       <w:r>
         <w:rPr>
           <w:rFonts w:ascii="Georgia" w:hAnsi="Georgia"/>
-          <w:lang w:val="es-ES"/>
         </w:rPr>
         <w:t>LUGAR DE TRABAJO………………………………………………………………………</w:t>
       </w:r>
       <w:r>
         <w:rPr>
           <w:rFonts w:ascii="Georgia" w:hAnsi="Georgia"/>
-          <w:lang w:val="es-ES"/>
-        </w:rPr>
-        <w:t>……. pág.2</w:t>
+        </w:rPr>
+        <w:t>……</w:t>
+      </w:r>
+      <w:r>
+        <w:rPr>
+          <w:rFonts w:ascii="Georgia" w:hAnsi="Georgia"/>
+        </w:rPr>
+        <w:t>.</w:t>
+      </w:r>
+      <w:r>
+        <w:rPr>
+          <w:rFonts w:ascii="Georgia" w:hAnsi="Georgia"/>
+        </w:rPr>
+        <w:t xml:space="preserve"> pág.2</w:t>
       </w:r>
     </w:p>
     <w:p>
       <w:pPr>
         <w:rPr>
           <w:rFonts w:ascii="Georgia" w:hAnsi="Georgia"/>
-          <w:lang w:val="es-ES"/>
-        </w:rPr>
-      </w:pPr>
-      <w:r>
-        <w:rPr>
-          <w:rFonts w:ascii="Georgia" w:hAnsi="Georgia"/>
-          <w:lang w:val="es-ES"/>
+        </w:rPr>
+      </w:pPr>
+      <w:r>
+        <w:rPr>
+          <w:rFonts w:ascii="Georgia" w:hAnsi="Georgia"/>
         </w:rPr>
         <w:t>2. TIPO DE CONTRACTO</w:t>
       </w:r>
       <w:r>
         <w:rPr>
           <w:rFonts w:ascii="Georgia" w:hAnsi="Georgia"/>
-          <w:lang w:val="es-ES"/>
-        </w:rPr>
-        <w:t>…………………………………………………………………………. pág.2</w:t>
+        </w:rPr>
+        <w:t>……………………………………………………………………</w:t>
+      </w:r>
+      <w:r>
+        <w:rPr>
+          <w:rFonts w:ascii="Georgia" w:hAnsi="Georgia"/>
+        </w:rPr>
+        <w:t>……</w:t>
+      </w:r>
+      <w:r>
+        <w:rPr>
+          <w:rFonts w:ascii="Georgia" w:hAnsi="Georgia"/>
+        </w:rPr>
+        <w:t>…</w:t>
+      </w:r>
+      <w:r>
+        <w:rPr>
+          <w:rFonts w:ascii="Georgia" w:hAnsi="Georgia"/>
+        </w:rPr>
+        <w:t xml:space="preserve"> </w:t>
+      </w:r>
+      <w:r>
+        <w:rPr>
+          <w:rFonts w:ascii="Georgia" w:hAnsi="Georgia"/>
+        </w:rPr>
+        <w:t>pág.2</w:t>
       </w:r>
     </w:p>
     <w:p>
       <w:pPr>
         <w:rPr>
           <w:rFonts w:ascii="Georgia" w:hAnsi="Georgia"/>
-          <w:lang w:val="es-ES"/>
-        </w:rPr>
-      </w:pPr>
-      <w:r>
-        <w:rPr>
-          <w:rFonts w:ascii="Georgia" w:hAnsi="Georgia"/>
-          <w:lang w:val="es-ES"/>
+        </w:rPr>
+      </w:pPr>
+      <w:r>
+        <w:rPr>
+          <w:rFonts w:ascii="Georgia" w:hAnsi="Georgia"/>
         </w:rPr>
         <w:t>3. JORNADA Y HORARIO</w:t>
+      </w:r>
+      <w:r>
+        <w:rPr>
+          <w:rFonts w:ascii="Georgia" w:hAnsi="Georgia"/>
+        </w:rPr>
+        <w:t>……………………………………………………………………… págs.2-3</w:t>
       </w:r>
     </w:p>
     <w:p>
       <w:pPr>
         <w:rPr>
           <w:rFonts w:ascii="Georgia" w:hAnsi="Georgia"/>
-          <w:lang w:val="es-ES"/>
-        </w:rPr>
-      </w:pPr>
-      <w:r>
-        <w:rPr>
-          <w:rFonts w:ascii="Georgia" w:hAnsi="Georgia"/>
-          <w:lang w:val="es-ES"/>
+        </w:rPr>
+      </w:pPr>
+      <w:r>
+        <w:rPr>
+          <w:rFonts w:ascii="Georgia" w:hAnsi="Georgia"/>
         </w:rPr>
         <w:t>4. SALARIO</w:t>
+      </w:r>
+      <w:r>
+        <w:rPr>
+          <w:rFonts w:ascii="Georgia" w:hAnsi="Georgia"/>
+        </w:rPr>
+        <w:t>………………………………………………………………………………………</w:t>
+      </w:r>
+      <w:r>
+        <w:rPr>
+          <w:rFonts w:ascii="Georgia" w:hAnsi="Georgia"/>
+        </w:rPr>
+        <w:t>……</w:t>
+      </w:r>
+      <w:r>
+        <w:rPr>
+          <w:rFonts w:ascii="Georgia" w:hAnsi="Georgia"/>
+        </w:rPr>
+        <w:t>….</w:t>
+      </w:r>
+      <w:r>
+        <w:rPr>
+          <w:rFonts w:ascii="Georgia" w:hAnsi="Georgia"/>
+        </w:rPr>
+        <w:t xml:space="preserve"> pág.3</w:t>
       </w:r>
     </w:p>
     <w:p>
       <w:pPr>
         <w:rPr>
           <w:rFonts w:ascii="Georgia" w:hAnsi="Georgia"/>
-          <w:lang w:val="es-ES"/>
-        </w:rPr>
-      </w:pPr>
-      <w:r>
-        <w:rPr>
-          <w:rFonts w:ascii="Georgia" w:hAnsi="Georgia"/>
-          <w:lang w:val="es-ES"/>
+        </w:rPr>
+      </w:pPr>
+      <w:r>
+        <w:rPr>
+          <w:rFonts w:ascii="Georgia" w:hAnsi="Georgia"/>
         </w:rPr>
         <w:t>5. BENEFICIOS DE CONCILIACIÓN</w:t>
+      </w:r>
+      <w:r>
+        <w:rPr>
+          <w:rFonts w:ascii="Georgia" w:hAnsi="Georgia"/>
+        </w:rPr>
+        <w:t>……………………………………………………</w:t>
+      </w:r>
+      <w:r>
+        <w:rPr>
+          <w:rFonts w:ascii="Georgia" w:hAnsi="Georgia"/>
+        </w:rPr>
+        <w:t>……</w:t>
+      </w:r>
+      <w:r>
+        <w:rPr>
+          <w:rFonts w:ascii="Georgia" w:hAnsi="Georgia"/>
+        </w:rPr>
+        <w:t xml:space="preserve">. </w:t>
+      </w:r>
+      <w:r>
+        <w:rPr>
+          <w:rFonts w:ascii="Georgia" w:hAnsi="Georgia"/>
+        </w:rPr>
+        <w:t xml:space="preserve"> pág.4</w:t>
       </w:r>
     </w:p>
     <w:p>
       <w:pPr>
         <w:rPr>
           <w:rFonts w:ascii="Georgia" w:hAnsi="Georgia"/>
-          <w:lang w:val="es-ES"/>
-        </w:rPr>
-      </w:pPr>
-      <w:r>
-        <w:rPr>
-          <w:rFonts w:ascii="Georgia" w:hAnsi="Georgia"/>
-          <w:lang w:val="es-ES"/>
-        </w:rPr>
-        <w:t>6. RIESDOS DEL LUGAR Y SUS MEDIDAD PARA SOLICIONARLO</w:t>
+        </w:rPr>
+      </w:pPr>
+      <w:r>
+        <w:rPr>
+          <w:rFonts w:ascii="Georgia" w:hAnsi="Georgia"/>
+        </w:rPr>
+        <w:t>6. RIES</w:t>
+      </w:r>
+      <w:r>
+        <w:rPr>
+          <w:rFonts w:ascii="Georgia" w:hAnsi="Georgia"/>
+        </w:rPr>
+        <w:t>G</w:t>
+      </w:r>
+      <w:r>
+        <w:rPr>
+          <w:rFonts w:ascii="Georgia" w:hAnsi="Georgia"/>
+        </w:rPr>
+        <w:t>OS DEL LUGAR Y SUS MEDIDA</w:t>
+      </w:r>
+      <w:r>
+        <w:rPr>
+          <w:rFonts w:ascii="Georgia" w:hAnsi="Georgia"/>
+        </w:rPr>
+        <w:t>S……………………………………</w:t>
+      </w:r>
+      <w:r>
+        <w:rPr>
+          <w:rFonts w:ascii="Georgia" w:hAnsi="Georgia"/>
+        </w:rPr>
+        <w:t>………… pág.4</w:t>
+      </w:r>
+      <w:r>
+        <w:rPr>
+          <w:rFonts w:ascii="Georgia" w:hAnsi="Georgia"/>
+        </w:rPr>
+        <w:t>-5</w:t>
       </w:r>
     </w:p>
     <w:p>
       <w:pPr>
         <w:rPr>
           <w:rFonts w:ascii="Georgia" w:hAnsi="Georgia"/>
-          <w:lang w:val="es-ES"/>
-        </w:rPr>
-      </w:pPr>
-      <w:r>
-        <w:rPr>
-          <w:rFonts w:ascii="Georgia" w:hAnsi="Georgia"/>
-          <w:lang w:val="es-ES"/>
-        </w:rPr>
-        <w:t xml:space="preserve">7. OTRAS COSAS QUE APORTAN SOBRE LAS CONDICIONES DE LOS TRABAJADORES </w:t>
+        </w:rPr>
+      </w:pPr>
+      <w:r>
+        <w:rPr>
+          <w:rFonts w:ascii="Georgia" w:hAnsi="Georgia"/>
+        </w:rPr>
+        <w:t>7. OTRAS COSAS QUE APORTAN SOBRE LAS CONDICIONES DE LOS TRABAJADORES</w:t>
+      </w:r>
+      <w:r>
+        <w:rPr>
+          <w:rFonts w:ascii="Georgia" w:hAnsi="Georgia"/>
+        </w:rPr>
+        <w:t>………………………………………………………………………………………. pág.5</w:t>
       </w:r>
     </w:p>
     <w:p>
       <w:pPr>
         <w:rPr>
           <w:rFonts w:ascii="Georgia" w:hAnsi="Georgia"/>
-          <w:lang w:val="es-ES"/>
-        </w:rPr>
-      </w:pPr>
-      <w:r>
-        <w:rPr>
-          <w:rFonts w:ascii="Georgia" w:hAnsi="Georgia"/>
-          <w:lang w:val="es-ES"/>
+        </w:rPr>
+      </w:pPr>
+      <w:r>
+        <w:rPr>
+          <w:rFonts w:ascii="Georgia" w:hAnsi="Georgia"/>
         </w:rPr>
         <w:t>8. CONTRATOS DE TRABAJO</w:t>
       </w:r>
@@ -1292,122 +1384,25 @@
       <w:pPr>
         <w:rPr>
           <w:rFonts w:ascii="Georgia" w:hAnsi="Georgia"/>
-          <w:lang w:val="es-ES"/>
         </w:rPr>
       </w:pPr>
     </w:p>
-    <w:p>
-      <w:pPr>
-        <w:rPr>
-          <w:lang w:val="es-ES"/>
-        </w:rPr>
-      </w:pPr>
-    </w:p>
-    <w:p>
-      <w:pPr>
-        <w:rPr>
-          <w:lang w:val="es-ES"/>
-        </w:rPr>
-      </w:pPr>
-    </w:p>
-    <w:p>
-      <w:pPr>
-        <w:rPr>
-          <w:lang w:val="es-ES"/>
-        </w:rPr>
-      </w:pPr>
-    </w:p>
-    <w:p>
-      <w:pPr>
-        <w:rPr>
-          <w:lang w:val="es-ES"/>
-        </w:rPr>
-      </w:pPr>
-    </w:p>
-    <w:p>
-      <w:pPr>
-        <w:rPr>
-          <w:lang w:val="es-ES"/>
-        </w:rPr>
-      </w:pPr>
-    </w:p>
-    <w:p>
-      <w:pPr>
-        <w:rPr>
-          <w:lang w:val="es-ES"/>
-        </w:rPr>
-      </w:pPr>
-    </w:p>
-    <w:p>
-      <w:pPr>
-        <w:rPr>
-          <w:lang w:val="es-ES"/>
-        </w:rPr>
-      </w:pPr>
-    </w:p>
-    <w:p>
-      <w:pPr>
-        <w:rPr>
-          <w:lang w:val="es-ES"/>
-        </w:rPr>
-      </w:pPr>
-    </w:p>
-    <w:p>
-      <w:pPr>
-        <w:rPr>
-          <w:lang w:val="es-ES"/>
-        </w:rPr>
-      </w:pPr>
-    </w:p>
-    <w:p>
-      <w:pPr>
-        <w:rPr>
-          <w:lang w:val="es-ES"/>
-        </w:rPr>
-      </w:pPr>
-    </w:p>
-    <w:p>
-      <w:pPr>
-        <w:rPr>
-          <w:lang w:val="es-ES"/>
-        </w:rPr>
-      </w:pPr>
-    </w:p>
-    <w:p>
-      <w:pPr>
-        <w:rPr>
-          <w:lang w:val="es-ES"/>
-        </w:rPr>
-      </w:pPr>
-    </w:p>
-    <w:p>
-      <w:pPr>
-        <w:rPr>
-          <w:lang w:val="es-ES"/>
-        </w:rPr>
-      </w:pPr>
-    </w:p>
-    <w:p>
-      <w:pPr>
-        <w:rPr>
-          <w:lang w:val="es-ES"/>
-        </w:rPr>
-      </w:pPr>
-    </w:p>
-    <w:p>
-      <w:pPr>
-        <w:rPr>
-          <w:lang w:val="es-ES"/>
-        </w:rPr>
-      </w:pPr>
-    </w:p>
-    <w:p>
-      <w:pPr>
-        <w:rPr>
-          <w:lang w:val="es-ES"/>
-        </w:rPr>
-      </w:pPr>
-    </w:p>
+    <w:p/>
+    <w:p/>
+    <w:p/>
+    <w:p/>
+    <w:p/>
+    <w:p/>
+    <w:p/>
+    <w:p/>
+    <w:p/>
+    <w:p/>
+    <w:p/>
+    <w:p/>
+    <w:p/>
+    <w:p/>
+    <w:p/>
+    <w:p/>
     <w:p>
       <w:pPr>
         <w:pStyle w:val="Ttulo"/>
@@ -1417,7 +1412,6 @@
           <w:bCs/>
           <w:sz w:val="48"/>
           <w:szCs w:val="48"/>
-          <w:lang w:val="es-ES"/>
         </w:rPr>
       </w:pPr>
       <w:r>
@@ -1427,7 +1421,6 @@
           <w:bCs/>
           <w:sz w:val="48"/>
           <w:szCs w:val="48"/>
-          <w:lang w:val="es-ES"/>
         </w:rPr>
         <w:lastRenderedPageBreak/>
         <w:t>0. INTRODUCCIÓN</w:t>
@@ -1438,83 +1431,83 @@
         <w:jc w:val="both"/>
         <w:rPr>
           <w:rFonts w:ascii="Georgia" w:hAnsi="Georgia"/>
-          <w:lang w:val="es-ES"/>
-        </w:rPr>
-      </w:pPr>
-      <w:r>
-        <w:rPr>
-          <w:rFonts w:ascii="Georgia" w:hAnsi="Georgia"/>
-          <w:lang w:val="es-ES"/>
+        </w:rPr>
+      </w:pPr>
+      <w:r>
+        <w:rPr>
+          <w:rFonts w:ascii="Georgia" w:hAnsi="Georgia"/>
         </w:rPr>
         <w:t>MyFitArena (</w:t>
       </w:r>
       <w:r>
         <w:rPr>
           <w:rFonts w:ascii="Georgia" w:hAnsi="Georgia"/>
-          <w:lang w:val="es-ES"/>
         </w:rPr>
         <w:t xml:space="preserve">MFA) es una pequeña empresa </w:t>
       </w:r>
       <w:r>
         <w:rPr>
           <w:rFonts w:ascii="Georgia" w:hAnsi="Georgia"/>
-          <w:lang w:val="es-ES"/>
         </w:rPr>
         <w:t xml:space="preserve">especializada en el mundo fitness y de la salud deportiva con el objetivo de crear </w:t>
       </w:r>
       <w:r>
         <w:rPr>
           <w:rFonts w:ascii="Georgia" w:hAnsi="Georgia"/>
-          <w:lang w:val="es-ES"/>
         </w:rPr>
         <w:t>una mejor comunidad deportiva</w:t>
       </w:r>
       <w:r>
         <w:rPr>
           <w:rFonts w:ascii="Georgia" w:hAnsi="Georgia"/>
-          <w:lang w:val="es-ES"/>
         </w:rPr>
         <w:t xml:space="preserve">. MFA </w:t>
       </w:r>
       <w:r>
         <w:rPr>
           <w:rFonts w:ascii="Georgia" w:hAnsi="Georgia"/>
-          <w:lang w:val="es-ES"/>
         </w:rPr>
         <w:t xml:space="preserve">está </w:t>
       </w:r>
       <w:r>
         <w:rPr>
           <w:rFonts w:ascii="Georgia" w:hAnsi="Georgia"/>
-          <w:lang w:val="es-ES"/>
-        </w:rPr>
-        <w:t xml:space="preserve">compuesta por tres principales trabajadores centrados en el mundo de la informática. </w:t>
-      </w:r>
-      <w:r>
-        <w:rPr>
-          <w:rFonts w:ascii="Georgia" w:hAnsi="Georgia"/>
-          <w:lang w:val="es-ES"/>
+        </w:rPr>
+        <w:t>compuesta por tres principales trabajadores centrados en el mundo de la informática</w:t>
+      </w:r>
+      <w:r>
+        <w:rPr>
+          <w:rFonts w:ascii="Georgia" w:hAnsi="Georgia"/>
+        </w:rPr>
+        <w:t xml:space="preserve"> y del deporte</w:t>
+      </w:r>
+      <w:r>
+        <w:rPr>
+          <w:rFonts w:ascii="Georgia" w:hAnsi="Georgia"/>
+        </w:rPr>
+        <w:t xml:space="preserve">. </w:t>
+      </w:r>
+      <w:r>
+        <w:rPr>
+          <w:rFonts w:ascii="Georgia" w:hAnsi="Georgia"/>
         </w:rPr>
         <w:t>Además, l</w:t>
       </w:r>
       <w:r>
         <w:rPr>
           <w:rFonts w:ascii="Georgia" w:hAnsi="Georgia"/>
-          <w:lang w:val="es-ES"/>
         </w:rPr>
         <w:t>as siglas</w:t>
       </w:r>
       <w:r>
         <w:rPr>
           <w:rFonts w:ascii="Georgia" w:hAnsi="Georgia"/>
-          <w:lang w:val="es-ES"/>
         </w:rPr>
         <w:t xml:space="preserve"> “MFA” pertenece principalmente a los nombres de estos miembros</w:t>
       </w:r>
       <w:r>
         <w:rPr>
           <w:rFonts w:ascii="Georgia" w:hAnsi="Georgia"/>
-          <w:lang w:val="es-ES"/>
         </w:rPr>
         <w:t>: Mark, Francisco y Adrián.</w:t>
       </w:r>
@@ -1528,7 +1521,6 @@
           <w:bCs/>
           <w:sz w:val="48"/>
           <w:szCs w:val="48"/>
-          <w:lang w:val="es-ES"/>
         </w:rPr>
       </w:pPr>
       <w:r>
@@ -1538,7 +1530,6 @@
           <w:bCs/>
           <w:sz w:val="48"/>
           <w:szCs w:val="48"/>
-          <w:lang w:val="es-ES"/>
         </w:rPr>
         <w:t>1.LUGAR DE TRABAJO</w:t>
       </w:r>
@@ -1552,13 +1543,11 @@
           <w:bCs/>
           <w:sz w:val="48"/>
           <w:szCs w:val="48"/>
-          <w:lang w:val="es-ES"/>
-        </w:rPr>
-      </w:pPr>
-      <w:r>
-        <w:rPr>
-          <w:rFonts w:ascii="Georgia" w:hAnsi="Georgia"/>
-          <w:lang w:val="es-ES"/>
+        </w:rPr>
+      </w:pPr>
+      <w:r>
+        <w:rPr>
+          <w:rFonts w:ascii="Georgia" w:hAnsi="Georgia"/>
         </w:rPr>
         <w:t>Cada trabajador de la empresa se encarga de un sector en específico:</w:t>
       </w:r>
@@ -1573,13 +1562,11 @@
         <w:jc w:val="both"/>
         <w:rPr>
           <w:rFonts w:ascii="Georgia" w:hAnsi="Georgia"/>
-          <w:lang w:val="es-ES"/>
-        </w:rPr>
-      </w:pPr>
-      <w:r>
-        <w:rPr>
-          <w:rFonts w:ascii="Georgia" w:hAnsi="Georgia"/>
-          <w:lang w:val="es-ES"/>
+        </w:rPr>
+      </w:pPr>
+      <w:r>
+        <w:rPr>
+          <w:rFonts w:ascii="Georgia" w:hAnsi="Georgia"/>
         </w:rPr>
         <w:t>Mark (</w:t>
       </w:r>
@@ -1588,21 +1575,18 @@
           <w:rFonts w:ascii="Georgia" w:hAnsi="Georgia"/>
           <w:b/>
           <w:bCs/>
-          <w:lang w:val="es-ES"/>
         </w:rPr>
         <w:t>Desarrollador y diseñador web</w:t>
       </w:r>
       <w:r>
         <w:rPr>
           <w:rFonts w:ascii="Georgia" w:hAnsi="Georgia"/>
-          <w:lang w:val="es-ES"/>
         </w:rPr>
         <w:t xml:space="preserve">): </w:t>
       </w:r>
       <w:r>
         <w:rPr>
           <w:rFonts w:ascii="Georgia" w:hAnsi="Georgia"/>
-          <w:lang w:val="es-ES"/>
         </w:rPr>
         <w:t>Crea y diseña la página web incluyendo su interfaz, código, funcionamiento y experiencia del usuario. También se carga de optimizar y actualizar la página.</w:t>
       </w:r>
@@ -1617,27 +1601,23 @@
         <w:jc w:val="both"/>
         <w:rPr>
           <w:rFonts w:ascii="Georgia" w:hAnsi="Georgia"/>
-          <w:lang w:val="es-ES"/>
-        </w:rPr>
-      </w:pPr>
-      <w:r>
-        <w:rPr>
-          <w:rFonts w:ascii="Georgia" w:hAnsi="Georgia"/>
-          <w:lang w:val="es-ES"/>
+        </w:rPr>
+      </w:pPr>
+      <w:r>
+        <w:rPr>
+          <w:rFonts w:ascii="Georgia" w:hAnsi="Georgia"/>
         </w:rPr>
         <w:t>Francisco</w:t>
       </w:r>
       <w:r>
         <w:rPr>
           <w:rFonts w:ascii="Georgia" w:hAnsi="Georgia"/>
-          <w:lang w:val="es-ES"/>
         </w:rPr>
         <w:t xml:space="preserve"> </w:t>
       </w:r>
       <w:r>
         <w:rPr>
           <w:rFonts w:ascii="Georgia" w:hAnsi="Georgia"/>
-          <w:lang w:val="es-ES"/>
         </w:rPr>
         <w:t>(</w:t>
       </w:r>
@@ -1646,21 +1626,18 @@
           <w:rFonts w:ascii="Georgia" w:hAnsi="Georgia"/>
           <w:b/>
           <w:bCs/>
-          <w:lang w:val="es-ES"/>
         </w:rPr>
         <w:t>Programador Full stack</w:t>
       </w:r>
       <w:r>
         <w:rPr>
           <w:rFonts w:ascii="Georgia" w:hAnsi="Georgia"/>
-          <w:lang w:val="es-ES"/>
         </w:rPr>
         <w:t>)</w:t>
       </w:r>
       <w:r>
         <w:rPr>
           <w:rFonts w:ascii="Georgia" w:hAnsi="Georgia"/>
-          <w:lang w:val="es-ES"/>
         </w:rPr>
         <w:t>: especialista en frontend (interfaz) y en backend (lógica) del programa. Es el principal creador principal del programa quien lo crea, lo optimiza y lo actualiza.</w:t>
       </w:r>
@@ -1675,13 +1652,11 @@
         <w:jc w:val="both"/>
         <w:rPr>
           <w:rFonts w:ascii="Georgia" w:hAnsi="Georgia"/>
-          <w:lang w:val="es-ES"/>
-        </w:rPr>
-      </w:pPr>
-      <w:r>
-        <w:rPr>
-          <w:rFonts w:ascii="Georgia" w:hAnsi="Georgia"/>
-          <w:lang w:val="es-ES"/>
+        </w:rPr>
+      </w:pPr>
+      <w:r>
+        <w:rPr>
+          <w:rFonts w:ascii="Georgia" w:hAnsi="Georgia"/>
         </w:rPr>
         <w:t>Adrián (</w:t>
       </w:r>
@@ -1690,21 +1665,18 @@
           <w:rFonts w:ascii="Georgia" w:hAnsi="Georgia"/>
           <w:b/>
           <w:bCs/>
-          <w:lang w:val="es-ES"/>
         </w:rPr>
         <w:t>Técnico de telecomunicaciones</w:t>
       </w:r>
       <w:r>
         <w:rPr>
           <w:rFonts w:ascii="Georgia" w:hAnsi="Georgia"/>
-          <w:lang w:val="es-ES"/>
         </w:rPr>
         <w:t xml:space="preserve">): </w:t>
       </w:r>
       <w:r>
         <w:rPr>
           <w:rFonts w:ascii="Georgia" w:hAnsi="Georgia"/>
-          <w:lang w:val="es-ES"/>
         </w:rPr>
         <w:t>instala, mantiene y repara sistemas que permite que el software pueda conectarse a internet y a otros dispositivos.</w:t>
       </w:r>
@@ -1718,7 +1690,6 @@
           <w:bCs/>
           <w:sz w:val="48"/>
           <w:szCs w:val="48"/>
-          <w:lang w:val="es-ES"/>
         </w:rPr>
       </w:pPr>
       <w:r>
@@ -1728,7 +1699,6 @@
           <w:bCs/>
           <w:sz w:val="48"/>
           <w:szCs w:val="48"/>
-          <w:lang w:val="es-ES"/>
         </w:rPr>
         <w:t>2.TIPOS DE CONTRATO</w:t>
       </w:r>
@@ -1738,41 +1708,35 @@
         <w:jc w:val="both"/>
         <w:rPr>
           <w:rFonts w:ascii="Georgia" w:hAnsi="Georgia"/>
-          <w:lang w:val="es-ES"/>
-        </w:rPr>
-      </w:pPr>
-      <w:r>
-        <w:rPr>
-          <w:rFonts w:ascii="Georgia" w:hAnsi="Georgia"/>
-          <w:lang w:val="es-ES"/>
+        </w:rPr>
+      </w:pPr>
+      <w:r>
+        <w:rPr>
+          <w:rFonts w:ascii="Georgia" w:hAnsi="Georgia"/>
         </w:rPr>
         <w:t xml:space="preserve">Nuestros trabajadores tienen cada uno un tipo diferentes de contrato debido a las necesidades de la empresa. Mark tiene un contrato temporal por </w:t>
       </w:r>
       <w:r>
         <w:rPr>
           <w:rFonts w:ascii="Georgia" w:hAnsi="Georgia"/>
-          <w:lang w:val="es-ES"/>
         </w:rPr>
         <w:t>circunstancias</w:t>
       </w:r>
       <w:r>
         <w:rPr>
           <w:rFonts w:ascii="Georgia" w:hAnsi="Georgia"/>
-          <w:lang w:val="es-ES"/>
         </w:rPr>
         <w:t xml:space="preserve"> de producción debido a que es necesario hacer la página web </w:t>
       </w:r>
       <w:r>
         <w:rPr>
           <w:rFonts w:ascii="Georgia" w:hAnsi="Georgia"/>
-          <w:lang w:val="es-ES"/>
         </w:rPr>
         <w:t>desde cero y una vez hecha, solo será necesario actualizarla. Por otro lado, Francisco tiene un contrato indefinido ordinario, ya que es el responsable principal del desarrollo del programa y su trabajo siempre va a estar presente. En cambio, Adrián tiene un contrato fijo-</w:t>
       </w:r>
       <w:r>
         <w:rPr>
           <w:rFonts w:ascii="Georgia" w:hAnsi="Georgia"/>
-          <w:lang w:val="es-ES"/>
         </w:rPr>
         <w:t>discontinuo, porque su rol no es demandado de forma constante en la empresa.</w:t>
       </w:r>
@@ -1786,7 +1750,6 @@
           <w:bCs/>
           <w:sz w:val="48"/>
           <w:szCs w:val="48"/>
-          <w:lang w:val="es-ES"/>
         </w:rPr>
       </w:pPr>
       <w:r>
@@ -1796,21 +1759,429 @@
           <w:bCs/>
           <w:sz w:val="48"/>
           <w:szCs w:val="48"/>
-          <w:lang w:val="es-ES"/>
+        </w:rPr>
+        <w:t>3. JORNADA Y HORARIO</w:t>
+      </w:r>
+    </w:p>
+    <w:p>
+      <w:pPr>
+        <w:jc w:val="both"/>
+        <w:rPr>
+          <w:rFonts w:ascii="Georgia" w:hAnsi="Georgia"/>
+        </w:rPr>
+      </w:pPr>
+      <w:r>
+        <w:rPr>
+          <w:rFonts w:ascii="Georgia" w:hAnsi="Georgia"/>
+        </w:rPr>
+        <w:t>En este mismo instante que estas leyendo esto nuestro</w:t>
+      </w:r>
+      <w:r>
+        <w:rPr>
+          <w:rFonts w:ascii="Georgia" w:hAnsi="Georgia"/>
+        </w:rPr>
+        <w:t>s</w:t>
+      </w:r>
+      <w:r>
+        <w:rPr>
+          <w:rFonts w:ascii="Georgia" w:hAnsi="Georgia"/>
+        </w:rPr>
+        <w:t xml:space="preserve"> trabajadores tiene</w:t>
+      </w:r>
+      <w:r>
+        <w:rPr>
+          <w:rFonts w:ascii="Georgia" w:hAnsi="Georgia"/>
+        </w:rPr>
+        <w:t>n</w:t>
+      </w:r>
+      <w:r>
+        <w:rPr>
+          <w:rFonts w:ascii="Georgia" w:hAnsi="Georgia"/>
+        </w:rPr>
+        <w:t xml:space="preserve"> una jornada personalizada para cada uno para mejorar la productividad y cumpliendo todas las normativas por el Estatuto de los trabajadores</w:t>
+      </w:r>
+      <w:r>
+        <w:rPr>
+          <w:rFonts w:ascii="Georgia" w:hAnsi="Georgia"/>
+        </w:rPr>
+        <w:t>.</w:t>
+      </w:r>
+    </w:p>
+    <w:p>
+      <w:pPr>
+        <w:jc w:val="both"/>
+        <w:rPr>
+          <w:rFonts w:ascii="Georgia" w:hAnsi="Georgia"/>
+          <w:b/>
+          <w:bCs/>
+        </w:rPr>
+      </w:pPr>
+      <w:r>
+        <w:rPr>
+          <w:rFonts w:ascii="Georgia" w:hAnsi="Georgia"/>
+          <w:b/>
+          <w:bCs/>
+        </w:rPr>
+        <w:t>Mark</w:t>
+      </w:r>
+    </w:p>
+    <w:p>
+      <w:pPr>
+        <w:pStyle w:val="Prrafodelista"/>
+        <w:numPr>
+          <w:ilvl w:val="0"/>
+          <w:numId w:val="4"/>
+        </w:numPr>
+        <w:jc w:val="both"/>
+        <w:rPr>
+          <w:b/>
+          <w:bCs/>
+        </w:rPr>
+      </w:pPr>
+      <w:r>
+        <w:rPr>
+          <w:rFonts w:ascii="Georgia" w:hAnsi="Georgia"/>
+        </w:rPr>
+        <w:t>Jornada semanal: 37,5 horas</w:t>
+      </w:r>
+    </w:p>
+    <w:p>
+      <w:pPr>
+        <w:pStyle w:val="Prrafodelista"/>
+        <w:numPr>
+          <w:ilvl w:val="0"/>
+          <w:numId w:val="4"/>
+        </w:numPr>
+        <w:jc w:val="both"/>
+        <w:rPr>
+          <w:b/>
+          <w:bCs/>
+        </w:rPr>
+      </w:pPr>
+      <w:r>
+        <w:rPr>
+          <w:rFonts w:ascii="Georgia" w:hAnsi="Georgia"/>
+        </w:rPr>
+        <w:t xml:space="preserve">Horario: </w:t>
+      </w:r>
+      <w:r>
+        <w:rPr>
+          <w:rFonts w:ascii="Georgia" w:hAnsi="Georgia"/>
+        </w:rPr>
+        <w:t>lunes</w:t>
+      </w:r>
+      <w:r>
+        <w:rPr>
+          <w:rFonts w:ascii="Georgia" w:hAnsi="Georgia"/>
+        </w:rPr>
+        <w:t xml:space="preserve"> a viernes de </w:t>
+      </w:r>
+      <w:r>
+        <w:rPr>
+          <w:rFonts w:ascii="Georgia" w:hAnsi="Georgia"/>
+        </w:rPr>
+        <w:t>9:</w:t>
+      </w:r>
+      <w:r>
+        <w:rPr>
+          <w:rFonts w:ascii="Georgia" w:hAnsi="Georgia"/>
         </w:rPr>
         <w:t>3</w:t>
       </w:r>
       <w:r>
+        <w:rPr>
+          <w:rFonts w:ascii="Georgia" w:hAnsi="Georgia"/>
+        </w:rPr>
+        <w:t>0 – 14:00 y de 15:00 – 17:30</w:t>
+      </w:r>
+    </w:p>
+    <w:p>
+      <w:pPr>
+        <w:pStyle w:val="Prrafodelista"/>
+        <w:numPr>
+          <w:ilvl w:val="0"/>
+          <w:numId w:val="4"/>
+        </w:numPr>
+        <w:jc w:val="both"/>
+        <w:rPr>
+          <w:b/>
+          <w:bCs/>
+        </w:rPr>
+      </w:pPr>
+      <w:r>
+        <w:rPr>
+          <w:rFonts w:ascii="Georgia" w:hAnsi="Georgia"/>
+        </w:rPr>
+        <w:t>Descanso: 1 hora</w:t>
+      </w:r>
+    </w:p>
+    <w:p>
+      <w:pPr>
+        <w:pStyle w:val="Prrafodelista"/>
+        <w:numPr>
+          <w:ilvl w:val="0"/>
+          <w:numId w:val="4"/>
+        </w:numPr>
+        <w:jc w:val="both"/>
+        <w:rPr>
+          <w:b/>
+          <w:bCs/>
+        </w:rPr>
+      </w:pPr>
+      <w:r>
+        <w:rPr>
+          <w:rFonts w:ascii="Georgia" w:hAnsi="Georgia"/>
+        </w:rPr>
+        <w:t>Flexibilidad: teletrabajo parcial</w:t>
+      </w:r>
+    </w:p>
+    <w:p>
+      <w:pPr>
+        <w:jc w:val="both"/>
+        <w:rPr>
+          <w:rFonts w:ascii="Georgia" w:hAnsi="Georgia"/>
+        </w:rPr>
+      </w:pPr>
+      <w:r>
+        <w:rPr>
+          <w:rFonts w:ascii="Georgia" w:hAnsi="Georgia"/>
+        </w:rPr>
+        <w:t xml:space="preserve">Esta jornada y horario no supera el máximo legal de 40 horas semanales, respeta el descanso diario mínimo de 12 horas, además incluye un descanso después de superar </w:t>
+      </w:r>
+      <w:r>
+        <w:rPr>
+          <w:rFonts w:ascii="Georgia" w:hAnsi="Georgia"/>
+        </w:rPr>
+        <w:lastRenderedPageBreak/>
+        <w:t>las 6 horas de trabajo efectivo y, por último, permite la flexibilidad de teletrabajar para fomentar la creatividad y la productividad.</w:t>
+      </w:r>
+    </w:p>
+    <w:p>
+      <w:pPr>
+        <w:jc w:val="both"/>
+        <w:rPr>
+          <w:rFonts w:ascii="Georgia" w:hAnsi="Georgia"/>
+          <w:b/>
+          <w:bCs/>
+        </w:rPr>
+      </w:pPr>
+      <w:r>
+        <w:rPr>
+          <w:rFonts w:ascii="Georgia" w:hAnsi="Georgia"/>
+          <w:b/>
+          <w:bCs/>
+        </w:rPr>
+        <w:t>Francisco</w:t>
+      </w:r>
+    </w:p>
+    <w:p>
+      <w:pPr>
+        <w:pStyle w:val="Prrafodelista"/>
+        <w:numPr>
+          <w:ilvl w:val="0"/>
+          <w:numId w:val="7"/>
+        </w:numPr>
+        <w:jc w:val="both"/>
+        <w:rPr>
+          <w:rFonts w:ascii="Georgia" w:hAnsi="Georgia"/>
+        </w:rPr>
+      </w:pPr>
+      <w:r>
+        <w:rPr>
+          <w:rFonts w:ascii="Georgia" w:hAnsi="Georgia"/>
+        </w:rPr>
+        <w:t>Jornada semanal: 40 horas</w:t>
+      </w:r>
+    </w:p>
+    <w:p>
+      <w:pPr>
+        <w:pStyle w:val="Prrafodelista"/>
+        <w:numPr>
+          <w:ilvl w:val="0"/>
+          <w:numId w:val="7"/>
+        </w:numPr>
+        <w:jc w:val="both"/>
+        <w:rPr>
+          <w:rFonts w:ascii="Georgia" w:hAnsi="Georgia"/>
+        </w:rPr>
+      </w:pPr>
+      <w:r>
+        <w:rPr>
+          <w:rFonts w:ascii="Georgia" w:hAnsi="Georgia"/>
+        </w:rPr>
+        <w:t>Horario</w:t>
+      </w:r>
+      <w:r>
+        <w:rPr>
+          <w:rFonts w:ascii="Georgia" w:hAnsi="Georgia"/>
+        </w:rPr>
+        <w:t>: lunes a viernes de 9:30 – 17:30</w:t>
+      </w:r>
+    </w:p>
+    <w:p>
+      <w:pPr>
+        <w:pStyle w:val="Prrafodelista"/>
+        <w:numPr>
+          <w:ilvl w:val="0"/>
+          <w:numId w:val="7"/>
+        </w:numPr>
+        <w:jc w:val="both"/>
+        <w:rPr>
+          <w:rFonts w:ascii="Georgia" w:hAnsi="Georgia"/>
+        </w:rPr>
+      </w:pPr>
+      <w:r>
+        <w:rPr>
+          <w:rFonts w:ascii="Georgia" w:hAnsi="Georgia"/>
+        </w:rPr>
+        <w:t>Descanso: 1 hora</w:t>
+      </w:r>
+    </w:p>
+    <w:p>
+      <w:pPr>
+        <w:jc w:val="both"/>
+        <w:rPr>
+          <w:rFonts w:ascii="Georgia" w:hAnsi="Georgia"/>
+        </w:rPr>
+      </w:pPr>
+      <w:r>
+        <w:rPr>
+          <w:rFonts w:ascii="Georgia" w:hAnsi="Georgia"/>
+        </w:rPr>
+        <w:t>Esta al igual que la anterior no supera el máximo legal de 40 horas semanales, respeta el descanso diario mínimo de 12 horas y contiene un descanso de una hora. Además, garantiza el mínimo descanso semanal de 1,5 días.</w:t>
+      </w:r>
+    </w:p>
+    <w:p>
+      <w:pPr>
+        <w:jc w:val="both"/>
+        <w:rPr>
+          <w:rFonts w:ascii="Georgia" w:hAnsi="Georgia"/>
+        </w:rPr>
+      </w:pPr>
+      <w:r>
+        <w:rPr>
+          <w:rFonts w:ascii="Georgia" w:hAnsi="Georgia"/>
+          <w:b/>
+          <w:bCs/>
+        </w:rPr>
+        <w:t>Adrián</w:t>
+      </w:r>
+      <w:r>
+        <w:rPr>
+          <w:rFonts w:ascii="Georgia" w:hAnsi="Georgia"/>
+        </w:rPr>
+        <w:t xml:space="preserve"> </w:t>
+      </w:r>
+    </w:p>
+    <w:p>
+      <w:pPr>
+        <w:pStyle w:val="Prrafodelista"/>
+        <w:numPr>
+          <w:ilvl w:val="0"/>
+          <w:numId w:val="6"/>
+        </w:numPr>
+        <w:jc w:val="both"/>
+        <w:rPr>
+          <w:rFonts w:ascii="Georgia" w:hAnsi="Georgia"/>
+          <w:b/>
+          <w:bCs/>
+        </w:rPr>
+      </w:pPr>
+      <w:r>
+        <w:rPr>
+          <w:rFonts w:ascii="Georgia" w:hAnsi="Georgia"/>
+        </w:rPr>
+        <w:t>Jornada semanal: 30 horas (fijo-discontinuo)</w:t>
+      </w:r>
+    </w:p>
+    <w:p>
+      <w:pPr>
+        <w:pStyle w:val="Prrafodelista"/>
+        <w:numPr>
+          <w:ilvl w:val="0"/>
+          <w:numId w:val="6"/>
+        </w:numPr>
+        <w:jc w:val="both"/>
+        <w:rPr>
+          <w:rFonts w:ascii="Georgia" w:hAnsi="Georgia"/>
+          <w:b/>
+          <w:bCs/>
+        </w:rPr>
+      </w:pPr>
+      <w:r>
+        <w:rPr>
+          <w:rFonts w:ascii="Georgia" w:hAnsi="Georgia"/>
+        </w:rPr>
+        <w:t>Horario: lunes a viernes de 9:30 – 15:30</w:t>
+      </w:r>
+    </w:p>
+    <w:p>
+      <w:pPr>
+        <w:pStyle w:val="Prrafodelista"/>
+        <w:numPr>
+          <w:ilvl w:val="0"/>
+          <w:numId w:val="6"/>
+        </w:numPr>
+        <w:jc w:val="both"/>
+        <w:rPr>
+          <w:rFonts w:ascii="Georgia" w:hAnsi="Georgia"/>
+          <w:b/>
+          <w:bCs/>
+        </w:rPr>
+      </w:pPr>
+      <w:r>
+        <w:rPr>
+          <w:rFonts w:ascii="Georgia" w:hAnsi="Georgia"/>
+        </w:rPr>
+        <w:t>Descanso: 30 minutos</w:t>
+      </w:r>
+    </w:p>
+    <w:p>
+      <w:pPr>
+        <w:pStyle w:val="Prrafodelista"/>
+        <w:numPr>
+          <w:ilvl w:val="0"/>
+          <w:numId w:val="6"/>
+        </w:numPr>
+        <w:jc w:val="both"/>
+        <w:rPr>
+          <w:rFonts w:ascii="Georgia" w:hAnsi="Georgia"/>
+          <w:b/>
+          <w:bCs/>
+        </w:rPr>
+      </w:pPr>
+      <w:r>
+        <w:rPr>
+          <w:rFonts w:ascii="Georgia" w:hAnsi="Georgia"/>
+        </w:rPr>
+        <w:t>Disponibilidad: periodos de instalación o mantenimiento</w:t>
+      </w:r>
+    </w:p>
+    <w:p>
+      <w:pPr>
+        <w:jc w:val="both"/>
+        <w:rPr>
+          <w:rFonts w:ascii="Georgia" w:hAnsi="Georgia"/>
+        </w:rPr>
+      </w:pPr>
+      <w:r>
+        <w:rPr>
+          <w:rFonts w:ascii="Georgia" w:hAnsi="Georgia"/>
+        </w:rPr>
+        <w:t>Al igual de las anteriores cumple los mismos requisitos legales. También, al ser un contrato fijo-discontinuo solo se permite trabajar cuando hay necesidad real del servicio.</w:t>
+      </w:r>
+    </w:p>
+    <w:p>
+      <w:pPr>
+        <w:jc w:val="both"/>
         <w:rPr>
           <w:rFonts w:ascii="Garamond" w:hAnsi="Garamond"/>
           <w:b/>
           <w:bCs/>
           <w:sz w:val="48"/>
           <w:szCs w:val="48"/>
-          <w:lang w:val="es-ES"/>
-        </w:rPr>
-        <w:t>.</w:t>
-      </w:r>
+        </w:rPr>
+      </w:pPr>
       <w:r>
         <w:rPr>
           <w:rFonts w:ascii="Garamond" w:hAnsi="Garamond"/>
@@ -1818,164 +2189,1560 @@
           <w:bCs/>
           <w:sz w:val="48"/>
           <w:szCs w:val="48"/>
-          <w:lang w:val="es-ES"/>
-        </w:rPr>
-        <w:t xml:space="preserve"> JORNADA Y HORARIO</w:t>
+        </w:rPr>
+        <w:t>4. SALARIO</w:t>
       </w:r>
     </w:p>
     <w:p>
       <w:pPr>
         <w:jc w:val="both"/>
         <w:rPr>
-          <w:lang w:val="es-ES"/>
-        </w:rPr>
-      </w:pPr>
-      <w:r>
-        <w:rPr>
-          <w:lang w:val="es-ES"/>
-        </w:rPr>
-        <w:t>En este mismo instante que estas leyendo esto nuestro</w:t>
-      </w:r>
-      <w:r>
-        <w:rPr>
-          <w:lang w:val="es-ES"/>
-        </w:rPr>
-        <w:t>s</w:t>
-      </w:r>
-      <w:r>
-        <w:rPr>
-          <w:lang w:val="es-ES"/>
-        </w:rPr>
-        <w:t xml:space="preserve"> trabajadores tiene</w:t>
-      </w:r>
-      <w:r>
-        <w:rPr>
-          <w:lang w:val="es-ES"/>
-        </w:rPr>
-        <w:t>n</w:t>
-      </w:r>
-      <w:r>
-        <w:rPr>
-          <w:lang w:val="es-ES"/>
-        </w:rPr>
-        <w:t xml:space="preserve"> una jornada personalizada para cada uno para mejorar la productividad y cumpliendo todas las normativas por el Estatuto de los trabajadores</w:t>
-      </w:r>
-      <w:r>
-        <w:rPr>
-          <w:lang w:val="es-ES"/>
-        </w:rPr>
-        <w:t>.</w:t>
+          <w:rFonts w:ascii="Georgia" w:hAnsi="Georgia"/>
+          <w:b/>
+          <w:bCs/>
+        </w:rPr>
+      </w:pPr>
+      <w:r>
+        <w:rPr>
+          <w:rFonts w:ascii="Georgia" w:hAnsi="Georgia"/>
+          <w:b/>
+          <w:bCs/>
+        </w:rPr>
+        <w:t>Mark</w:t>
       </w:r>
     </w:p>
     <w:p>
       <w:pPr>
+        <w:pStyle w:val="Prrafodelista"/>
+        <w:numPr>
+          <w:ilvl w:val="0"/>
+          <w:numId w:val="4"/>
+        </w:numPr>
         <w:jc w:val="both"/>
         <w:rPr>
+          <w:rFonts w:ascii="Georgia" w:hAnsi="Georgia"/>
           <w:b/>
           <w:bCs/>
-          <w:lang w:val="es-ES"/>
-        </w:rPr>
-      </w:pPr>
-      <w:r>
+        </w:rPr>
+      </w:pPr>
+      <w:r>
+        <w:rPr>
+          <w:rFonts w:ascii="Georgia" w:hAnsi="Georgia"/>
+        </w:rPr>
+        <w:t>Salario base: 1</w:t>
+      </w:r>
+      <w:r>
+        <w:rPr>
+          <w:rFonts w:ascii="Georgia" w:hAnsi="Georgia"/>
+        </w:rPr>
+        <w:t>6</w:t>
+      </w:r>
+      <w:r>
+        <w:rPr>
+          <w:rFonts w:ascii="Georgia" w:hAnsi="Georgia"/>
+        </w:rPr>
+        <w:t>00€</w:t>
+      </w:r>
+    </w:p>
+    <w:p>
+      <w:pPr>
+        <w:pStyle w:val="Prrafodelista"/>
+        <w:numPr>
+          <w:ilvl w:val="0"/>
+          <w:numId w:val="4"/>
+        </w:numPr>
+        <w:jc w:val="both"/>
         <w:rPr>
           <w:b/>
           <w:bCs/>
-          <w:lang w:val="es-ES"/>
-        </w:rPr>
-        <w:t>Mark</w:t>
+        </w:rPr>
+      </w:pPr>
+      <w:r>
+        <w:rPr>
+          <w:rFonts w:ascii="Georgia" w:hAnsi="Georgia"/>
+        </w:rPr>
+        <w:t>Complementos:</w:t>
       </w:r>
     </w:p>
     <w:p>
       <w:pPr>
+        <w:pStyle w:val="Prrafodelista"/>
+        <w:numPr>
+          <w:ilvl w:val="0"/>
+          <w:numId w:val="8"/>
+        </w:numPr>
         <w:jc w:val="both"/>
         <w:rPr>
+          <w:rFonts w:ascii="Georgia" w:hAnsi="Georgia"/>
           <w:b/>
           <w:bCs/>
-          <w:lang w:val="es-ES"/>
-        </w:rPr>
-      </w:pPr>
+        </w:rPr>
+      </w:pPr>
+      <w:r>
+        <w:rPr>
+          <w:rFonts w:ascii="Georgia" w:hAnsi="Georgia"/>
+        </w:rPr>
+        <w:t>Plus de diseño/creatividad: 150€</w:t>
+      </w:r>
     </w:p>
     <w:p>
       <w:pPr>
-        <w:rPr>
-          <w:lang w:val="es-ES"/>
-        </w:rPr>
-      </w:pPr>
+        <w:pStyle w:val="Prrafodelista"/>
+        <w:numPr>
+          <w:ilvl w:val="0"/>
+          <w:numId w:val="8"/>
+        </w:numPr>
+        <w:jc w:val="both"/>
+        <w:rPr>
+          <w:rFonts w:ascii="Georgia" w:hAnsi="Georgia"/>
+          <w:b/>
+          <w:bCs/>
+        </w:rPr>
+      </w:pPr>
+      <w:r>
+        <w:rPr>
+          <w:rFonts w:ascii="Georgia" w:hAnsi="Georgia"/>
+        </w:rPr>
+        <w:t>Complemento por conocimientos digitales: 100€</w:t>
+      </w:r>
     </w:p>
     <w:p>
       <w:pPr>
-        <w:ind w:left="360"/>
-        <w:rPr>
-          <w:rFonts w:ascii="Georgia" w:hAnsi="Georgia"/>
-          <w:lang w:val="es-ES"/>
-        </w:rPr>
-      </w:pPr>
+        <w:pStyle w:val="Prrafodelista"/>
+        <w:numPr>
+          <w:ilvl w:val="0"/>
+          <w:numId w:val="4"/>
+        </w:numPr>
+        <w:jc w:val="both"/>
+        <w:rPr>
+          <w:b/>
+          <w:bCs/>
+        </w:rPr>
+      </w:pPr>
+      <w:r>
+        <w:rPr>
+          <w:rFonts w:ascii="Georgia" w:hAnsi="Georgia"/>
+        </w:rPr>
+        <w:t>Total mensual aprox.: 1800€</w:t>
+      </w:r>
     </w:p>
     <w:p>
       <w:pPr>
-        <w:rPr>
-          <w:lang w:val="es-ES"/>
-        </w:rPr>
-      </w:pPr>
+        <w:jc w:val="both"/>
+        <w:rPr>
+          <w:rFonts w:ascii="Georgia" w:hAnsi="Georgia"/>
+          <w:b/>
+          <w:bCs/>
+        </w:rPr>
+      </w:pPr>
+      <w:r>
+        <w:rPr>
+          <w:rFonts w:ascii="Georgia" w:hAnsi="Georgia"/>
+          <w:b/>
+          <w:bCs/>
+        </w:rPr>
+        <w:t>Francisco</w:t>
+      </w:r>
     </w:p>
     <w:p>
       <w:pPr>
-        <w:rPr>
-          <w:lang w:val="es-ES"/>
-        </w:rPr>
-      </w:pPr>
+        <w:pStyle w:val="Prrafodelista"/>
+        <w:numPr>
+          <w:ilvl w:val="0"/>
+          <w:numId w:val="4"/>
+        </w:numPr>
+        <w:jc w:val="both"/>
+        <w:rPr>
+          <w:rFonts w:ascii="Georgia" w:hAnsi="Georgia"/>
+          <w:b/>
+          <w:bCs/>
+        </w:rPr>
+      </w:pPr>
+      <w:r>
+        <w:rPr>
+          <w:rFonts w:ascii="Georgia" w:hAnsi="Georgia"/>
+        </w:rPr>
+        <w:t>Salario base: 2200€</w:t>
+      </w:r>
     </w:p>
     <w:p>
       <w:pPr>
-        <w:rPr>
-          <w:lang w:val="es-ES"/>
-        </w:rPr>
-      </w:pPr>
+        <w:pStyle w:val="Prrafodelista"/>
+        <w:numPr>
+          <w:ilvl w:val="0"/>
+          <w:numId w:val="4"/>
+        </w:numPr>
+        <w:jc w:val="both"/>
+        <w:rPr>
+          <w:b/>
+          <w:bCs/>
+        </w:rPr>
+      </w:pPr>
+      <w:r>
+        <w:rPr>
+          <w:rFonts w:ascii="Georgia" w:hAnsi="Georgia"/>
+        </w:rPr>
+        <w:t>Complementos:</w:t>
+      </w:r>
     </w:p>
     <w:p>
       <w:pPr>
-        <w:rPr>
-          <w:lang w:val="es-ES"/>
-        </w:rPr>
-      </w:pPr>
+        <w:pStyle w:val="Prrafodelista"/>
+        <w:numPr>
+          <w:ilvl w:val="0"/>
+          <w:numId w:val="8"/>
+        </w:numPr>
+        <w:jc w:val="both"/>
+        <w:rPr>
+          <w:rFonts w:ascii="Georgia" w:hAnsi="Georgia"/>
+          <w:b/>
+          <w:bCs/>
+        </w:rPr>
+      </w:pPr>
+      <w:r>
+        <w:rPr>
+          <w:rFonts w:ascii="Georgia" w:hAnsi="Georgia"/>
+        </w:rPr>
+        <w:t>Plus de responsabilidad: 300€</w:t>
+      </w:r>
     </w:p>
     <w:p>
       <w:pPr>
-        <w:rPr>
-          <w:lang w:val="es-ES"/>
-        </w:rPr>
-      </w:pPr>
+        <w:pStyle w:val="Prrafodelista"/>
+        <w:numPr>
+          <w:ilvl w:val="0"/>
+          <w:numId w:val="8"/>
+        </w:numPr>
+        <w:jc w:val="both"/>
+        <w:rPr>
+          <w:rFonts w:ascii="Georgia" w:hAnsi="Georgia"/>
+          <w:b/>
+          <w:bCs/>
+        </w:rPr>
+      </w:pPr>
+      <w:r>
+        <w:rPr>
+          <w:rFonts w:ascii="Georgia" w:hAnsi="Georgia"/>
+        </w:rPr>
+        <w:t>Complemento por disponibilidad/actualización tecnología: 200€</w:t>
+      </w:r>
     </w:p>
     <w:p>
       <w:pPr>
-        <w:rPr>
-          <w:lang w:val="es-ES"/>
-        </w:rPr>
-      </w:pPr>
+        <w:pStyle w:val="Prrafodelista"/>
+        <w:numPr>
+          <w:ilvl w:val="0"/>
+          <w:numId w:val="4"/>
+        </w:numPr>
+        <w:jc w:val="both"/>
+        <w:rPr>
+          <w:b/>
+          <w:bCs/>
+        </w:rPr>
+      </w:pPr>
+      <w:r>
+        <w:rPr>
+          <w:rFonts w:ascii="Georgia" w:hAnsi="Georgia"/>
+        </w:rPr>
+        <w:t>Total mensual aprox.: 2700€</w:t>
+      </w:r>
     </w:p>
     <w:p>
       <w:pPr>
-        <w:rPr>
-          <w:lang w:val="es-ES"/>
-        </w:rPr>
-      </w:pPr>
+        <w:jc w:val="both"/>
+        <w:rPr>
+          <w:rFonts w:ascii="Georgia" w:hAnsi="Georgia"/>
+        </w:rPr>
+      </w:pPr>
+      <w:r>
+        <w:rPr>
+          <w:rFonts w:ascii="Georgia" w:hAnsi="Georgia"/>
+          <w:b/>
+          <w:bCs/>
+        </w:rPr>
+        <w:t>Adrián</w:t>
+      </w:r>
+      <w:r>
+        <w:rPr>
+          <w:rFonts w:ascii="Georgia" w:hAnsi="Georgia"/>
+        </w:rPr>
+        <w:t xml:space="preserve"> </w:t>
+      </w:r>
     </w:p>
     <w:p>
       <w:pPr>
-        <w:rPr>
-          <w:lang w:val="es-ES"/>
-        </w:rPr>
-      </w:pPr>
+        <w:pStyle w:val="Prrafodelista"/>
+        <w:numPr>
+          <w:ilvl w:val="0"/>
+          <w:numId w:val="4"/>
+        </w:numPr>
+        <w:jc w:val="both"/>
+        <w:rPr>
+          <w:rFonts w:ascii="Georgia" w:hAnsi="Georgia"/>
+          <w:b/>
+          <w:bCs/>
+        </w:rPr>
+      </w:pPr>
+      <w:r>
+        <w:rPr>
+          <w:rFonts w:ascii="Georgia" w:hAnsi="Georgia"/>
+        </w:rPr>
+        <w:t>Salario base: 1400€</w:t>
+      </w:r>
     </w:p>
     <w:p>
       <w:pPr>
-        <w:rPr>
-          <w:lang w:val="es-ES"/>
-        </w:rPr>
-      </w:pPr>
+        <w:pStyle w:val="Prrafodelista"/>
+        <w:numPr>
+          <w:ilvl w:val="0"/>
+          <w:numId w:val="4"/>
+        </w:numPr>
+        <w:jc w:val="both"/>
+        <w:rPr>
+          <w:b/>
+          <w:bCs/>
+        </w:rPr>
+      </w:pPr>
+      <w:r>
+        <w:rPr>
+          <w:rFonts w:ascii="Georgia" w:hAnsi="Georgia"/>
+        </w:rPr>
+        <w:t>Complementos:</w:t>
+      </w:r>
     </w:p>
+    <w:p>
+      <w:pPr>
+        <w:pStyle w:val="Prrafodelista"/>
+        <w:numPr>
+          <w:ilvl w:val="0"/>
+          <w:numId w:val="8"/>
+        </w:numPr>
+        <w:jc w:val="both"/>
+        <w:rPr>
+          <w:rFonts w:ascii="Georgia" w:hAnsi="Georgia"/>
+          <w:b/>
+          <w:bCs/>
+        </w:rPr>
+      </w:pPr>
+      <w:r>
+        <w:rPr>
+          <w:rFonts w:ascii="Georgia" w:hAnsi="Georgia"/>
+        </w:rPr>
+        <w:t>Plus de peligrosidad/instalaciones + plus de desplazamiento: 250€</w:t>
+      </w:r>
+    </w:p>
+    <w:p>
+      <w:pPr>
+        <w:pStyle w:val="Prrafodelista"/>
+        <w:numPr>
+          <w:ilvl w:val="0"/>
+          <w:numId w:val="4"/>
+        </w:numPr>
+        <w:jc w:val="both"/>
+        <w:rPr>
+          <w:b/>
+          <w:bCs/>
+        </w:rPr>
+      </w:pPr>
+      <w:r>
+        <w:rPr>
+          <w:rFonts w:ascii="Georgia" w:hAnsi="Georgia"/>
+        </w:rPr>
+        <w:t>Total mensual aprox.: 1650€</w:t>
+      </w:r>
+    </w:p>
+    <w:p>
+      <w:pPr>
+        <w:jc w:val="both"/>
+        <w:rPr>
+          <w:rFonts w:ascii="Garamond" w:hAnsi="Garamond"/>
+          <w:b/>
+          <w:bCs/>
+          <w:sz w:val="48"/>
+          <w:szCs w:val="48"/>
+        </w:rPr>
+      </w:pPr>
+      <w:r>
+        <w:rPr>
+          <w:rFonts w:ascii="Garamond" w:hAnsi="Garamond"/>
+          <w:b/>
+          <w:bCs/>
+          <w:sz w:val="48"/>
+          <w:szCs w:val="48"/>
+        </w:rPr>
+        <w:lastRenderedPageBreak/>
+        <w:t>5. BENEFICIOS DE CONCILIACIÓN</w:t>
+      </w:r>
+    </w:p>
+    <w:p>
+      <w:pPr>
+        <w:jc w:val="both"/>
+        <w:rPr>
+          <w:rFonts w:ascii="Georgia" w:hAnsi="Georgia"/>
+        </w:rPr>
+      </w:pPr>
+      <w:r>
+        <w:rPr>
+          <w:rFonts w:ascii="Georgia" w:hAnsi="Georgia"/>
+        </w:rPr>
+        <w:t>En esta empresa damos la oportunidad de facilitar la relación entre el trabajo y la vida personal a nuestros trabajadores</w:t>
+      </w:r>
+      <w:r>
+        <w:rPr>
+          <w:rFonts w:ascii="Georgia" w:hAnsi="Georgia"/>
+        </w:rPr>
+        <w:t xml:space="preserve"> con diversos beneficios de conciliación. El primer beneficio, ya dicho con anterioridad, es el teletrabajo. Otro</w:t>
+      </w:r>
+      <w:r>
+        <w:rPr>
+          <w:rFonts w:ascii="Georgia" w:hAnsi="Georgia"/>
+        </w:rPr>
+        <w:t>s</w:t>
+      </w:r>
+      <w:r>
+        <w:rPr>
+          <w:rFonts w:ascii="Georgia" w:hAnsi="Georgia"/>
+        </w:rPr>
+        <w:t xml:space="preserve"> benefici</w:t>
+      </w:r>
+      <w:r>
+        <w:rPr>
+          <w:rFonts w:ascii="Georgia" w:hAnsi="Georgia"/>
+        </w:rPr>
+        <w:t xml:space="preserve">os </w:t>
+      </w:r>
+      <w:r>
+        <w:rPr>
+          <w:rFonts w:ascii="Georgia" w:hAnsi="Georgia"/>
+        </w:rPr>
+        <w:t>serían</w:t>
+      </w:r>
+      <w:r>
+        <w:rPr>
+          <w:rFonts w:ascii="Georgia" w:hAnsi="Georgia"/>
+        </w:rPr>
+        <w:t xml:space="preserve"> elección libre de días de vacaciones</w:t>
+      </w:r>
+      <w:r>
+        <w:rPr>
+          <w:rFonts w:ascii="Georgia" w:hAnsi="Georgia"/>
+        </w:rPr>
+        <w:t>, permisos para formación, reducción de jornada en periodos de baja actividad, compensación de desplazamiento y un par de días a año para asuntos propios. Con estos beneficios ayudamos a nuestros trabajadores a ser más productivos y eficiente tanto en el trabajo como en la vida personal.</w:t>
+      </w:r>
+    </w:p>
+    <w:p>
+      <w:pPr>
+        <w:jc w:val="both"/>
+        <w:rPr>
+          <w:rFonts w:ascii="Garamond" w:hAnsi="Garamond"/>
+          <w:b/>
+          <w:bCs/>
+          <w:sz w:val="46"/>
+          <w:szCs w:val="46"/>
+        </w:rPr>
+      </w:pPr>
+      <w:r>
+        <w:rPr>
+          <w:rFonts w:ascii="Garamond" w:hAnsi="Garamond"/>
+          <w:b/>
+          <w:bCs/>
+          <w:sz w:val="46"/>
+          <w:szCs w:val="46"/>
+        </w:rPr>
+        <w:t>6. RIESGOS DEL LUGAR</w:t>
+      </w:r>
+      <w:r>
+        <w:rPr>
+          <w:rFonts w:ascii="Garamond" w:hAnsi="Garamond"/>
+          <w:b/>
+          <w:bCs/>
+          <w:sz w:val="46"/>
+          <w:szCs w:val="46"/>
+        </w:rPr>
+        <w:t xml:space="preserve"> Y SUS MEDIDAS</w:t>
+      </w:r>
+    </w:p>
+    <w:p>
+      <w:pPr>
+        <w:jc w:val="both"/>
+        <w:rPr>
+          <w:rFonts w:ascii="Georgia" w:hAnsi="Georgia"/>
+        </w:rPr>
+      </w:pPr>
+    </w:p>
+    <w:tbl>
+      <w:tblPr>
+        <w:tblStyle w:val="Tablaconcuadrcula"/>
+        <w:tblW w:w="0" w:type="auto"/>
+        <w:tblBorders>
+          <w:insideV w:val="none" w:sz="0" w:space="0" w:color="auto"/>
+        </w:tblBorders>
+        <w:tblLook w:val="04A0" w:firstRow="1" w:lastRow="0" w:firstColumn="1" w:lastColumn="0" w:noHBand="0" w:noVBand="1"/>
+      </w:tblPr>
+      <w:tblGrid>
+        <w:gridCol w:w="2254"/>
+        <w:gridCol w:w="2254"/>
+        <w:gridCol w:w="2254"/>
+        <w:gridCol w:w="2254"/>
+      </w:tblGrid>
+      <w:tr>
+        <w:tc>
+          <w:tcPr>
+            <w:tcW w:w="2254" w:type="dxa"/>
+          </w:tcPr>
+          <w:p>
+            <w:pPr>
+              <w:jc w:val="center"/>
+              <w:rPr>
+                <w:rFonts w:ascii="Georgia" w:hAnsi="Georgia"/>
+                <w:b/>
+                <w:bCs/>
+              </w:rPr>
+            </w:pPr>
+            <w:r>
+              <w:rPr>
+                <w:rFonts w:ascii="Georgia" w:hAnsi="Georgia"/>
+                <w:b/>
+                <w:bCs/>
+              </w:rPr>
+              <w:t>Categoría</w:t>
+            </w:r>
+          </w:p>
+        </w:tc>
+        <w:tc>
+          <w:tcPr>
+            <w:tcW w:w="2254" w:type="dxa"/>
+          </w:tcPr>
+          <w:p>
+            <w:pPr>
+              <w:jc w:val="center"/>
+              <w:rPr>
+                <w:rFonts w:ascii="Georgia" w:hAnsi="Georgia"/>
+                <w:b/>
+                <w:bCs/>
+              </w:rPr>
+            </w:pPr>
+            <w:r>
+              <w:rPr>
+                <w:rFonts w:ascii="Georgia" w:hAnsi="Georgia"/>
+                <w:b/>
+                <w:bCs/>
+              </w:rPr>
+              <w:t>Riesgos en la empresa</w:t>
+            </w:r>
+          </w:p>
+          <w:p>
+            <w:pPr>
+              <w:jc w:val="center"/>
+              <w:rPr>
+                <w:rFonts w:ascii="Georgia" w:hAnsi="Georgia"/>
+                <w:b/>
+                <w:bCs/>
+              </w:rPr>
+            </w:pPr>
+          </w:p>
+        </w:tc>
+        <w:tc>
+          <w:tcPr>
+            <w:tcW w:w="2254" w:type="dxa"/>
+          </w:tcPr>
+          <w:p>
+            <w:pPr>
+              <w:jc w:val="center"/>
+              <w:rPr>
+                <w:rFonts w:ascii="Georgia" w:hAnsi="Georgia"/>
+              </w:rPr>
+            </w:pPr>
+            <w:r>
+              <w:rPr>
+                <w:rFonts w:ascii="Georgia" w:hAnsi="Georgia"/>
+                <w:b/>
+                <w:bCs/>
+              </w:rPr>
+              <w:t>Posibles daños</w:t>
+            </w:r>
+          </w:p>
+        </w:tc>
+        <w:tc>
+          <w:tcPr>
+            <w:tcW w:w="2254" w:type="dxa"/>
+          </w:tcPr>
+          <w:p>
+            <w:pPr>
+              <w:jc w:val="center"/>
+              <w:rPr>
+                <w:rFonts w:ascii="Georgia" w:hAnsi="Georgia"/>
+                <w:b/>
+                <w:bCs/>
+              </w:rPr>
+            </w:pPr>
+            <w:r>
+              <w:rPr>
+                <w:rFonts w:ascii="Georgia" w:hAnsi="Georgia"/>
+                <w:b/>
+                <w:bCs/>
+              </w:rPr>
+              <w:t>Medidas preventivas</w:t>
+            </w:r>
+          </w:p>
+        </w:tc>
+      </w:tr>
+      <w:tr>
+        <w:tc>
+          <w:tcPr>
+            <w:tcW w:w="2254" w:type="dxa"/>
+          </w:tcPr>
+          <w:p>
+            <w:pPr>
+              <w:rPr>
+                <w:rFonts w:ascii="Georgia" w:hAnsi="Georgia"/>
+              </w:rPr>
+            </w:pPr>
+            <w:r>
+              <w:rPr>
+                <w:rFonts w:ascii="Georgia" w:hAnsi="Georgia"/>
+              </w:rPr>
+              <w:t>Condiciones de seguridad</w:t>
+            </w:r>
+          </w:p>
+        </w:tc>
+        <w:tc>
+          <w:tcPr>
+            <w:tcW w:w="2254" w:type="dxa"/>
+          </w:tcPr>
+          <w:tbl>
+            <w:tblPr>
+              <w:tblW w:w="0" w:type="auto"/>
+              <w:tblCellSpacing w:w="15" w:type="dxa"/>
+              <w:tblCellMar>
+                <w:top w:w="15" w:type="dxa"/>
+                <w:left w:w="15" w:type="dxa"/>
+                <w:bottom w:w="15" w:type="dxa"/>
+                <w:right w:w="15" w:type="dxa"/>
+              </w:tblCellMar>
+              <w:tblLook w:val="04A0" w:firstRow="1" w:lastRow="0" w:firstColumn="1" w:lastColumn="0" w:noHBand="0" w:noVBand="1"/>
+            </w:tblPr>
+            <w:tblGrid>
+              <w:gridCol w:w="96"/>
+            </w:tblGrid>
+            <w:tr>
+              <w:trPr>
+                <w:tblCellSpacing w:w="15" w:type="dxa"/>
+              </w:trPr>
+              <w:tc>
+                <w:tcPr>
+                  <w:tcW w:w="0" w:type="auto"/>
+                  <w:vAlign w:val="center"/>
+                  <w:hideMark/>
+                </w:tcPr>
+                <w:p>
+                  <w:pPr>
+                    <w:spacing w:after="0" w:line="240" w:lineRule="auto"/>
+                    <w:rPr>
+                      <w:rFonts w:ascii="Georgia" w:hAnsi="Georgia"/>
+                    </w:rPr>
+                  </w:pPr>
+                </w:p>
+              </w:tc>
+            </w:tr>
+          </w:tbl>
+          <w:p>
+            <w:pPr>
+              <w:rPr>
+                <w:rFonts w:ascii="Georgia" w:hAnsi="Georgia"/>
+                <w:vanish/>
+              </w:rPr>
+            </w:pPr>
+          </w:p>
+          <w:tbl>
+            <w:tblPr>
+              <w:tblW w:w="0" w:type="auto"/>
+              <w:tblCellSpacing w:w="15" w:type="dxa"/>
+              <w:tblCellMar>
+                <w:top w:w="15" w:type="dxa"/>
+                <w:left w:w="15" w:type="dxa"/>
+                <w:bottom w:w="15" w:type="dxa"/>
+                <w:right w:w="15" w:type="dxa"/>
+              </w:tblCellMar>
+              <w:tblLook w:val="04A0" w:firstRow="1" w:lastRow="0" w:firstColumn="1" w:lastColumn="0" w:noHBand="0" w:noVBand="1"/>
+            </w:tblPr>
+            <w:tblGrid>
+              <w:gridCol w:w="2038"/>
+            </w:tblGrid>
+            <w:tr>
+              <w:trPr>
+                <w:tblCellSpacing w:w="15" w:type="dxa"/>
+              </w:trPr>
+              <w:tc>
+                <w:tcPr>
+                  <w:tcW w:w="0" w:type="auto"/>
+                  <w:vAlign w:val="center"/>
+                  <w:hideMark/>
+                </w:tcPr>
+                <w:p>
+                  <w:pPr>
+                    <w:spacing w:after="0" w:line="240" w:lineRule="auto"/>
+                    <w:rPr>
+                      <w:rFonts w:ascii="Georgia" w:hAnsi="Georgia"/>
+                    </w:rPr>
+                  </w:pPr>
+                  <w:r>
+                    <w:rPr>
+                      <w:rFonts w:ascii="Georgia" w:hAnsi="Georgia"/>
+                    </w:rPr>
+                    <w:t>Caídas en instalaciones, uso de herramientas, riesgo eléctrico (especialmente Adrián)</w:t>
+                  </w:r>
+                </w:p>
+              </w:tc>
+            </w:tr>
+          </w:tbl>
+          <w:p>
+            <w:pPr>
+              <w:rPr>
+                <w:rFonts w:ascii="Georgia" w:hAnsi="Georgia"/>
+              </w:rPr>
+            </w:pPr>
+          </w:p>
+        </w:tc>
+        <w:tc>
+          <w:tcPr>
+            <w:tcW w:w="2254" w:type="dxa"/>
+          </w:tcPr>
+          <w:p>
+            <w:pPr>
+              <w:rPr>
+                <w:rFonts w:ascii="Georgia" w:hAnsi="Georgia"/>
+              </w:rPr>
+            </w:pPr>
+            <w:r>
+              <w:rPr>
+                <w:rFonts w:ascii="Georgia" w:hAnsi="Georgia"/>
+              </w:rPr>
+              <w:t>Golpes, cortes, caídas, electrocución, quemaduras</w:t>
+            </w:r>
+          </w:p>
+        </w:tc>
+        <w:tc>
+          <w:tcPr>
+            <w:tcW w:w="2254" w:type="dxa"/>
+          </w:tcPr>
+          <w:p>
+            <w:pPr>
+              <w:rPr>
+                <w:rFonts w:ascii="Georgia" w:hAnsi="Georgia"/>
+              </w:rPr>
+            </w:pPr>
+            <w:r>
+              <w:rPr>
+                <w:rFonts w:ascii="Georgia" w:hAnsi="Georgia"/>
+              </w:rPr>
+              <w:t>Orden y limpieza, señalización, uso de EPIs (casco, guantes), formación, revisión de equipos</w:t>
+            </w:r>
+          </w:p>
+        </w:tc>
+      </w:tr>
+      <w:tr>
+        <w:tc>
+          <w:tcPr>
+            <w:tcW w:w="2254" w:type="dxa"/>
+          </w:tcPr>
+          <w:p>
+            <w:pPr>
+              <w:rPr>
+                <w:rFonts w:ascii="Georgia" w:hAnsi="Georgia"/>
+              </w:rPr>
+            </w:pPr>
+            <w:r>
+              <w:rPr>
+                <w:rFonts w:ascii="Georgia" w:hAnsi="Georgia"/>
+              </w:rPr>
+              <w:t>Condiciones medioambientales – Agentes físicos</w:t>
+            </w:r>
+          </w:p>
+        </w:tc>
+        <w:tc>
+          <w:tcPr>
+            <w:tcW w:w="2254" w:type="dxa"/>
+          </w:tcPr>
+          <w:p>
+            <w:pPr>
+              <w:rPr>
+                <w:rFonts w:ascii="Georgia" w:hAnsi="Georgia"/>
+              </w:rPr>
+            </w:pPr>
+            <w:r>
+              <w:rPr>
+                <w:rFonts w:ascii="Georgia" w:hAnsi="Georgia"/>
+              </w:rPr>
+              <w:t>Ruido, mala iluminación, temperatura inadecuada</w:t>
+            </w:r>
+          </w:p>
+        </w:tc>
+        <w:tc>
+          <w:tcPr>
+            <w:tcW w:w="2254" w:type="dxa"/>
+          </w:tcPr>
+          <w:p>
+            <w:pPr>
+              <w:rPr>
+                <w:rFonts w:ascii="Georgia" w:hAnsi="Georgia"/>
+              </w:rPr>
+            </w:pPr>
+            <w:r>
+              <w:rPr>
+                <w:rFonts w:ascii="Georgia" w:hAnsi="Georgia"/>
+              </w:rPr>
+              <w:t>Fatiga visual, dolores de cabeza, estrés, problemas de salud</w:t>
+            </w:r>
+          </w:p>
+        </w:tc>
+        <w:tc>
+          <w:tcPr>
+            <w:tcW w:w="2254" w:type="dxa"/>
+          </w:tcPr>
+          <w:p>
+            <w:pPr>
+              <w:rPr>
+                <w:rFonts w:ascii="Georgia" w:hAnsi="Georgia"/>
+              </w:rPr>
+            </w:pPr>
+            <w:r>
+              <w:rPr>
+                <w:rFonts w:ascii="Georgia" w:hAnsi="Georgia"/>
+              </w:rPr>
+              <w:t>Buena iluminación, climatización, pausas, adecuar el entorno de trabajo</w:t>
+            </w:r>
+          </w:p>
+        </w:tc>
+      </w:tr>
+      <w:tr>
+        <w:tc>
+          <w:tcPr>
+            <w:tcW w:w="2254" w:type="dxa"/>
+          </w:tcPr>
+          <w:p>
+            <w:pPr>
+              <w:rPr>
+                <w:rFonts w:ascii="Georgia" w:hAnsi="Georgia"/>
+              </w:rPr>
+            </w:pPr>
+            <w:r>
+              <w:rPr>
+                <w:rFonts w:ascii="Georgia" w:hAnsi="Georgia"/>
+              </w:rPr>
+              <w:t>Condiciones medioambientales –</w:t>
+            </w:r>
+            <w:r>
+              <w:rPr>
+                <w:rFonts w:ascii="Georgia" w:hAnsi="Georgia"/>
+              </w:rPr>
+              <w:t xml:space="preserve"> </w:t>
+            </w:r>
+            <w:r>
+              <w:rPr>
+                <w:rFonts w:ascii="Georgia" w:hAnsi="Georgia"/>
+              </w:rPr>
+              <w:t>Agentes químicos</w:t>
+            </w:r>
+          </w:p>
+        </w:tc>
+        <w:tc>
+          <w:tcPr>
+            <w:tcW w:w="2254" w:type="dxa"/>
+          </w:tcPr>
+          <w:p>
+            <w:pPr>
+              <w:rPr>
+                <w:rFonts w:ascii="Georgia" w:hAnsi="Georgia"/>
+              </w:rPr>
+            </w:pPr>
+            <w:r>
+              <w:rPr>
+                <w:rFonts w:ascii="Georgia" w:hAnsi="Georgia"/>
+              </w:rPr>
+              <w:t>Exposición a productos (instalaciones técnicas)</w:t>
+            </w:r>
+          </w:p>
+        </w:tc>
+        <w:tc>
+          <w:tcPr>
+            <w:tcW w:w="2254" w:type="dxa"/>
+          </w:tcPr>
+          <w:p>
+            <w:pPr>
+              <w:rPr>
+                <w:rFonts w:ascii="Georgia" w:hAnsi="Georgia"/>
+              </w:rPr>
+            </w:pPr>
+            <w:r>
+              <w:rPr>
+                <w:rFonts w:ascii="Georgia" w:hAnsi="Georgia"/>
+              </w:rPr>
+              <w:t>Irritaciones, problemas respiratorios</w:t>
+            </w:r>
+          </w:p>
+        </w:tc>
+        <w:tc>
+          <w:tcPr>
+            <w:tcW w:w="2254" w:type="dxa"/>
+          </w:tcPr>
+          <w:p>
+            <w:pPr>
+              <w:rPr>
+                <w:rFonts w:ascii="Georgia" w:hAnsi="Georgia"/>
+              </w:rPr>
+            </w:pPr>
+            <w:r>
+              <w:rPr>
+                <w:rFonts w:ascii="Georgia" w:hAnsi="Georgia"/>
+              </w:rPr>
+              <w:t>Ventilación, uso de EPIs, control de sustancias</w:t>
+            </w:r>
+          </w:p>
+        </w:tc>
+      </w:tr>
+      <w:tr>
+        <w:trPr>
+          <w:trHeight w:val="406"/>
+        </w:trPr>
+        <w:tc>
+          <w:tcPr>
+            <w:tcW w:w="2254" w:type="dxa"/>
+          </w:tcPr>
+          <w:p>
+            <w:pPr>
+              <w:rPr>
+                <w:rFonts w:ascii="Georgia" w:hAnsi="Georgia"/>
+              </w:rPr>
+            </w:pPr>
+            <w:r>
+              <w:rPr>
+                <w:rFonts w:ascii="Georgia" w:hAnsi="Georgia"/>
+              </w:rPr>
+              <w:t>Condiciones medioambientales –</w:t>
+            </w:r>
+            <w:r>
+              <w:rPr>
+                <w:rFonts w:ascii="Georgia" w:hAnsi="Georgia"/>
+              </w:rPr>
+              <w:t xml:space="preserve"> </w:t>
+            </w:r>
+            <w:r>
+              <w:rPr>
+                <w:rFonts w:ascii="Georgia" w:hAnsi="Georgia"/>
+              </w:rPr>
+              <w:t>Agentes</w:t>
+            </w:r>
+            <w:r>
+              <w:rPr>
+                <w:rFonts w:ascii="Georgia" w:hAnsi="Georgia"/>
+              </w:rPr>
+              <w:t xml:space="preserve"> </w:t>
+            </w:r>
+            <w:r>
+              <w:rPr>
+                <w:rFonts w:ascii="Georgia" w:hAnsi="Georgia"/>
+              </w:rPr>
+              <w:t>biológicos</w:t>
+            </w:r>
+          </w:p>
+        </w:tc>
+        <w:tc>
+          <w:tcPr>
+            <w:tcW w:w="2254" w:type="dxa"/>
+          </w:tcPr>
+          <w:p>
+            <w:pPr>
+              <w:rPr>
+                <w:rFonts w:ascii="Georgia" w:hAnsi="Georgia"/>
+              </w:rPr>
+            </w:pPr>
+            <w:r>
+              <w:rPr>
+                <w:rFonts w:ascii="Georgia" w:hAnsi="Georgia"/>
+              </w:rPr>
+              <w:t>Posible contacto con bacterias (instalaciones, equipos)</w:t>
+            </w:r>
+          </w:p>
+        </w:tc>
+        <w:tc>
+          <w:tcPr>
+            <w:tcW w:w="2254" w:type="dxa"/>
+          </w:tcPr>
+          <w:p>
+            <w:pPr>
+              <w:rPr>
+                <w:rFonts w:ascii="Georgia" w:hAnsi="Georgia"/>
+              </w:rPr>
+            </w:pPr>
+            <w:r>
+              <w:rPr>
+                <w:rFonts w:ascii="Georgia" w:hAnsi="Georgia"/>
+              </w:rPr>
+              <w:t>Enfermedades infecciosas</w:t>
+            </w:r>
+          </w:p>
+        </w:tc>
+        <w:tc>
+          <w:tcPr>
+            <w:tcW w:w="2254" w:type="dxa"/>
+          </w:tcPr>
+          <w:p>
+            <w:pPr>
+              <w:rPr>
+                <w:rFonts w:ascii="Georgia" w:hAnsi="Georgia"/>
+              </w:rPr>
+            </w:pPr>
+            <w:r>
+              <w:rPr>
+                <w:rFonts w:ascii="Georgia" w:hAnsi="Georgia"/>
+              </w:rPr>
+              <w:t>Higiene, limpieza, uso de EPIs, revisiones médicas</w:t>
+            </w:r>
+          </w:p>
+        </w:tc>
+      </w:tr>
+      <w:tr>
+        <w:tc>
+          <w:tcPr>
+            <w:tcW w:w="2254" w:type="dxa"/>
+          </w:tcPr>
+          <w:p>
+            <w:pPr>
+              <w:rPr>
+                <w:rFonts w:ascii="Georgia" w:hAnsi="Georgia"/>
+              </w:rPr>
+            </w:pPr>
+            <w:r>
+              <w:rPr>
+                <w:rFonts w:ascii="Georgia" w:hAnsi="Georgia"/>
+              </w:rPr>
+              <w:t>Condiciones ergonómicas – Carga física</w:t>
+            </w:r>
+          </w:p>
+        </w:tc>
+        <w:tc>
+          <w:tcPr>
+            <w:tcW w:w="2254" w:type="dxa"/>
+          </w:tcPr>
+          <w:p>
+            <w:pPr>
+              <w:rPr>
+                <w:rFonts w:ascii="Georgia" w:hAnsi="Georgia"/>
+              </w:rPr>
+            </w:pPr>
+            <w:r>
+              <w:rPr>
+                <w:rFonts w:ascii="Georgia" w:hAnsi="Georgia"/>
+              </w:rPr>
+              <w:t>Mala postura, uso prolongado del ordenador, manipulación de equipos</w:t>
+            </w:r>
+          </w:p>
+        </w:tc>
+        <w:tc>
+          <w:tcPr>
+            <w:tcW w:w="2254" w:type="dxa"/>
+          </w:tcPr>
+          <w:p>
+            <w:pPr>
+              <w:rPr>
+                <w:rFonts w:ascii="Georgia" w:hAnsi="Georgia"/>
+              </w:rPr>
+            </w:pPr>
+            <w:r>
+              <w:rPr>
+                <w:rFonts w:ascii="Georgia" w:hAnsi="Georgia"/>
+              </w:rPr>
+              <w:t>Dolores musculares, lumbalgias, fatiga</w:t>
+            </w:r>
+          </w:p>
+        </w:tc>
+        <w:tc>
+          <w:tcPr>
+            <w:tcW w:w="2254" w:type="dxa"/>
+          </w:tcPr>
+          <w:p>
+            <w:pPr>
+              <w:rPr>
+                <w:rFonts w:ascii="Georgia" w:hAnsi="Georgia"/>
+              </w:rPr>
+            </w:pPr>
+            <w:r>
+              <w:rPr>
+                <w:rFonts w:ascii="Georgia" w:hAnsi="Georgia"/>
+              </w:rPr>
+              <w:t>Sillas ergonómicas, formación postural, pausas, estiramientos</w:t>
+            </w:r>
+          </w:p>
+        </w:tc>
+      </w:tr>
+      <w:tr>
+        <w:tc>
+          <w:tcPr>
+            <w:tcW w:w="2254" w:type="dxa"/>
+          </w:tcPr>
+          <w:p>
+            <w:pPr>
+              <w:rPr>
+                <w:rFonts w:ascii="Georgia" w:hAnsi="Georgia"/>
+              </w:rPr>
+            </w:pPr>
+            <w:r>
+              <w:rPr>
+                <w:rFonts w:ascii="Georgia" w:hAnsi="Georgia"/>
+              </w:rPr>
+              <w:t>Condiciones ergonómicas – Carga mental</w:t>
+            </w:r>
+          </w:p>
+        </w:tc>
+        <w:tc>
+          <w:tcPr>
+            <w:tcW w:w="2254" w:type="dxa"/>
+          </w:tcPr>
+          <w:p>
+            <w:pPr>
+              <w:rPr>
+                <w:rFonts w:ascii="Georgia" w:hAnsi="Georgia"/>
+              </w:rPr>
+            </w:pPr>
+            <w:r>
+              <w:rPr>
+                <w:rFonts w:ascii="Georgia" w:hAnsi="Georgia"/>
+              </w:rPr>
+              <w:t>Exceso de trabajo, presión, uso continuo de pantallas</w:t>
+            </w:r>
+          </w:p>
+          <w:p>
+            <w:pPr>
+              <w:rPr>
+                <w:rFonts w:ascii="Georgia" w:hAnsi="Georgia"/>
+              </w:rPr>
+            </w:pPr>
+          </w:p>
+        </w:tc>
+        <w:tc>
+          <w:tcPr>
+            <w:tcW w:w="2254" w:type="dxa"/>
+          </w:tcPr>
+          <w:p>
+            <w:pPr>
+              <w:rPr>
+                <w:rFonts w:ascii="Georgia" w:hAnsi="Georgia"/>
+              </w:rPr>
+            </w:pPr>
+            <w:r>
+              <w:rPr>
+                <w:rFonts w:ascii="Georgia" w:hAnsi="Georgia"/>
+              </w:rPr>
+              <w:t>Estrés, ansiedad, fatiga mental, insomnio</w:t>
+            </w:r>
+          </w:p>
+        </w:tc>
+        <w:tc>
+          <w:tcPr>
+            <w:tcW w:w="2254" w:type="dxa"/>
+          </w:tcPr>
+          <w:p>
+            <w:pPr>
+              <w:rPr>
+                <w:rFonts w:ascii="Georgia" w:hAnsi="Georgia"/>
+              </w:rPr>
+            </w:pPr>
+            <w:r>
+              <w:rPr>
+                <w:rFonts w:ascii="Georgia" w:hAnsi="Georgia"/>
+              </w:rPr>
+              <w:t>Organización del trabajo, pausas, reducir carga, cumplir normativa de pantallas</w:t>
+            </w:r>
+          </w:p>
+        </w:tc>
+      </w:tr>
+      <w:tr>
+        <w:tc>
+          <w:tcPr>
+            <w:tcW w:w="2254" w:type="dxa"/>
+          </w:tcPr>
+          <w:p>
+            <w:pPr>
+              <w:rPr>
+                <w:rFonts w:ascii="Georgia" w:hAnsi="Georgia"/>
+              </w:rPr>
+            </w:pPr>
+            <w:r>
+              <w:rPr>
+                <w:rFonts w:ascii="Georgia" w:hAnsi="Georgia"/>
+              </w:rPr>
+              <w:lastRenderedPageBreak/>
+              <w:t>Condiciones psicosociales – Jornada</w:t>
+            </w:r>
+          </w:p>
+        </w:tc>
+        <w:tc>
+          <w:tcPr>
+            <w:tcW w:w="2254" w:type="dxa"/>
+          </w:tcPr>
+          <w:p>
+            <w:pPr>
+              <w:rPr>
+                <w:rFonts w:ascii="Georgia" w:hAnsi="Georgia"/>
+              </w:rPr>
+            </w:pPr>
+            <w:r>
+              <w:rPr>
+                <w:rFonts w:ascii="Georgia" w:hAnsi="Georgia"/>
+              </w:rPr>
+              <w:t>Jornadas largas o mal organizadas</w:t>
+            </w:r>
+          </w:p>
+        </w:tc>
+        <w:tc>
+          <w:tcPr>
+            <w:tcW w:w="2254" w:type="dxa"/>
+          </w:tcPr>
+          <w:p>
+            <w:pPr>
+              <w:rPr>
+                <w:rFonts w:ascii="Georgia" w:hAnsi="Georgia"/>
+              </w:rPr>
+            </w:pPr>
+            <w:r>
+              <w:rPr>
+                <w:rFonts w:ascii="Georgia" w:hAnsi="Georgia"/>
+              </w:rPr>
+              <w:t>Estrés, burnout, agotamiento</w:t>
+            </w:r>
+          </w:p>
+        </w:tc>
+        <w:tc>
+          <w:tcPr>
+            <w:tcW w:w="2254" w:type="dxa"/>
+          </w:tcPr>
+          <w:p>
+            <w:pPr>
+              <w:rPr>
+                <w:rFonts w:ascii="Georgia" w:hAnsi="Georgia"/>
+              </w:rPr>
+            </w:pPr>
+            <w:r>
+              <w:rPr>
+                <w:rFonts w:ascii="Georgia" w:hAnsi="Georgia"/>
+              </w:rPr>
+              <w:t>Respetar horarios, descansos, planificación</w:t>
+            </w:r>
+          </w:p>
+        </w:tc>
+      </w:tr>
+      <w:tr>
+        <w:tc>
+          <w:tcPr>
+            <w:tcW w:w="2254" w:type="dxa"/>
+          </w:tcPr>
+          <w:p>
+            <w:pPr>
+              <w:rPr>
+                <w:rFonts w:ascii="Georgia" w:hAnsi="Georgia"/>
+              </w:rPr>
+            </w:pPr>
+            <w:r>
+              <w:rPr>
+                <w:rFonts w:ascii="Georgia" w:hAnsi="Georgia"/>
+              </w:rPr>
+              <w:t>Condiciones psicosociales – Organización del trabajo</w:t>
+            </w:r>
+          </w:p>
+        </w:tc>
+        <w:tc>
+          <w:tcPr>
+            <w:tcW w:w="2254" w:type="dxa"/>
+          </w:tcPr>
+          <w:p>
+            <w:pPr>
+              <w:rPr>
+                <w:rFonts w:ascii="Georgia" w:hAnsi="Georgia"/>
+              </w:rPr>
+            </w:pPr>
+            <w:r>
+              <w:rPr>
+                <w:rFonts w:ascii="Georgia" w:hAnsi="Georgia"/>
+              </w:rPr>
+              <w:t>Mala organización, presión, baja motivación</w:t>
+            </w:r>
+          </w:p>
+        </w:tc>
+        <w:tc>
+          <w:tcPr>
+            <w:tcW w:w="2254" w:type="dxa"/>
+          </w:tcPr>
+          <w:p>
+            <w:pPr>
+              <w:rPr>
+                <w:rFonts w:ascii="Georgia" w:hAnsi="Georgia"/>
+              </w:rPr>
+            </w:pPr>
+            <w:r>
+              <w:rPr>
+                <w:rFonts w:ascii="Georgia" w:hAnsi="Georgia"/>
+              </w:rPr>
+              <w:t>Insatisfacción, ansiedad, depresión</w:t>
+            </w:r>
+          </w:p>
+        </w:tc>
+        <w:tc>
+          <w:tcPr>
+            <w:tcW w:w="2254" w:type="dxa"/>
+          </w:tcPr>
+          <w:p>
+            <w:pPr>
+              <w:rPr>
+                <w:rFonts w:ascii="Georgia" w:hAnsi="Georgia"/>
+              </w:rPr>
+            </w:pPr>
+            <w:r>
+              <w:rPr>
+                <w:rFonts w:ascii="Georgia" w:hAnsi="Georgia"/>
+              </w:rPr>
+              <w:t>Buen ambiente laboral, salarios adecuados, comunicación</w:t>
+            </w:r>
+          </w:p>
+        </w:tc>
+      </w:tr>
+      <w:tr>
+        <w:tc>
+          <w:tcPr>
+            <w:tcW w:w="2254" w:type="dxa"/>
+          </w:tcPr>
+          <w:p>
+            <w:pPr>
+              <w:rPr>
+                <w:rFonts w:ascii="Georgia" w:hAnsi="Georgia"/>
+              </w:rPr>
+            </w:pPr>
+            <w:r>
+              <w:rPr>
+                <w:rFonts w:ascii="Georgia" w:hAnsi="Georgia"/>
+              </w:rPr>
+              <w:t>Condiciones psicosociales – Características del puesto</w:t>
+            </w:r>
+          </w:p>
+        </w:tc>
+        <w:tc>
+          <w:tcPr>
+            <w:tcW w:w="2254" w:type="dxa"/>
+          </w:tcPr>
+          <w:p>
+            <w:pPr>
+              <w:rPr>
+                <w:rFonts w:ascii="Georgia" w:hAnsi="Georgia"/>
+              </w:rPr>
+            </w:pPr>
+            <w:r>
+              <w:rPr>
+                <w:rFonts w:ascii="Georgia" w:hAnsi="Georgia"/>
+              </w:rPr>
+              <w:t>Trabajo repetitivo o poco autónomo</w:t>
+            </w:r>
+          </w:p>
+        </w:tc>
+        <w:tc>
+          <w:tcPr>
+            <w:tcW w:w="2254" w:type="dxa"/>
+          </w:tcPr>
+          <w:p>
+            <w:pPr>
+              <w:rPr>
+                <w:rFonts w:ascii="Georgia" w:hAnsi="Georgia"/>
+              </w:rPr>
+            </w:pPr>
+            <w:r>
+              <w:rPr>
+                <w:rFonts w:ascii="Georgia" w:hAnsi="Georgia"/>
+              </w:rPr>
+              <w:t>Desmotivación, estrés</w:t>
+            </w:r>
+          </w:p>
+        </w:tc>
+        <w:tc>
+          <w:tcPr>
+            <w:tcW w:w="2254" w:type="dxa"/>
+          </w:tcPr>
+          <w:p>
+            <w:pPr>
+              <w:rPr>
+                <w:rFonts w:ascii="Georgia" w:hAnsi="Georgia"/>
+              </w:rPr>
+            </w:pPr>
+            <w:r>
+              <w:rPr>
+                <w:rFonts w:ascii="Georgia" w:hAnsi="Georgia"/>
+              </w:rPr>
+              <w:t>Rotación de tareas, mayor autonomía</w:t>
+            </w:r>
+          </w:p>
+        </w:tc>
+      </w:tr>
+      <w:tr>
+        <w:tc>
+          <w:tcPr>
+            <w:tcW w:w="2254" w:type="dxa"/>
+          </w:tcPr>
+          <w:p>
+            <w:pPr>
+              <w:rPr>
+                <w:rFonts w:ascii="Georgia" w:hAnsi="Georgia"/>
+              </w:rPr>
+            </w:pPr>
+            <w:r>
+              <w:rPr>
+                <w:rFonts w:ascii="Georgia" w:hAnsi="Georgia"/>
+              </w:rPr>
+              <w:t>Condiciones psicosociales – Características del trabajador</w:t>
+            </w:r>
+          </w:p>
+        </w:tc>
+        <w:tc>
+          <w:tcPr>
+            <w:tcW w:w="2254" w:type="dxa"/>
+          </w:tcPr>
+          <w:p>
+            <w:pPr>
+              <w:rPr>
+                <w:rFonts w:ascii="Georgia" w:hAnsi="Georgia"/>
+              </w:rPr>
+            </w:pPr>
+            <w:r>
+              <w:rPr>
+                <w:rFonts w:ascii="Georgia" w:hAnsi="Georgia"/>
+              </w:rPr>
+              <w:t>Falta de formación o adaptación al puesto</w:t>
+            </w:r>
+          </w:p>
+        </w:tc>
+        <w:tc>
+          <w:tcPr>
+            <w:tcW w:w="2254" w:type="dxa"/>
+          </w:tcPr>
+          <w:p>
+            <w:pPr>
+              <w:rPr>
+                <w:rFonts w:ascii="Georgia" w:hAnsi="Georgia"/>
+              </w:rPr>
+            </w:pPr>
+            <w:r>
+              <w:rPr>
+                <w:rFonts w:ascii="Georgia" w:hAnsi="Georgia"/>
+              </w:rPr>
+              <w:t>Estrés, bajo rendimiento</w:t>
+            </w:r>
+          </w:p>
+        </w:tc>
+        <w:tc>
+          <w:tcPr>
+            <w:tcW w:w="2254" w:type="dxa"/>
+          </w:tcPr>
+          <w:p>
+            <w:pPr>
+              <w:rPr>
+                <w:rFonts w:ascii="Georgia" w:hAnsi="Georgia"/>
+              </w:rPr>
+            </w:pPr>
+            <w:r>
+              <w:rPr>
+                <w:rFonts w:ascii="Georgia" w:hAnsi="Georgia"/>
+              </w:rPr>
+              <w:t>Formación adecuada y selección de personal</w:t>
+            </w:r>
+          </w:p>
+        </w:tc>
+      </w:tr>
+    </w:tbl>
+    <w:p>
+      <w:pPr>
+        <w:jc w:val="both"/>
+        <w:rPr>
+          <w:rFonts w:ascii="Georgia" w:hAnsi="Georgia"/>
+        </w:rPr>
+      </w:pPr>
+    </w:p>
+    <w:p>
+      <w:pPr>
+        <w:rPr>
+          <w:rFonts w:ascii="Garamond" w:hAnsi="Garamond"/>
+          <w:b/>
+          <w:bCs/>
+          <w:sz w:val="42"/>
+          <w:szCs w:val="42"/>
+        </w:rPr>
+      </w:pPr>
+      <w:r>
+        <w:rPr>
+          <w:rFonts w:ascii="Garamond" w:hAnsi="Garamond"/>
+          <w:b/>
+          <w:bCs/>
+          <w:sz w:val="42"/>
+          <w:szCs w:val="42"/>
+        </w:rPr>
+        <w:t xml:space="preserve">7. OTRAS COSAS QUE APORTAN SOBRE LAS CONDICIONES DE LOS TRABAJADORES </w:t>
+      </w:r>
+    </w:p>
+    <w:p>
+      <w:pPr>
+        <w:ind w:left="360"/>
+        <w:jc w:val="both"/>
+        <w:rPr>
+          <w:rFonts w:ascii="Georgia" w:hAnsi="Georgia"/>
+        </w:rPr>
+      </w:pPr>
+      <w:r>
+        <w:rPr>
+          <w:rFonts w:ascii="Georgia" w:hAnsi="Georgia"/>
+        </w:rPr>
+        <w:t>Para mejorar las condiciones, entorno y amiente de la empresa aportamos divers</w:t>
+      </w:r>
+      <w:r>
+        <w:rPr>
+          <w:rFonts w:ascii="Georgia" w:hAnsi="Georgia"/>
+        </w:rPr>
+        <w:t>os recursos y oportunidades para nuestro trabajadores tales como: un plan de prevención de riesgos laborales, EPIs necesarias, oficina climatizada, buena iluminación, sillas ergonómicas y pantallas ajustables, pausas obligatorias, formación de diversos temas y según intereses, flexibilidad horaria, teletrabajo, fomentar un buen amiente con juegos y reuniones, evitar tareas repetitivas, mejorar la comunicación de equipo, entre otros. En conclusión, es que la condiciones sean óptimas para cada trabajador de la empresa con el propósito de mejorar las habilidades profesionales.</w:t>
+      </w:r>
+    </w:p>
+    <w:p>
+      <w:pPr>
+        <w:jc w:val="both"/>
+        <w:rPr>
+          <w:rFonts w:ascii="Georgia" w:hAnsi="Georgia"/>
+        </w:rPr>
+      </w:pPr>
+    </w:p>
+    <w:p>
+      <w:pPr>
+        <w:jc w:val="both"/>
+        <w:rPr>
+          <w:b/>
+          <w:bCs/>
+        </w:rPr>
+      </w:pPr>
+    </w:p>
+    <w:p/>
+    <w:p>
+      <w:pPr>
+        <w:ind w:left="360"/>
+        <w:rPr>
+          <w:rFonts w:ascii="Georgia" w:hAnsi="Georgia"/>
+        </w:rPr>
+      </w:pPr>
+    </w:p>
+    <w:p/>
+    <w:p/>
+    <w:p/>
+    <w:p/>
+    <w:p/>
+    <w:p/>
+    <w:p/>
+    <w:p/>
+    <w:p/>
     <w:sectPr>
-      <w:footerReference w:type="default" r:id="rId9"/>
+      <w:headerReference w:type="default" r:id="rId10"/>
+      <w:footerReference w:type="default" r:id="rId11"/>
       <w:pgSz w:w="11906" w:h="16838"/>
       <w:pgMar w:top="1440" w:right="1440" w:bottom="1440" w:left="1440" w:header="708" w:footer="708" w:gutter="0"/>
       <w:pgNumType w:start="0"/>
@@ -2079,6 +3846,99 @@
 </w:footnotes>
 </file>
 
+<file path=word/header1.xml><?xml version="1.0" encoding="utf-8"?>
+<w:hdr xmlns:wpc="http://schemas.microsoft.com/office/word/2010/wordprocessingCanvas" xmlns:cx="http://schemas.microsoft.com/office/drawing/2014/chartex" xmlns:cx1="http://schemas.microsoft.com/office/drawing/2015/9/8/chartex" xmlns:cx2="http://schemas.microsoft.com/office/drawing/2015/10/21/chartex" xmlns:cx3="http://schemas.microsoft.com/office/drawing/2016/5/9/chartex" xmlns:cx4="http://schemas.microsoft.com/office/drawing/2016/5/10/chartex" xmlns:cx5="http://schemas.microsoft.com/office/drawing/2016/5/11/chartex" xmlns:cx6="http://schemas.microsoft.com/office/drawing/2016/5/12/chartex" xmlns:cx7="http://schemas.microsoft.com/office/drawing/2016/5/13/chartex" xmlns:cx8="http://schemas.microsoft.com/office/drawing/2016/5/14/chartex" xmlns:mc="http://schemas.openxmlformats.org/markup-compatibility/2006" xmlns:aink="http://schemas.microsoft.com/office/drawing/2016/ink" xmlns:am3d="http://schemas.microsoft.com/office/drawing/2017/model3d" xmlns:o="urn:schemas-microsoft-com:office:office" xmlns:oel="http://schemas.microsoft.com/office/2019/extlst" xmlns:r="http://schemas.openxmlformats.org/officeDocument/2006/relationships" xmlns:m="http://schemas.openxmlformats.org/officeDocument/2006/math" xmlns:v="urn:schemas-microsoft-com:vml" xmlns:wp14="http://schemas.microsoft.com/office/word/2010/wordprocessingDrawing" xmlns:wp="http://schemas.openxmlformats.org/drawingml/2006/wordprocessingDrawing" xmlns:w10="urn:schemas-microsoft-com:office:word" xmlns:w="http://schemas.openxmlformats.org/wordprocessingml/2006/main" xmlns:w14="http://schemas.microsoft.com/office/word/2010/wordml" xmlns:w15="http://schemas.microsoft.com/office/word/2012/wordml" xmlns:w16cex="http://schemas.microsoft.com/office/word/2018/wordml/cex" xmlns:w16cid="http://schemas.microsoft.com/office/word/2016/wordml/cid" xmlns:w16="http://schemas.microsoft.com/office/word/2018/wordml" xmlns:w16du="http://schemas.microsoft.com/office/word/2023/wordml/word16du" xmlns:w16sdtdh="http://schemas.microsoft.com/office/word/2020/wordml/sdtdatahash" xmlns:w16sdtfl="http://schemas.microsoft.com/office/word/2024/wordml/sdtformatlock" xmlns:w16se="http://schemas.microsoft.com/office/word/2015/wordml/symex" xmlns:wpg="http://schemas.microsoft.com/office/word/2010/wordprocessingGroup" xmlns:wpi="http://schemas.microsoft.com/office/word/2010/wordprocessingInk" xmlns:wne="http://schemas.microsoft.com/office/word/2006/wordml" xmlns:wps="http://schemas.microsoft.com/office/word/2010/wordprocessingShape" mc:Ignorable="w14 w15 w16se w16cid w16 w16cex w16sdtdh w16sdtfl w16du wp14">
+  <w:tbl>
+    <w:tblPr>
+      <w:tblW w:w="5000" w:type="pct"/>
+      <w:jc w:val="right"/>
+      <w:shd w:val="clear" w:color="auto" w:fill="E97132" w:themeFill="accent2"/>
+      <w:tblCellMar>
+        <w:top w:w="115" w:type="dxa"/>
+        <w:left w:w="115" w:type="dxa"/>
+        <w:bottom w:w="115" w:type="dxa"/>
+        <w:right w:w="115" w:type="dxa"/>
+      </w:tblCellMar>
+      <w:tblLook w:val="04A0" w:firstRow="1" w:lastRow="0" w:firstColumn="1" w:lastColumn="0" w:noHBand="0" w:noVBand="1"/>
+    </w:tblPr>
+    <w:tblGrid>
+      <w:gridCol w:w="503"/>
+      <w:gridCol w:w="8523"/>
+    </w:tblGrid>
+    <w:tr>
+      <w:trPr>
+        <w:jc w:val="right"/>
+      </w:trPr>
+      <w:tc>
+        <w:tcPr>
+          <w:tcW w:w="0" w:type="auto"/>
+          <w:shd w:val="clear" w:color="auto" w:fill="E97132" w:themeFill="accent2"/>
+          <w:vAlign w:val="center"/>
+        </w:tcPr>
+        <w:p>
+          <w:pPr>
+            <w:pStyle w:val="Encabezado"/>
+            <w:rPr>
+              <w:caps/>
+              <w:color w:val="FFFFFF" w:themeColor="background1"/>
+            </w:rPr>
+          </w:pPr>
+        </w:p>
+      </w:tc>
+      <w:tc>
+        <w:tcPr>
+          <w:tcW w:w="0" w:type="auto"/>
+          <w:shd w:val="clear" w:color="auto" w:fill="E97132" w:themeFill="accent2"/>
+          <w:vAlign w:val="center"/>
+        </w:tcPr>
+        <w:p>
+          <w:pPr>
+            <w:pStyle w:val="Encabezado"/>
+            <w:jc w:val="center"/>
+            <w:rPr>
+              <w:caps/>
+              <w:color w:val="FFFFFF" w:themeColor="background1"/>
+            </w:rPr>
+          </w:pPr>
+          <w:sdt>
+            <w:sdtPr>
+              <w:rPr>
+                <w:rFonts w:ascii="Georgia" w:hAnsi="Georgia"/>
+                <w:caps/>
+                <w:color w:val="FFFFFF" w:themeColor="background1"/>
+              </w:rPr>
+              <w:alias w:val="Título"/>
+              <w:tag w:val=""/>
+              <w:id w:val="-773790484"/>
+              <w:placeholder>
+                <w:docPart w:val="61D90FF818CE4581865E259EDDC4327D"/>
+              </w:placeholder>
+              <w:dataBinding w:prefixMappings="xmlns:ns0='http://purl.org/dc/elements/1.1/' xmlns:ns1='http://schemas.openxmlformats.org/package/2006/metadata/core-properties' " w:xpath="/ns1:coreProperties[1]/ns0:title[1]" w:storeItemID="{6C3C8BC8-F283-45AE-878A-BAB7291924A1}"/>
+              <w:text/>
+            </w:sdtPr>
+            <w:sdtContent>
+              <w:r>
+                <w:rPr>
+                  <w:rFonts w:ascii="Georgia" w:hAnsi="Georgia"/>
+                  <w:caps/>
+                  <w:color w:val="FFFFFF" w:themeColor="background1"/>
+                </w:rPr>
+                <w:t>PROYECTO ITERMODULAR IPO I</w:t>
+              </w:r>
+            </w:sdtContent>
+          </w:sdt>
+        </w:p>
+      </w:tc>
+    </w:tr>
+  </w:tbl>
+  <w:p>
+    <w:pPr>
+      <w:pStyle w:val="Encabezado"/>
+    </w:pPr>
+  </w:p>
+</w:hdr>
+</file>
+
 <file path=word/numbering.xml><?xml version="1.0" encoding="utf-8"?>
 <w:numbering xmlns:wpc="http://schemas.microsoft.com/office/word/2010/wordprocessingCanvas" xmlns:cx="http://schemas.microsoft.com/office/drawing/2014/chartex" xmlns:cx1="http://schemas.microsoft.com/office/drawing/2015/9/8/chartex" xmlns:cx2="http://schemas.microsoft.com/office/drawing/2015/10/21/chartex" xmlns:cx3="http://schemas.microsoft.com/office/drawing/2016/5/9/chartex" xmlns:cx4="http://schemas.microsoft.com/office/drawing/2016/5/10/chartex" xmlns:cx5="http://schemas.microsoft.com/office/drawing/2016/5/11/chartex" xmlns:cx6="http://schemas.microsoft.com/office/drawing/2016/5/12/chartex" xmlns:cx7="http://schemas.microsoft.com/office/drawing/2016/5/13/chartex" xmlns:cx8="http://schemas.microsoft.com/office/drawing/2016/5/14/chartex" xmlns:mc="http://schemas.openxmlformats.org/markup-compatibility/2006" xmlns:aink="http://schemas.microsoft.com/office/drawing/2016/ink" xmlns:am3d="http://schemas.microsoft.com/office/drawing/2017/model3d" xmlns:o="urn:schemas-microsoft-com:office:office" xmlns:oel="http://schemas.microsoft.com/office/2019/extlst" xmlns:r="http://schemas.openxmlformats.org/officeDocument/2006/relationships" xmlns:m="http://schemas.openxmlformats.org/officeDocument/2006/math" xmlns:v="urn:schemas-microsoft-com:vml" xmlns:wp14="http://schemas.microsoft.com/office/word/2010/wordprocessingDrawing" xmlns:wp="http://schemas.openxmlformats.org/drawingml/2006/wordprocessingDrawing" xmlns:w10="urn:schemas-microsoft-com:office:word" xmlns:w="http://schemas.openxmlformats.org/wordprocessingml/2006/main" xmlns:w14="http://schemas.microsoft.com/office/word/2010/wordml" xmlns:w15="http://schemas.microsoft.com/office/word/2012/wordml" xmlns:w16cex="http://schemas.microsoft.com/office/word/2018/wordml/cex" xmlns:w16cid="http://schemas.microsoft.com/office/word/2016/wordml/cid" xmlns:w16="http://schemas.microsoft.com/office/word/2018/wordml" xmlns:w16du="http://schemas.microsoft.com/office/word/2023/wordml/word16du" xmlns:w16sdtdh="http://schemas.microsoft.com/office/word/2020/wordml/sdtdatahash" xmlns:w16sdtfl="http://schemas.microsoft.com/office/word/2024/wordml/sdtformatlock" xmlns:w16se="http://schemas.microsoft.com/office/word/2015/wordml/symex" xmlns:wpg="http://schemas.microsoft.com/office/word/2010/wordprocessingGroup" xmlns:wpi="http://schemas.microsoft.com/office/word/2010/wordprocessingInk" xmlns:wne="http://schemas.microsoft.com/office/word/2006/wordml" xmlns:wps="http://schemas.microsoft.com/office/word/2010/wordprocessingShape" mc:Ignorable="w14 w15 w16se w16cid w16 w16cex w16sdtdh w16sdtfl w16du wp14">
   <w:abstractNum w:abstractNumId="0" w15:restartNumberingAfterBreak="0">
@@ -2282,11 +4142,770 @@
       </w:pPr>
     </w:lvl>
   </w:abstractNum>
+  <w:abstractNum w:abstractNumId="2" w15:restartNumberingAfterBreak="0">
+    <w:nsid w:val="17B938E9"/>
+    <w:multiLevelType w:val="hybridMultilevel"/>
+    <w:tmpl w:val="E6DC34E4"/>
+    <w:lvl w:ilvl="0" w:tplc="08090001">
+      <w:start w:val="1"/>
+      <w:numFmt w:val="bullet"/>
+      <w:lvlText w:val=""/>
+      <w:lvlJc w:val="left"/>
+      <w:pPr>
+        <w:ind w:left="1440" w:hanging="360"/>
+      </w:pPr>
+      <w:rPr>
+        <w:rFonts w:ascii="Symbol" w:hAnsi="Symbol" w:hint="default"/>
+      </w:rPr>
+    </w:lvl>
+    <w:lvl w:ilvl="1" w:tplc="08090003" w:tentative="1">
+      <w:start w:val="1"/>
+      <w:numFmt w:val="bullet"/>
+      <w:lvlText w:val="o"/>
+      <w:lvlJc w:val="left"/>
+      <w:pPr>
+        <w:ind w:left="2160" w:hanging="360"/>
+      </w:pPr>
+      <w:rPr>
+        <w:rFonts w:ascii="Courier New" w:hAnsi="Courier New" w:cs="Courier New" w:hint="default"/>
+      </w:rPr>
+    </w:lvl>
+    <w:lvl w:ilvl="2" w:tplc="08090005" w:tentative="1">
+      <w:start w:val="1"/>
+      <w:numFmt w:val="bullet"/>
+      <w:lvlText w:val=""/>
+      <w:lvlJc w:val="left"/>
+      <w:pPr>
+        <w:ind w:left="2880" w:hanging="360"/>
+      </w:pPr>
+      <w:rPr>
+        <w:rFonts w:ascii="Wingdings" w:hAnsi="Wingdings" w:hint="default"/>
+      </w:rPr>
+    </w:lvl>
+    <w:lvl w:ilvl="3" w:tplc="08090001" w:tentative="1">
+      <w:start w:val="1"/>
+      <w:numFmt w:val="bullet"/>
+      <w:lvlText w:val=""/>
+      <w:lvlJc w:val="left"/>
+      <w:pPr>
+        <w:ind w:left="3600" w:hanging="360"/>
+      </w:pPr>
+      <w:rPr>
+        <w:rFonts w:ascii="Symbol" w:hAnsi="Symbol" w:hint="default"/>
+      </w:rPr>
+    </w:lvl>
+    <w:lvl w:ilvl="4" w:tplc="08090003" w:tentative="1">
+      <w:start w:val="1"/>
+      <w:numFmt w:val="bullet"/>
+      <w:lvlText w:val="o"/>
+      <w:lvlJc w:val="left"/>
+      <w:pPr>
+        <w:ind w:left="4320" w:hanging="360"/>
+      </w:pPr>
+      <w:rPr>
+        <w:rFonts w:ascii="Courier New" w:hAnsi="Courier New" w:cs="Courier New" w:hint="default"/>
+      </w:rPr>
+    </w:lvl>
+    <w:lvl w:ilvl="5" w:tplc="08090005" w:tentative="1">
+      <w:start w:val="1"/>
+      <w:numFmt w:val="bullet"/>
+      <w:lvlText w:val=""/>
+      <w:lvlJc w:val="left"/>
+      <w:pPr>
+        <w:ind w:left="5040" w:hanging="360"/>
+      </w:pPr>
+      <w:rPr>
+        <w:rFonts w:ascii="Wingdings" w:hAnsi="Wingdings" w:hint="default"/>
+      </w:rPr>
+    </w:lvl>
+    <w:lvl w:ilvl="6" w:tplc="08090001" w:tentative="1">
+      <w:start w:val="1"/>
+      <w:numFmt w:val="bullet"/>
+      <w:lvlText w:val=""/>
+      <w:lvlJc w:val="left"/>
+      <w:pPr>
+        <w:ind w:left="5760" w:hanging="360"/>
+      </w:pPr>
+      <w:rPr>
+        <w:rFonts w:ascii="Symbol" w:hAnsi="Symbol" w:hint="default"/>
+      </w:rPr>
+    </w:lvl>
+    <w:lvl w:ilvl="7" w:tplc="08090003" w:tentative="1">
+      <w:start w:val="1"/>
+      <w:numFmt w:val="bullet"/>
+      <w:lvlText w:val="o"/>
+      <w:lvlJc w:val="left"/>
+      <w:pPr>
+        <w:ind w:left="6480" w:hanging="360"/>
+      </w:pPr>
+      <w:rPr>
+        <w:rFonts w:ascii="Courier New" w:hAnsi="Courier New" w:cs="Courier New" w:hint="default"/>
+      </w:rPr>
+    </w:lvl>
+    <w:lvl w:ilvl="8" w:tplc="08090005" w:tentative="1">
+      <w:start w:val="1"/>
+      <w:numFmt w:val="bullet"/>
+      <w:lvlText w:val=""/>
+      <w:lvlJc w:val="left"/>
+      <w:pPr>
+        <w:ind w:left="7200" w:hanging="360"/>
+      </w:pPr>
+      <w:rPr>
+        <w:rFonts w:ascii="Wingdings" w:hAnsi="Wingdings" w:hint="default"/>
+      </w:rPr>
+    </w:lvl>
+  </w:abstractNum>
+  <w:abstractNum w:abstractNumId="3" w15:restartNumberingAfterBreak="0">
+    <w:nsid w:val="202861F2"/>
+    <w:multiLevelType w:val="hybridMultilevel"/>
+    <w:tmpl w:val="CEC8578C"/>
+    <w:lvl w:ilvl="0" w:tplc="B6683966">
+      <w:start w:val="1"/>
+      <w:numFmt w:val="bullet"/>
+      <w:lvlText w:val="-"/>
+      <w:lvlJc w:val="left"/>
+      <w:pPr>
+        <w:ind w:left="1080" w:hanging="360"/>
+      </w:pPr>
+      <w:rPr>
+        <w:rFonts w:ascii="Georgia" w:eastAsiaTheme="minorHAnsi" w:hAnsi="Georgia" w:cstheme="minorBidi" w:hint="default"/>
+        <w:b w:val="0"/>
+      </w:rPr>
+    </w:lvl>
+    <w:lvl w:ilvl="1" w:tplc="08090003" w:tentative="1">
+      <w:start w:val="1"/>
+      <w:numFmt w:val="bullet"/>
+      <w:lvlText w:val="o"/>
+      <w:lvlJc w:val="left"/>
+      <w:pPr>
+        <w:ind w:left="1800" w:hanging="360"/>
+      </w:pPr>
+      <w:rPr>
+        <w:rFonts w:ascii="Courier New" w:hAnsi="Courier New" w:cs="Courier New" w:hint="default"/>
+      </w:rPr>
+    </w:lvl>
+    <w:lvl w:ilvl="2" w:tplc="08090005" w:tentative="1">
+      <w:start w:val="1"/>
+      <w:numFmt w:val="bullet"/>
+      <w:lvlText w:val=""/>
+      <w:lvlJc w:val="left"/>
+      <w:pPr>
+        <w:ind w:left="2520" w:hanging="360"/>
+      </w:pPr>
+      <w:rPr>
+        <w:rFonts w:ascii="Wingdings" w:hAnsi="Wingdings" w:hint="default"/>
+      </w:rPr>
+    </w:lvl>
+    <w:lvl w:ilvl="3" w:tplc="08090001" w:tentative="1">
+      <w:start w:val="1"/>
+      <w:numFmt w:val="bullet"/>
+      <w:lvlText w:val=""/>
+      <w:lvlJc w:val="left"/>
+      <w:pPr>
+        <w:ind w:left="3240" w:hanging="360"/>
+      </w:pPr>
+      <w:rPr>
+        <w:rFonts w:ascii="Symbol" w:hAnsi="Symbol" w:hint="default"/>
+      </w:rPr>
+    </w:lvl>
+    <w:lvl w:ilvl="4" w:tplc="08090003" w:tentative="1">
+      <w:start w:val="1"/>
+      <w:numFmt w:val="bullet"/>
+      <w:lvlText w:val="o"/>
+      <w:lvlJc w:val="left"/>
+      <w:pPr>
+        <w:ind w:left="3960" w:hanging="360"/>
+      </w:pPr>
+      <w:rPr>
+        <w:rFonts w:ascii="Courier New" w:hAnsi="Courier New" w:cs="Courier New" w:hint="default"/>
+      </w:rPr>
+    </w:lvl>
+    <w:lvl w:ilvl="5" w:tplc="08090005" w:tentative="1">
+      <w:start w:val="1"/>
+      <w:numFmt w:val="bullet"/>
+      <w:lvlText w:val=""/>
+      <w:lvlJc w:val="left"/>
+      <w:pPr>
+        <w:ind w:left="4680" w:hanging="360"/>
+      </w:pPr>
+      <w:rPr>
+        <w:rFonts w:ascii="Wingdings" w:hAnsi="Wingdings" w:hint="default"/>
+      </w:rPr>
+    </w:lvl>
+    <w:lvl w:ilvl="6" w:tplc="08090001" w:tentative="1">
+      <w:start w:val="1"/>
+      <w:numFmt w:val="bullet"/>
+      <w:lvlText w:val=""/>
+      <w:lvlJc w:val="left"/>
+      <w:pPr>
+        <w:ind w:left="5400" w:hanging="360"/>
+      </w:pPr>
+      <w:rPr>
+        <w:rFonts w:ascii="Symbol" w:hAnsi="Symbol" w:hint="default"/>
+      </w:rPr>
+    </w:lvl>
+    <w:lvl w:ilvl="7" w:tplc="08090003" w:tentative="1">
+      <w:start w:val="1"/>
+      <w:numFmt w:val="bullet"/>
+      <w:lvlText w:val="o"/>
+      <w:lvlJc w:val="left"/>
+      <w:pPr>
+        <w:ind w:left="6120" w:hanging="360"/>
+      </w:pPr>
+      <w:rPr>
+        <w:rFonts w:ascii="Courier New" w:hAnsi="Courier New" w:cs="Courier New" w:hint="default"/>
+      </w:rPr>
+    </w:lvl>
+    <w:lvl w:ilvl="8" w:tplc="08090005" w:tentative="1">
+      <w:start w:val="1"/>
+      <w:numFmt w:val="bullet"/>
+      <w:lvlText w:val=""/>
+      <w:lvlJc w:val="left"/>
+      <w:pPr>
+        <w:ind w:left="6840" w:hanging="360"/>
+      </w:pPr>
+      <w:rPr>
+        <w:rFonts w:ascii="Wingdings" w:hAnsi="Wingdings" w:hint="default"/>
+      </w:rPr>
+    </w:lvl>
+  </w:abstractNum>
+  <w:abstractNum w:abstractNumId="4" w15:restartNumberingAfterBreak="0">
+    <w:nsid w:val="5936252F"/>
+    <w:multiLevelType w:val="hybridMultilevel"/>
+    <w:tmpl w:val="5B08C38E"/>
+    <w:lvl w:ilvl="0" w:tplc="08090001">
+      <w:start w:val="1"/>
+      <w:numFmt w:val="bullet"/>
+      <w:lvlText w:val=""/>
+      <w:lvlJc w:val="left"/>
+      <w:pPr>
+        <w:ind w:left="720" w:hanging="360"/>
+      </w:pPr>
+      <w:rPr>
+        <w:rFonts w:ascii="Symbol" w:hAnsi="Symbol" w:hint="default"/>
+      </w:rPr>
+    </w:lvl>
+    <w:lvl w:ilvl="1" w:tplc="08090003" w:tentative="1">
+      <w:start w:val="1"/>
+      <w:numFmt w:val="bullet"/>
+      <w:lvlText w:val="o"/>
+      <w:lvlJc w:val="left"/>
+      <w:pPr>
+        <w:ind w:left="1440" w:hanging="360"/>
+      </w:pPr>
+      <w:rPr>
+        <w:rFonts w:ascii="Courier New" w:hAnsi="Courier New" w:cs="Courier New" w:hint="default"/>
+      </w:rPr>
+    </w:lvl>
+    <w:lvl w:ilvl="2" w:tplc="08090005" w:tentative="1">
+      <w:start w:val="1"/>
+      <w:numFmt w:val="bullet"/>
+      <w:lvlText w:val=""/>
+      <w:lvlJc w:val="left"/>
+      <w:pPr>
+        <w:ind w:left="2160" w:hanging="360"/>
+      </w:pPr>
+      <w:rPr>
+        <w:rFonts w:ascii="Wingdings" w:hAnsi="Wingdings" w:hint="default"/>
+      </w:rPr>
+    </w:lvl>
+    <w:lvl w:ilvl="3" w:tplc="08090001" w:tentative="1">
+      <w:start w:val="1"/>
+      <w:numFmt w:val="bullet"/>
+      <w:lvlText w:val=""/>
+      <w:lvlJc w:val="left"/>
+      <w:pPr>
+        <w:ind w:left="2880" w:hanging="360"/>
+      </w:pPr>
+      <w:rPr>
+        <w:rFonts w:ascii="Symbol" w:hAnsi="Symbol" w:hint="default"/>
+      </w:rPr>
+    </w:lvl>
+    <w:lvl w:ilvl="4" w:tplc="08090003" w:tentative="1">
+      <w:start w:val="1"/>
+      <w:numFmt w:val="bullet"/>
+      <w:lvlText w:val="o"/>
+      <w:lvlJc w:val="left"/>
+      <w:pPr>
+        <w:ind w:left="3600" w:hanging="360"/>
+      </w:pPr>
+      <w:rPr>
+        <w:rFonts w:ascii="Courier New" w:hAnsi="Courier New" w:cs="Courier New" w:hint="default"/>
+      </w:rPr>
+    </w:lvl>
+    <w:lvl w:ilvl="5" w:tplc="08090005" w:tentative="1">
+      <w:start w:val="1"/>
+      <w:numFmt w:val="bullet"/>
+      <w:lvlText w:val=""/>
+      <w:lvlJc w:val="left"/>
+      <w:pPr>
+        <w:ind w:left="4320" w:hanging="360"/>
+      </w:pPr>
+      <w:rPr>
+        <w:rFonts w:ascii="Wingdings" w:hAnsi="Wingdings" w:hint="default"/>
+      </w:rPr>
+    </w:lvl>
+    <w:lvl w:ilvl="6" w:tplc="08090001" w:tentative="1">
+      <w:start w:val="1"/>
+      <w:numFmt w:val="bullet"/>
+      <w:lvlText w:val=""/>
+      <w:lvlJc w:val="left"/>
+      <w:pPr>
+        <w:ind w:left="5040" w:hanging="360"/>
+      </w:pPr>
+      <w:rPr>
+        <w:rFonts w:ascii="Symbol" w:hAnsi="Symbol" w:hint="default"/>
+      </w:rPr>
+    </w:lvl>
+    <w:lvl w:ilvl="7" w:tplc="08090003" w:tentative="1">
+      <w:start w:val="1"/>
+      <w:numFmt w:val="bullet"/>
+      <w:lvlText w:val="o"/>
+      <w:lvlJc w:val="left"/>
+      <w:pPr>
+        <w:ind w:left="5760" w:hanging="360"/>
+      </w:pPr>
+      <w:rPr>
+        <w:rFonts w:ascii="Courier New" w:hAnsi="Courier New" w:cs="Courier New" w:hint="default"/>
+      </w:rPr>
+    </w:lvl>
+    <w:lvl w:ilvl="8" w:tplc="08090005" w:tentative="1">
+      <w:start w:val="1"/>
+      <w:numFmt w:val="bullet"/>
+      <w:lvlText w:val=""/>
+      <w:lvlJc w:val="left"/>
+      <w:pPr>
+        <w:ind w:left="6480" w:hanging="360"/>
+      </w:pPr>
+      <w:rPr>
+        <w:rFonts w:ascii="Wingdings" w:hAnsi="Wingdings" w:hint="default"/>
+      </w:rPr>
+    </w:lvl>
+  </w:abstractNum>
+  <w:abstractNum w:abstractNumId="5" w15:restartNumberingAfterBreak="0">
+    <w:nsid w:val="5C865CD7"/>
+    <w:multiLevelType w:val="hybridMultilevel"/>
+    <w:tmpl w:val="E3F82898"/>
+    <w:lvl w:ilvl="0" w:tplc="0809000F">
+      <w:start w:val="1"/>
+      <w:numFmt w:val="decimal"/>
+      <w:lvlText w:val="%1."/>
+      <w:lvlJc w:val="left"/>
+      <w:pPr>
+        <w:ind w:left="720" w:hanging="360"/>
+      </w:pPr>
+    </w:lvl>
+    <w:lvl w:ilvl="1" w:tplc="08090019" w:tentative="1">
+      <w:start w:val="1"/>
+      <w:numFmt w:val="lowerLetter"/>
+      <w:lvlText w:val="%2."/>
+      <w:lvlJc w:val="left"/>
+      <w:pPr>
+        <w:ind w:left="1440" w:hanging="360"/>
+      </w:pPr>
+    </w:lvl>
+    <w:lvl w:ilvl="2" w:tplc="0809001B" w:tentative="1">
+      <w:start w:val="1"/>
+      <w:numFmt w:val="lowerRoman"/>
+      <w:lvlText w:val="%3."/>
+      <w:lvlJc w:val="right"/>
+      <w:pPr>
+        <w:ind w:left="2160" w:hanging="180"/>
+      </w:pPr>
+    </w:lvl>
+    <w:lvl w:ilvl="3" w:tplc="0809000F" w:tentative="1">
+      <w:start w:val="1"/>
+      <w:numFmt w:val="decimal"/>
+      <w:lvlText w:val="%4."/>
+      <w:lvlJc w:val="left"/>
+      <w:pPr>
+        <w:ind w:left="2880" w:hanging="360"/>
+      </w:pPr>
+    </w:lvl>
+    <w:lvl w:ilvl="4" w:tplc="08090019" w:tentative="1">
+      <w:start w:val="1"/>
+      <w:numFmt w:val="lowerLetter"/>
+      <w:lvlText w:val="%5."/>
+      <w:lvlJc w:val="left"/>
+      <w:pPr>
+        <w:ind w:left="3600" w:hanging="360"/>
+      </w:pPr>
+    </w:lvl>
+    <w:lvl w:ilvl="5" w:tplc="0809001B" w:tentative="1">
+      <w:start w:val="1"/>
+      <w:numFmt w:val="lowerRoman"/>
+      <w:lvlText w:val="%6."/>
+      <w:lvlJc w:val="right"/>
+      <w:pPr>
+        <w:ind w:left="4320" w:hanging="180"/>
+      </w:pPr>
+    </w:lvl>
+    <w:lvl w:ilvl="6" w:tplc="0809000F" w:tentative="1">
+      <w:start w:val="1"/>
+      <w:numFmt w:val="decimal"/>
+      <w:lvlText w:val="%7."/>
+      <w:lvlJc w:val="left"/>
+      <w:pPr>
+        <w:ind w:left="5040" w:hanging="360"/>
+      </w:pPr>
+    </w:lvl>
+    <w:lvl w:ilvl="7" w:tplc="08090019" w:tentative="1">
+      <w:start w:val="1"/>
+      <w:numFmt w:val="lowerLetter"/>
+      <w:lvlText w:val="%8."/>
+      <w:lvlJc w:val="left"/>
+      <w:pPr>
+        <w:ind w:left="5760" w:hanging="360"/>
+      </w:pPr>
+    </w:lvl>
+    <w:lvl w:ilvl="8" w:tplc="0809001B" w:tentative="1">
+      <w:start w:val="1"/>
+      <w:numFmt w:val="lowerRoman"/>
+      <w:lvlText w:val="%9."/>
+      <w:lvlJc w:val="right"/>
+      <w:pPr>
+        <w:ind w:left="6480" w:hanging="180"/>
+      </w:pPr>
+    </w:lvl>
+  </w:abstractNum>
+  <w:abstractNum w:abstractNumId="6" w15:restartNumberingAfterBreak="0">
+    <w:nsid w:val="5EB63AB4"/>
+    <w:multiLevelType w:val="hybridMultilevel"/>
+    <w:tmpl w:val="FE7C96B6"/>
+    <w:lvl w:ilvl="0" w:tplc="08090001">
+      <w:start w:val="1"/>
+      <w:numFmt w:val="bullet"/>
+      <w:lvlText w:val=""/>
+      <w:lvlJc w:val="left"/>
+      <w:pPr>
+        <w:ind w:left="720" w:hanging="360"/>
+      </w:pPr>
+      <w:rPr>
+        <w:rFonts w:ascii="Symbol" w:hAnsi="Symbol" w:hint="default"/>
+      </w:rPr>
+    </w:lvl>
+    <w:lvl w:ilvl="1" w:tplc="08090003" w:tentative="1">
+      <w:start w:val="1"/>
+      <w:numFmt w:val="bullet"/>
+      <w:lvlText w:val="o"/>
+      <w:lvlJc w:val="left"/>
+      <w:pPr>
+        <w:ind w:left="1440" w:hanging="360"/>
+      </w:pPr>
+      <w:rPr>
+        <w:rFonts w:ascii="Courier New" w:hAnsi="Courier New" w:cs="Courier New" w:hint="default"/>
+      </w:rPr>
+    </w:lvl>
+    <w:lvl w:ilvl="2" w:tplc="08090005" w:tentative="1">
+      <w:start w:val="1"/>
+      <w:numFmt w:val="bullet"/>
+      <w:lvlText w:val=""/>
+      <w:lvlJc w:val="left"/>
+      <w:pPr>
+        <w:ind w:left="2160" w:hanging="360"/>
+      </w:pPr>
+      <w:rPr>
+        <w:rFonts w:ascii="Wingdings" w:hAnsi="Wingdings" w:hint="default"/>
+      </w:rPr>
+    </w:lvl>
+    <w:lvl w:ilvl="3" w:tplc="08090001" w:tentative="1">
+      <w:start w:val="1"/>
+      <w:numFmt w:val="bullet"/>
+      <w:lvlText w:val=""/>
+      <w:lvlJc w:val="left"/>
+      <w:pPr>
+        <w:ind w:left="2880" w:hanging="360"/>
+      </w:pPr>
+      <w:rPr>
+        <w:rFonts w:ascii="Symbol" w:hAnsi="Symbol" w:hint="default"/>
+      </w:rPr>
+    </w:lvl>
+    <w:lvl w:ilvl="4" w:tplc="08090003" w:tentative="1">
+      <w:start w:val="1"/>
+      <w:numFmt w:val="bullet"/>
+      <w:lvlText w:val="o"/>
+      <w:lvlJc w:val="left"/>
+      <w:pPr>
+        <w:ind w:left="3600" w:hanging="360"/>
+      </w:pPr>
+      <w:rPr>
+        <w:rFonts w:ascii="Courier New" w:hAnsi="Courier New" w:cs="Courier New" w:hint="default"/>
+      </w:rPr>
+    </w:lvl>
+    <w:lvl w:ilvl="5" w:tplc="08090005" w:tentative="1">
+      <w:start w:val="1"/>
+      <w:numFmt w:val="bullet"/>
+      <w:lvlText w:val=""/>
+      <w:lvlJc w:val="left"/>
+      <w:pPr>
+        <w:ind w:left="4320" w:hanging="360"/>
+      </w:pPr>
+      <w:rPr>
+        <w:rFonts w:ascii="Wingdings" w:hAnsi="Wingdings" w:hint="default"/>
+      </w:rPr>
+    </w:lvl>
+    <w:lvl w:ilvl="6" w:tplc="08090001" w:tentative="1">
+      <w:start w:val="1"/>
+      <w:numFmt w:val="bullet"/>
+      <w:lvlText w:val=""/>
+      <w:lvlJc w:val="left"/>
+      <w:pPr>
+        <w:ind w:left="5040" w:hanging="360"/>
+      </w:pPr>
+      <w:rPr>
+        <w:rFonts w:ascii="Symbol" w:hAnsi="Symbol" w:hint="default"/>
+      </w:rPr>
+    </w:lvl>
+    <w:lvl w:ilvl="7" w:tplc="08090003" w:tentative="1">
+      <w:start w:val="1"/>
+      <w:numFmt w:val="bullet"/>
+      <w:lvlText w:val="o"/>
+      <w:lvlJc w:val="left"/>
+      <w:pPr>
+        <w:ind w:left="5760" w:hanging="360"/>
+      </w:pPr>
+      <w:rPr>
+        <w:rFonts w:ascii="Courier New" w:hAnsi="Courier New" w:cs="Courier New" w:hint="default"/>
+      </w:rPr>
+    </w:lvl>
+    <w:lvl w:ilvl="8" w:tplc="08090005" w:tentative="1">
+      <w:start w:val="1"/>
+      <w:numFmt w:val="bullet"/>
+      <w:lvlText w:val=""/>
+      <w:lvlJc w:val="left"/>
+      <w:pPr>
+        <w:ind w:left="6480" w:hanging="360"/>
+      </w:pPr>
+      <w:rPr>
+        <w:rFonts w:ascii="Wingdings" w:hAnsi="Wingdings" w:hint="default"/>
+      </w:rPr>
+    </w:lvl>
+  </w:abstractNum>
+  <w:abstractNum w:abstractNumId="7" w15:restartNumberingAfterBreak="0">
+    <w:nsid w:val="763805A0"/>
+    <w:multiLevelType w:val="hybridMultilevel"/>
+    <w:tmpl w:val="D7AA175C"/>
+    <w:lvl w:ilvl="0" w:tplc="08090001">
+      <w:start w:val="1"/>
+      <w:numFmt w:val="bullet"/>
+      <w:lvlText w:val=""/>
+      <w:lvlJc w:val="left"/>
+      <w:pPr>
+        <w:ind w:left="720" w:hanging="360"/>
+      </w:pPr>
+      <w:rPr>
+        <w:rFonts w:ascii="Symbol" w:hAnsi="Symbol" w:hint="default"/>
+      </w:rPr>
+    </w:lvl>
+    <w:lvl w:ilvl="1" w:tplc="08090003" w:tentative="1">
+      <w:start w:val="1"/>
+      <w:numFmt w:val="bullet"/>
+      <w:lvlText w:val="o"/>
+      <w:lvlJc w:val="left"/>
+      <w:pPr>
+        <w:ind w:left="1440" w:hanging="360"/>
+      </w:pPr>
+      <w:rPr>
+        <w:rFonts w:ascii="Courier New" w:hAnsi="Courier New" w:cs="Courier New" w:hint="default"/>
+      </w:rPr>
+    </w:lvl>
+    <w:lvl w:ilvl="2" w:tplc="08090005" w:tentative="1">
+      <w:start w:val="1"/>
+      <w:numFmt w:val="bullet"/>
+      <w:lvlText w:val=""/>
+      <w:lvlJc w:val="left"/>
+      <w:pPr>
+        <w:ind w:left="2160" w:hanging="360"/>
+      </w:pPr>
+      <w:rPr>
+        <w:rFonts w:ascii="Wingdings" w:hAnsi="Wingdings" w:hint="default"/>
+      </w:rPr>
+    </w:lvl>
+    <w:lvl w:ilvl="3" w:tplc="08090001" w:tentative="1">
+      <w:start w:val="1"/>
+      <w:numFmt w:val="bullet"/>
+      <w:lvlText w:val=""/>
+      <w:lvlJc w:val="left"/>
+      <w:pPr>
+        <w:ind w:left="2880" w:hanging="360"/>
+      </w:pPr>
+      <w:rPr>
+        <w:rFonts w:ascii="Symbol" w:hAnsi="Symbol" w:hint="default"/>
+      </w:rPr>
+    </w:lvl>
+    <w:lvl w:ilvl="4" w:tplc="08090003" w:tentative="1">
+      <w:start w:val="1"/>
+      <w:numFmt w:val="bullet"/>
+      <w:lvlText w:val="o"/>
+      <w:lvlJc w:val="left"/>
+      <w:pPr>
+        <w:ind w:left="3600" w:hanging="360"/>
+      </w:pPr>
+      <w:rPr>
+        <w:rFonts w:ascii="Courier New" w:hAnsi="Courier New" w:cs="Courier New" w:hint="default"/>
+      </w:rPr>
+    </w:lvl>
+    <w:lvl w:ilvl="5" w:tplc="08090005" w:tentative="1">
+      <w:start w:val="1"/>
+      <w:numFmt w:val="bullet"/>
+      <w:lvlText w:val=""/>
+      <w:lvlJc w:val="left"/>
+      <w:pPr>
+        <w:ind w:left="4320" w:hanging="360"/>
+      </w:pPr>
+      <w:rPr>
+        <w:rFonts w:ascii="Wingdings" w:hAnsi="Wingdings" w:hint="default"/>
+      </w:rPr>
+    </w:lvl>
+    <w:lvl w:ilvl="6" w:tplc="08090001" w:tentative="1">
+      <w:start w:val="1"/>
+      <w:numFmt w:val="bullet"/>
+      <w:lvlText w:val=""/>
+      <w:lvlJc w:val="left"/>
+      <w:pPr>
+        <w:ind w:left="5040" w:hanging="360"/>
+      </w:pPr>
+      <w:rPr>
+        <w:rFonts w:ascii="Symbol" w:hAnsi="Symbol" w:hint="default"/>
+      </w:rPr>
+    </w:lvl>
+    <w:lvl w:ilvl="7" w:tplc="08090003" w:tentative="1">
+      <w:start w:val="1"/>
+      <w:numFmt w:val="bullet"/>
+      <w:lvlText w:val="o"/>
+      <w:lvlJc w:val="left"/>
+      <w:pPr>
+        <w:ind w:left="5760" w:hanging="360"/>
+      </w:pPr>
+      <w:rPr>
+        <w:rFonts w:ascii="Courier New" w:hAnsi="Courier New" w:cs="Courier New" w:hint="default"/>
+      </w:rPr>
+    </w:lvl>
+    <w:lvl w:ilvl="8" w:tplc="08090005" w:tentative="1">
+      <w:start w:val="1"/>
+      <w:numFmt w:val="bullet"/>
+      <w:lvlText w:val=""/>
+      <w:lvlJc w:val="left"/>
+      <w:pPr>
+        <w:ind w:left="6480" w:hanging="360"/>
+      </w:pPr>
+      <w:rPr>
+        <w:rFonts w:ascii="Wingdings" w:hAnsi="Wingdings" w:hint="default"/>
+      </w:rPr>
+    </w:lvl>
+  </w:abstractNum>
+  <w:abstractNum w:abstractNumId="8" w15:restartNumberingAfterBreak="0">
+    <w:nsid w:val="7E752363"/>
+    <w:multiLevelType w:val="hybridMultilevel"/>
+    <w:tmpl w:val="736EAF3A"/>
+    <w:lvl w:ilvl="0" w:tplc="0809000F">
+      <w:start w:val="1"/>
+      <w:numFmt w:val="decimal"/>
+      <w:lvlText w:val="%1."/>
+      <w:lvlJc w:val="left"/>
+      <w:pPr>
+        <w:ind w:left="720" w:hanging="360"/>
+      </w:pPr>
+    </w:lvl>
+    <w:lvl w:ilvl="1" w:tplc="08090019" w:tentative="1">
+      <w:start w:val="1"/>
+      <w:numFmt w:val="lowerLetter"/>
+      <w:lvlText w:val="%2."/>
+      <w:lvlJc w:val="left"/>
+      <w:pPr>
+        <w:ind w:left="1440" w:hanging="360"/>
+      </w:pPr>
+    </w:lvl>
+    <w:lvl w:ilvl="2" w:tplc="0809001B" w:tentative="1">
+      <w:start w:val="1"/>
+      <w:numFmt w:val="lowerRoman"/>
+      <w:lvlText w:val="%3."/>
+      <w:lvlJc w:val="right"/>
+      <w:pPr>
+        <w:ind w:left="2160" w:hanging="180"/>
+      </w:pPr>
+    </w:lvl>
+    <w:lvl w:ilvl="3" w:tplc="0809000F" w:tentative="1">
+      <w:start w:val="1"/>
+      <w:numFmt w:val="decimal"/>
+      <w:lvlText w:val="%4."/>
+      <w:lvlJc w:val="left"/>
+      <w:pPr>
+        <w:ind w:left="2880" w:hanging="360"/>
+      </w:pPr>
+    </w:lvl>
+    <w:lvl w:ilvl="4" w:tplc="08090019" w:tentative="1">
+      <w:start w:val="1"/>
+      <w:numFmt w:val="lowerLetter"/>
+      <w:lvlText w:val="%5."/>
+      <w:lvlJc w:val="left"/>
+      <w:pPr>
+        <w:ind w:left="3600" w:hanging="360"/>
+      </w:pPr>
+    </w:lvl>
+    <w:lvl w:ilvl="5" w:tplc="0809001B" w:tentative="1">
+      <w:start w:val="1"/>
+      <w:numFmt w:val="lowerRoman"/>
+      <w:lvlText w:val="%6."/>
+      <w:lvlJc w:val="right"/>
+      <w:pPr>
+        <w:ind w:left="4320" w:hanging="180"/>
+      </w:pPr>
+    </w:lvl>
+    <w:lvl w:ilvl="6" w:tplc="0809000F" w:tentative="1">
+      <w:start w:val="1"/>
+      <w:numFmt w:val="decimal"/>
+      <w:lvlText w:val="%7."/>
+      <w:lvlJc w:val="left"/>
+      <w:pPr>
+        <w:ind w:left="5040" w:hanging="360"/>
+      </w:pPr>
+    </w:lvl>
+    <w:lvl w:ilvl="7" w:tplc="08090019" w:tentative="1">
+      <w:start w:val="1"/>
+      <w:numFmt w:val="lowerLetter"/>
+      <w:lvlText w:val="%8."/>
+      <w:lvlJc w:val="left"/>
+      <w:pPr>
+        <w:ind w:left="5760" w:hanging="360"/>
+      </w:pPr>
+    </w:lvl>
+    <w:lvl w:ilvl="8" w:tplc="0809001B" w:tentative="1">
+      <w:start w:val="1"/>
+      <w:numFmt w:val="lowerRoman"/>
+      <w:lvlText w:val="%9."/>
+      <w:lvlJc w:val="right"/>
+      <w:pPr>
+        <w:ind w:left="6480" w:hanging="180"/>
+      </w:pPr>
+    </w:lvl>
+  </w:abstractNum>
   <w:num w:numId="1" w16cid:durableId="834304390">
     <w:abstractNumId w:val="1"/>
   </w:num>
   <w:num w:numId="2" w16cid:durableId="1244073893">
     <w:abstractNumId w:val="0"/>
+  </w:num>
+  <w:num w:numId="3" w16cid:durableId="1389187262">
+    <w:abstractNumId w:val="5"/>
+  </w:num>
+  <w:num w:numId="4" w16cid:durableId="351734466">
+    <w:abstractNumId w:val="6"/>
+  </w:num>
+  <w:num w:numId="5" w16cid:durableId="1557206734">
+    <w:abstractNumId w:val="2"/>
+  </w:num>
+  <w:num w:numId="6" w16cid:durableId="690646635">
+    <w:abstractNumId w:val="4"/>
+  </w:num>
+  <w:num w:numId="7" w16cid:durableId="859123414">
+    <w:abstractNumId w:val="7"/>
+  </w:num>
+  <w:num w:numId="8" w16cid:durableId="1292709215">
+    <w:abstractNumId w:val="3"/>
+  </w:num>
+  <w:num w:numId="9" w16cid:durableId="138621911">
+    <w:abstractNumId w:val="8"/>
   </w:num>
 </w:numbering>
 </file>
@@ -2691,6 +5310,9 @@
   <w:style w:type="paragraph" w:default="1" w:styleId="Normal">
     <w:name w:val="Normal"/>
     <w:qFormat/>
+    <w:rPr>
+      <w:lang w:val="es-ES"/>
+    </w:rPr>
   </w:style>
   <w:style w:type="paragraph" w:styleId="Ttulo1">
     <w:name w:val="heading 1"/>
@@ -3284,7 +5906,829 @@
     <w:uiPriority w:val="99"/>
     <w:rsid w:val="00C6255E"/>
   </w:style>
+  <w:style w:type="paragraph" w:customStyle="1" w:styleId="DecimalAligned">
+    <w:name w:val="Decimal Aligned"/>
+    <w:basedOn w:val="Normal"/>
+    <w:uiPriority w:val="40"/>
+    <w:qFormat/>
+    <w:rsid w:val="00906A9B"/>
+    <w:pPr>
+      <w:tabs>
+        <w:tab w:val="decimal" w:pos="360"/>
+      </w:tabs>
+      <w:spacing w:after="200" w:line="276" w:lineRule="auto"/>
+    </w:pPr>
+    <w:rPr>
+      <w:rFonts w:eastAsiaTheme="minorEastAsia" w:cs="Times New Roman"/>
+      <w:kern w:val="0"/>
+      <w:sz w:val="22"/>
+      <w:szCs w:val="22"/>
+      <w:lang w:eastAsia="en-GB"/>
+      <w14:ligatures w14:val="none"/>
+    </w:rPr>
+  </w:style>
+  <w:style w:type="paragraph" w:styleId="Textonotapie">
+    <w:name w:val="footnote text"/>
+    <w:basedOn w:val="Normal"/>
+    <w:link w:val="TextonotapieCar"/>
+    <w:uiPriority w:val="99"/>
+    <w:unhideWhenUsed/>
+    <w:rsid w:val="00906A9B"/>
+    <w:pPr>
+      <w:spacing w:after="0" w:line="240" w:lineRule="auto"/>
+    </w:pPr>
+    <w:rPr>
+      <w:rFonts w:eastAsiaTheme="minorEastAsia" w:cs="Times New Roman"/>
+      <w:kern w:val="0"/>
+      <w:sz w:val="20"/>
+      <w:szCs w:val="20"/>
+      <w:lang w:eastAsia="en-GB"/>
+      <w14:ligatures w14:val="none"/>
+    </w:rPr>
+  </w:style>
+  <w:style w:type="character" w:customStyle="1" w:styleId="TextonotapieCar">
+    <w:name w:val="Texto nota pie Car"/>
+    <w:basedOn w:val="Fuentedeprrafopredeter"/>
+    <w:link w:val="Textonotapie"/>
+    <w:uiPriority w:val="99"/>
+    <w:rsid w:val="00906A9B"/>
+    <w:rPr>
+      <w:rFonts w:eastAsiaTheme="minorEastAsia" w:cs="Times New Roman"/>
+      <w:kern w:val="0"/>
+      <w:sz w:val="20"/>
+      <w:szCs w:val="20"/>
+      <w:lang w:eastAsia="en-GB"/>
+      <w14:ligatures w14:val="none"/>
+    </w:rPr>
+  </w:style>
+  <w:style w:type="character" w:styleId="nfasissutil">
+    <w:name w:val="Subtle Emphasis"/>
+    <w:basedOn w:val="Fuentedeprrafopredeter"/>
+    <w:uiPriority w:val="19"/>
+    <w:qFormat/>
+    <w:rsid w:val="00906A9B"/>
+    <w:rPr>
+      <w:i/>
+      <w:iCs/>
+    </w:rPr>
+  </w:style>
+  <w:style w:type="table" w:styleId="Sombreadomedio2-nfasis5">
+    <w:name w:val="Medium Shading 2 Accent 5"/>
+    <w:basedOn w:val="Tablanormal"/>
+    <w:uiPriority w:val="64"/>
+    <w:rsid w:val="00906A9B"/>
+    <w:pPr>
+      <w:spacing w:after="0" w:line="240" w:lineRule="auto"/>
+    </w:pPr>
+    <w:rPr>
+      <w:rFonts w:eastAsiaTheme="minorEastAsia"/>
+      <w:kern w:val="0"/>
+      <w:sz w:val="22"/>
+      <w:szCs w:val="22"/>
+      <w:lang w:eastAsia="en-GB"/>
+      <w14:ligatures w14:val="none"/>
+    </w:rPr>
+    <w:tblPr>
+      <w:tblStyleRowBandSize w:val="1"/>
+      <w:tblStyleColBandSize w:val="1"/>
+      <w:tblBorders>
+        <w:top w:val="single" w:sz="18" w:space="0" w:color="auto"/>
+        <w:bottom w:val="single" w:sz="18" w:space="0" w:color="auto"/>
+      </w:tblBorders>
+    </w:tblPr>
+    <w:tblStylePr w:type="firstRow">
+      <w:pPr>
+        <w:spacing w:before="0" w:after="0" w:line="240" w:lineRule="auto"/>
+      </w:pPr>
+      <w:rPr>
+        <w:b/>
+        <w:bCs/>
+        <w:color w:val="FFFFFF" w:themeColor="background1"/>
+      </w:rPr>
+      <w:tblPr/>
+      <w:tcPr>
+        <w:tcBorders>
+          <w:top w:val="single" w:sz="18" w:space="0" w:color="auto"/>
+          <w:left w:val="nil"/>
+          <w:bottom w:val="single" w:sz="18" w:space="0" w:color="auto"/>
+          <w:right w:val="nil"/>
+          <w:insideH w:val="nil"/>
+          <w:insideV w:val="nil"/>
+        </w:tcBorders>
+        <w:shd w:val="clear" w:color="auto" w:fill="A02B93" w:themeFill="accent5"/>
+      </w:tcPr>
+    </w:tblStylePr>
+    <w:tblStylePr w:type="lastRow">
+      <w:pPr>
+        <w:spacing w:before="0" w:after="0" w:line="240" w:lineRule="auto"/>
+      </w:pPr>
+      <w:rPr>
+        <w:color w:val="auto"/>
+      </w:rPr>
+      <w:tblPr/>
+      <w:tcPr>
+        <w:tcBorders>
+          <w:top w:val="double" w:sz="6" w:space="0" w:color="auto"/>
+          <w:left w:val="nil"/>
+          <w:bottom w:val="single" w:sz="18" w:space="0" w:color="auto"/>
+          <w:right w:val="nil"/>
+          <w:insideH w:val="nil"/>
+          <w:insideV w:val="nil"/>
+        </w:tcBorders>
+        <w:shd w:val="clear" w:color="auto" w:fill="FFFFFF" w:themeFill="background1"/>
+      </w:tcPr>
+    </w:tblStylePr>
+    <w:tblStylePr w:type="firstCol">
+      <w:rPr>
+        <w:b/>
+        <w:bCs/>
+        <w:color w:val="FFFFFF" w:themeColor="background1"/>
+      </w:rPr>
+      <w:tblPr/>
+      <w:tcPr>
+        <w:tcBorders>
+          <w:top w:val="nil"/>
+          <w:left w:val="nil"/>
+          <w:bottom w:val="single" w:sz="18" w:space="0" w:color="auto"/>
+          <w:right w:val="nil"/>
+          <w:insideH w:val="nil"/>
+          <w:insideV w:val="nil"/>
+        </w:tcBorders>
+        <w:shd w:val="clear" w:color="auto" w:fill="A02B93" w:themeFill="accent5"/>
+      </w:tcPr>
+    </w:tblStylePr>
+    <w:tblStylePr w:type="lastCol">
+      <w:rPr>
+        <w:b/>
+        <w:bCs/>
+        <w:color w:val="FFFFFF" w:themeColor="background1"/>
+      </w:rPr>
+      <w:tblPr/>
+      <w:tcPr>
+        <w:tcBorders>
+          <w:left w:val="nil"/>
+          <w:right w:val="nil"/>
+          <w:insideH w:val="nil"/>
+          <w:insideV w:val="nil"/>
+        </w:tcBorders>
+        <w:shd w:val="clear" w:color="auto" w:fill="A02B93" w:themeFill="accent5"/>
+      </w:tcPr>
+    </w:tblStylePr>
+    <w:tblStylePr w:type="band1Vert">
+      <w:tblPr/>
+      <w:tcPr>
+        <w:tcBorders>
+          <w:left w:val="nil"/>
+          <w:right w:val="nil"/>
+          <w:insideH w:val="nil"/>
+          <w:insideV w:val="nil"/>
+        </w:tcBorders>
+        <w:shd w:val="clear" w:color="auto" w:fill="D8D8D8" w:themeFill="background1" w:themeFillShade="D8"/>
+      </w:tcPr>
+    </w:tblStylePr>
+    <w:tblStylePr w:type="band1Horz">
+      <w:tblPr/>
+      <w:tcPr>
+        <w:shd w:val="clear" w:color="auto" w:fill="D8D8D8" w:themeFill="background1" w:themeFillShade="D8"/>
+      </w:tcPr>
+    </w:tblStylePr>
+    <w:tblStylePr w:type="neCell">
+      <w:tblPr/>
+      <w:tcPr>
+        <w:tcBorders>
+          <w:top w:val="single" w:sz="18" w:space="0" w:color="auto"/>
+          <w:left w:val="nil"/>
+          <w:bottom w:val="single" w:sz="18" w:space="0" w:color="auto"/>
+          <w:right w:val="nil"/>
+          <w:insideH w:val="nil"/>
+          <w:insideV w:val="nil"/>
+        </w:tcBorders>
+      </w:tcPr>
+    </w:tblStylePr>
+    <w:tblStylePr w:type="nwCell">
+      <w:rPr>
+        <w:color w:val="FFFFFF" w:themeColor="background1"/>
+      </w:rPr>
+      <w:tblPr/>
+      <w:tcPr>
+        <w:tcBorders>
+          <w:top w:val="single" w:sz="18" w:space="0" w:color="auto"/>
+          <w:left w:val="nil"/>
+          <w:bottom w:val="single" w:sz="18" w:space="0" w:color="auto"/>
+          <w:right w:val="nil"/>
+          <w:insideH w:val="nil"/>
+          <w:insideV w:val="nil"/>
+        </w:tcBorders>
+      </w:tcPr>
+    </w:tblStylePr>
+  </w:style>
+  <w:style w:type="table" w:styleId="Tablaconcuadrcula">
+    <w:name w:val="Table Grid"/>
+    <w:basedOn w:val="Tablanormal"/>
+    <w:uiPriority w:val="39"/>
+    <w:rsid w:val="00906A9B"/>
+    <w:pPr>
+      <w:spacing w:after="0" w:line="240" w:lineRule="auto"/>
+    </w:pPr>
+    <w:tblPr>
+      <w:tblBorders>
+        <w:top w:val="single" w:sz="4" w:space="0" w:color="auto"/>
+        <w:left w:val="single" w:sz="4" w:space="0" w:color="auto"/>
+        <w:bottom w:val="single" w:sz="4" w:space="0" w:color="auto"/>
+        <w:right w:val="single" w:sz="4" w:space="0" w:color="auto"/>
+        <w:insideH w:val="single" w:sz="4" w:space="0" w:color="auto"/>
+        <w:insideV w:val="single" w:sz="4" w:space="0" w:color="auto"/>
+      </w:tblBorders>
+    </w:tblPr>
+  </w:style>
 </w:styles>
+</file>
+
+<file path=word/glossary/document.xml><?xml version="1.0" encoding="utf-8"?>
+<w:glossaryDocument xmlns:wpc="http://schemas.microsoft.com/office/word/2010/wordprocessingCanvas" xmlns:cx="http://schemas.microsoft.com/office/drawing/2014/chartex" xmlns:cx1="http://schemas.microsoft.com/office/drawing/2015/9/8/chartex" xmlns:cx2="http://schemas.microsoft.com/office/drawing/2015/10/21/chartex" xmlns:cx3="http://schemas.microsoft.com/office/drawing/2016/5/9/chartex" xmlns:cx4="http://schemas.microsoft.com/office/drawing/2016/5/10/chartex" xmlns:cx5="http://schemas.microsoft.com/office/drawing/2016/5/11/chartex" xmlns:cx6="http://schemas.microsoft.com/office/drawing/2016/5/12/chartex" xmlns:cx7="http://schemas.microsoft.com/office/drawing/2016/5/13/chartex" xmlns:cx8="http://schemas.microsoft.com/office/drawing/2016/5/14/chartex" xmlns:mc="http://schemas.openxmlformats.org/markup-compatibility/2006" xmlns:aink="http://schemas.microsoft.com/office/drawing/2016/ink" xmlns:am3d="http://schemas.microsoft.com/office/drawing/2017/model3d" xmlns:o="urn:schemas-microsoft-com:office:office" xmlns:oel="http://schemas.microsoft.com/office/2019/extlst" xmlns:r="http://schemas.openxmlformats.org/officeDocument/2006/relationships" xmlns:m="http://schemas.openxmlformats.org/officeDocument/2006/math" xmlns:v="urn:schemas-microsoft-com:vml" xmlns:wp14="http://schemas.microsoft.com/office/word/2010/wordprocessingDrawing" xmlns:wp="http://schemas.openxmlformats.org/drawingml/2006/wordprocessingDrawing" xmlns:w10="urn:schemas-microsoft-com:office:word" xmlns:w="http://schemas.openxmlformats.org/wordprocessingml/2006/main" xmlns:w14="http://schemas.microsoft.com/office/word/2010/wordml" xmlns:w15="http://schemas.microsoft.com/office/word/2012/wordml" xmlns:w16cex="http://schemas.microsoft.com/office/word/2018/wordml/cex" xmlns:w16cid="http://schemas.microsoft.com/office/word/2016/wordml/cid" xmlns:w16="http://schemas.microsoft.com/office/word/2018/wordml" xmlns:w16du="http://schemas.microsoft.com/office/word/2023/wordml/word16du" xmlns:w16sdtdh="http://schemas.microsoft.com/office/word/2020/wordml/sdtdatahash" xmlns:w16sdtfl="http://schemas.microsoft.com/office/word/2024/wordml/sdtformatlock" xmlns:w16se="http://schemas.microsoft.com/office/word/2015/wordml/symex" xmlns:wpg="http://schemas.microsoft.com/office/word/2010/wordprocessingGroup" xmlns:wpi="http://schemas.microsoft.com/office/word/2010/wordprocessingInk" xmlns:wne="http://schemas.microsoft.com/office/word/2006/wordml" xmlns:wps="http://schemas.microsoft.com/office/word/2010/wordprocessingShape" mc:Ignorable="w14 w15 w16se w16cid w16 w16cex w16sdtdh w16sdtfl w16du wp14">
+  <w:docParts>
+    <w:docPart>
+      <w:docPartPr>
+        <w:name w:val="61D90FF818CE4581865E259EDDC4327D"/>
+        <w:category>
+          <w:name w:val="General"/>
+          <w:gallery w:val="placeholder"/>
+        </w:category>
+        <w:types>
+          <w:type w:val="bbPlcHdr"/>
+        </w:types>
+        <w:behaviors>
+          <w:behavior w:val="content"/>
+        </w:behaviors>
+        <w:guid w:val="{3A3EAAF5-A35C-49DD-B45A-3C4F8585208A}"/>
+      </w:docPartPr>
+      <w:docPartBody>
+        <w:p>
+          <w:pPr>
+            <w:pStyle w:val="61D90FF818CE4581865E259EDDC4327D"/>
+          </w:pPr>
+          <w:r>
+            <w:rPr>
+              <w:caps/>
+              <w:color w:val="FFFFFF" w:themeColor="background1"/>
+              <w:lang w:val="es-ES"/>
+            </w:rPr>
+            <w:t>[Título del documento]</w:t>
+          </w:r>
+        </w:p>
+      </w:docPartBody>
+    </w:docPart>
+  </w:docParts>
+</w:glossaryDocument>
+</file>
+
+<file path=word/glossary/fontTable.xml><?xml version="1.0" encoding="utf-8"?>
+<w:fonts xmlns:mc="http://schemas.openxmlformats.org/markup-compatibility/2006" xmlns:r="http://schemas.openxmlformats.org/officeDocument/2006/relationships" xmlns:w="http://schemas.openxmlformats.org/wordprocessingml/2006/main" xmlns:w14="http://schemas.microsoft.com/office/word/2010/wordml" xmlns:w15="http://schemas.microsoft.com/office/word/2012/wordml" xmlns:w16cex="http://schemas.microsoft.com/office/word/2018/wordml/cex" xmlns:w16cid="http://schemas.microsoft.com/office/word/2016/wordml/cid" xmlns:w16="http://schemas.microsoft.com/office/word/2018/wordml" xmlns:w16du="http://schemas.microsoft.com/office/word/2023/wordml/word16du" xmlns:w16sdtdh="http://schemas.microsoft.com/office/word/2020/wordml/sdtdatahash" xmlns:w16sdtfl="http://schemas.microsoft.com/office/word/2024/wordml/sdtformatlock" xmlns:w16se="http://schemas.microsoft.com/office/word/2015/wordml/symex" mc:Ignorable="w14 w15 w16se w16cid w16 w16cex w16sdtdh w16sdtfl w16du">
+  <w:font w:name="Georgia">
+    <w:panose1 w:val="02040502050405020303"/>
+    <w:charset w:val="00"/>
+    <w:family w:val="roman"/>
+    <w:pitch w:val="variable"/>
+    <w:sig w:usb0="00000287" w:usb1="00000000" w:usb2="00000000" w:usb3="00000000" w:csb0="0000009F" w:csb1="00000000"/>
+  </w:font>
+  <w:font w:name="Aptos">
+    <w:charset w:val="00"/>
+    <w:family w:val="swiss"/>
+    <w:pitch w:val="variable"/>
+    <w:sig w:usb0="20000287" w:usb1="00000003" w:usb2="00000000" w:usb3="00000000" w:csb0="0000019F" w:csb1="00000000"/>
+  </w:font>
+  <w:font w:name="Times New Roman">
+    <w:panose1 w:val="02020603050405020304"/>
+    <w:charset w:val="00"/>
+    <w:family w:val="roman"/>
+    <w:pitch w:val="variable"/>
+    <w:sig w:usb0="E0002EFF" w:usb1="C000785B" w:usb2="00000009" w:usb3="00000000" w:csb0="000001FF" w:csb1="00000000"/>
+  </w:font>
+  <w:font w:name="Courier New">
+    <w:panose1 w:val="02070309020205020404"/>
+    <w:charset w:val="00"/>
+    <w:family w:val="modern"/>
+    <w:pitch w:val="fixed"/>
+    <w:sig w:usb0="E0002EFF" w:usb1="C0007843" w:usb2="00000009" w:usb3="00000000" w:csb0="000001FF" w:csb1="00000000"/>
+  </w:font>
+  <w:font w:name="Wingdings">
+    <w:panose1 w:val="05000000000000000000"/>
+    <w:charset w:val="02"/>
+    <w:family w:val="auto"/>
+    <w:pitch w:val="variable"/>
+    <w:sig w:usb0="00000000" w:usb1="10000000" w:usb2="00000000" w:usb3="00000000" w:csb0="80000000" w:csb1="00000000"/>
+  </w:font>
+  <w:font w:name="Symbol">
+    <w:panose1 w:val="05050102010706020507"/>
+    <w:charset w:val="02"/>
+    <w:family w:val="roman"/>
+    <w:pitch w:val="variable"/>
+    <w:sig w:usb0="00000000" w:usb1="10000000" w:usb2="00000000" w:usb3="00000000" w:csb0="80000000" w:csb1="00000000"/>
+  </w:font>
+  <w:font w:name="Aptos Display">
+    <w:charset w:val="00"/>
+    <w:family w:val="swiss"/>
+    <w:pitch w:val="variable"/>
+    <w:sig w:usb0="20000287" w:usb1="00000003" w:usb2="00000000" w:usb3="00000000" w:csb0="0000019F" w:csb1="00000000"/>
+  </w:font>
+  <w:font w:name="Garamond">
+    <w:panose1 w:val="02020404030301010803"/>
+    <w:charset w:val="00"/>
+    <w:family w:val="roman"/>
+    <w:pitch w:val="variable"/>
+    <w:sig w:usb0="00000287" w:usb1="00000000" w:usb2="00000000" w:usb3="00000000" w:csb0="0000009F" w:csb1="00000000"/>
+  </w:font>
+</w:fonts>
+</file>
+
+<file path=word/glossary/settings.xml><?xml version="1.0" encoding="utf-8"?>
+<w:settings xmlns:mc="http://schemas.openxmlformats.org/markup-compatibility/2006" xmlns:o="urn:schemas-microsoft-com:office:office" xmlns:r="http://schemas.openxmlformats.org/officeDocument/2006/relationships" xmlns:m="http://schemas.openxmlformats.org/officeDocument/2006/math" xmlns:v="urn:schemas-microsoft-com:vml" xmlns:w10="urn:schemas-microsoft-com:office:word" xmlns:w="http://schemas.openxmlformats.org/wordprocessingml/2006/main" xmlns:w14="http://schemas.microsoft.com/office/word/2010/wordml" xmlns:w15="http://schemas.microsoft.com/office/word/2012/wordml" xmlns:w16cex="http://schemas.microsoft.com/office/word/2018/wordml/cex" xmlns:w16cid="http://schemas.microsoft.com/office/word/2016/wordml/cid" xmlns:w16="http://schemas.microsoft.com/office/word/2018/wordml" xmlns:w16du="http://schemas.microsoft.com/office/word/2023/wordml/word16du" xmlns:w16sdtdh="http://schemas.microsoft.com/office/word/2020/wordml/sdtdatahash" xmlns:w16sdtfl="http://schemas.microsoft.com/office/word/2024/wordml/sdtformatlock" xmlns:w16se="http://schemas.microsoft.com/office/word/2015/wordml/symex" xmlns:sl="http://schemas.openxmlformats.org/schemaLibrary/2006/main" mc:Ignorable="w14 w15 w16se w16cid w16 w16cex w16sdtdh w16sdtfl w16du">
+  <w:view w:val="normal"/>
+  <w:defaultTabStop w:val="720"/>
+  <w:characterSpacingControl w:val="doNotCompress"/>
+  <w:compat>
+    <w:useFELayout/>
+    <w:compatSetting w:name="compatibilityMode" w:uri="http://schemas.microsoft.com/office/word" w:val="15"/>
+    <w:compatSetting w:name="overrideTableStyleFontSizeAndJustification" w:uri="http://schemas.microsoft.com/office/word" w:val="1"/>
+    <w:compatSetting w:name="enableOpenTypeFeatures" w:uri="http://schemas.microsoft.com/office/word" w:val="1"/>
+    <w:compatSetting w:name="doNotFlipMirrorIndents" w:uri="http://schemas.microsoft.com/office/word" w:val="1"/>
+    <w:compatSetting w:name="differentiateMultirowTableHeaders" w:uri="http://schemas.microsoft.com/office/word" w:val="1"/>
+    <w:compatSetting w:name="useWord2013TrackBottomHyphenation" w:uri="http://schemas.microsoft.com/office/word" w:val="0"/>
+  </w:compat>
+  <w:rsids>
+    <w:rsidRoot w:val="007E6944"/>
+    <w:rsid w:val="00112812"/>
+    <w:rsid w:val="00434985"/>
+    <w:rsid w:val="005A1995"/>
+    <w:rsid w:val="007A41A6"/>
+    <w:rsid w:val="007E6944"/>
+    <w:rsid w:val="00832747"/>
+    <w:rsid w:val="009F2B31"/>
+    <w:rsid w:val="00C83558"/>
+    <w:rsid w:val="00EC1E90"/>
+    <w:rsid w:val="00F909D6"/>
+  </w:rsids>
+  <m:mathPr>
+    <m:mathFont m:val="Cambria Math"/>
+    <m:brkBin m:val="before"/>
+    <m:brkBinSub m:val="--"/>
+    <m:smallFrac m:val="0"/>
+    <m:dispDef/>
+    <m:lMargin m:val="0"/>
+    <m:rMargin m:val="0"/>
+    <m:defJc m:val="centerGroup"/>
+    <m:wrapIndent m:val="1440"/>
+    <m:intLim m:val="subSup"/>
+    <m:naryLim m:val="undOvr"/>
+  </m:mathPr>
+  <w:themeFontLang w:val="en-GB"/>
+  <w:clrSchemeMapping w:bg1="light1" w:t1="dark1" w:bg2="light2" w:t2="dark2" w:accent1="accent1" w:accent2="accent2" w:accent3="accent3" w:accent4="accent4" w:accent5="accent5" w:accent6="accent6" w:hyperlink="hyperlink" w:followedHyperlink="followedHyperlink"/>
+  <w:decimalSymbol w:val=","/>
+  <w:listSeparator w:val=";"/>
+  <w15:chartTrackingRefBased/>
+</w:settings>
+</file>
+
+<file path=word/glossary/styles.xml><?xml version="1.0" encoding="utf-8"?>
+<w:styles xmlns:mc="http://schemas.openxmlformats.org/markup-compatibility/2006" xmlns:r="http://schemas.openxmlformats.org/officeDocument/2006/relationships" xmlns:w="http://schemas.openxmlformats.org/wordprocessingml/2006/main" xmlns:w14="http://schemas.microsoft.com/office/word/2010/wordml" xmlns:w15="http://schemas.microsoft.com/office/word/2012/wordml" xmlns:w16cex="http://schemas.microsoft.com/office/word/2018/wordml/cex" xmlns:w16cid="http://schemas.microsoft.com/office/word/2016/wordml/cid" xmlns:w16="http://schemas.microsoft.com/office/word/2018/wordml" xmlns:w16du="http://schemas.microsoft.com/office/word/2023/wordml/word16du" xmlns:w16sdtdh="http://schemas.microsoft.com/office/word/2020/wordml/sdtdatahash" xmlns:w16sdtfl="http://schemas.microsoft.com/office/word/2024/wordml/sdtformatlock" xmlns:w16se="http://schemas.microsoft.com/office/word/2015/wordml/symex" mc:Ignorable="w14 w15 w16se w16cid w16 w16cex w16sdtdh w16sdtfl w16du">
+  <w:docDefaults>
+    <w:rPrDefault>
+      <w:rPr>
+        <w:rFonts w:asciiTheme="minorHAnsi" w:eastAsiaTheme="minorEastAsia" w:hAnsiTheme="minorHAnsi" w:cstheme="minorBidi"/>
+        <w:kern w:val="2"/>
+        <w:sz w:val="24"/>
+        <w:szCs w:val="24"/>
+        <w:lang w:val="en-GB" w:eastAsia="en-GB" w:bidi="ar-SA"/>
+        <w14:ligatures w14:val="standardContextual"/>
+      </w:rPr>
+    </w:rPrDefault>
+    <w:pPrDefault>
+      <w:pPr>
+        <w:spacing w:after="160" w:line="278" w:lineRule="auto"/>
+      </w:pPr>
+    </w:pPrDefault>
+  </w:docDefaults>
+  <w:latentStyles w:defLockedState="0" w:defUIPriority="99" w:defSemiHidden="0" w:defUnhideWhenUsed="0" w:defQFormat="0" w:count="376">
+    <w:lsdException w:name="Normal" w:uiPriority="0" w:qFormat="1"/>
+    <w:lsdException w:name="heading 1" w:uiPriority="9" w:qFormat="1"/>
+    <w:lsdException w:name="heading 2" w:semiHidden="1" w:uiPriority="9" w:unhideWhenUsed="1" w:qFormat="1"/>
+    <w:lsdException w:name="heading 3" w:semiHidden="1" w:uiPriority="9" w:unhideWhenUsed="1" w:qFormat="1"/>
+    <w:lsdException w:name="heading 4" w:semiHidden="1" w:uiPriority="9" w:unhideWhenUsed="1" w:qFormat="1"/>
+    <w:lsdException w:name="heading 5" w:semiHidden="1" w:uiPriority="9" w:unhideWhenUsed="1" w:qFormat="1"/>
+    <w:lsdException w:name="heading 6" w:semiHidden="1" w:uiPriority="9" w:unhideWhenUsed="1" w:qFormat="1"/>
+    <w:lsdException w:name="heading 7" w:semiHidden="1" w:uiPriority="9" w:unhideWhenUsed="1" w:qFormat="1"/>
+    <w:lsdException w:name="heading 8" w:semiHidden="1" w:uiPriority="9" w:unhideWhenUsed="1" w:qFormat="1"/>
+    <w:lsdException w:name="heading 9" w:semiHidden="1" w:uiPriority="9" w:unhideWhenUsed="1" w:qFormat="1"/>
+    <w:lsdException w:name="index 1" w:semiHidden="1" w:unhideWhenUsed="1"/>
+    <w:lsdException w:name="index 2" w:semiHidden="1" w:unhideWhenUsed="1"/>
+    <w:lsdException w:name="index 3" w:semiHidden="1" w:unhideWhenUsed="1"/>
+    <w:lsdException w:name="index 4" w:semiHidden="1" w:unhideWhenUsed="1"/>
+    <w:lsdException w:name="index 5" w:semiHidden="1" w:unhideWhenUsed="1"/>
+    <w:lsdException w:name="index 6" w:semiHidden="1" w:unhideWhenUsed="1"/>
+    <w:lsdException w:name="index 7" w:semiHidden="1" w:unhideWhenUsed="1"/>
+    <w:lsdException w:name="index 8" w:semiHidden="1" w:unhideWhenUsed="1"/>
+    <w:lsdException w:name="index 9" w:semiHidden="1" w:unhideWhenUsed="1"/>
+    <w:lsdException w:name="toc 1" w:semiHidden="1" w:uiPriority="39" w:unhideWhenUsed="1"/>
+    <w:lsdException w:name="toc 2" w:semiHidden="1" w:uiPriority="39" w:unhideWhenUsed="1"/>
+    <w:lsdException w:name="toc 3" w:semiHidden="1" w:uiPriority="39" w:unhideWhenUsed="1"/>
+    <w:lsdException w:name="toc 4" w:semiHidden="1" w:uiPriority="39" w:unhideWhenUsed="1"/>
+    <w:lsdException w:name="toc 5" w:semiHidden="1" w:uiPriority="39" w:unhideWhenUsed="1"/>
+    <w:lsdException w:name="toc 6" w:semiHidden="1" w:uiPriority="39" w:unhideWhenUsed="1"/>
+    <w:lsdException w:name="toc 7" w:semiHidden="1" w:uiPriority="39" w:unhideWhenUsed="1"/>
+    <w:lsdException w:name="toc 8" w:semiHidden="1" w:uiPriority="39" w:unhideWhenUsed="1"/>
+    <w:lsdException w:name="toc 9" w:semiHidden="1" w:uiPriority="39" w:unhideWhenUsed="1"/>
+    <w:lsdException w:name="Normal Indent" w:semiHidden="1" w:unhideWhenUsed="1"/>
+    <w:lsdException w:name="footnote text" w:semiHidden="1" w:unhideWhenUsed="1"/>
+    <w:lsdException w:name="annotation text" w:semiHidden="1" w:unhideWhenUsed="1"/>
+    <w:lsdException w:name="header" w:semiHidden="1" w:unhideWhenUsed="1"/>
+    <w:lsdException w:name="footer" w:semiHidden="1" w:unhideWhenUsed="1"/>
+    <w:lsdException w:name="index heading" w:semiHidden="1" w:unhideWhenUsed="1"/>
+    <w:lsdException w:name="caption" w:semiHidden="1" w:uiPriority="35" w:unhideWhenUsed="1" w:qFormat="1"/>
+    <w:lsdException w:name="table of figures" w:semiHidden="1" w:unhideWhenUsed="1"/>
+    <w:lsdException w:name="envelope address" w:semiHidden="1" w:unhideWhenUsed="1"/>
+    <w:lsdException w:name="envelope return" w:semiHidden="1" w:unhideWhenUsed="1"/>
+    <w:lsdException w:name="footnote reference" w:semiHidden="1" w:unhideWhenUsed="1"/>
+    <w:lsdException w:name="annotation reference" w:semiHidden="1" w:unhideWhenUsed="1"/>
+    <w:lsdException w:name="line number" w:semiHidden="1" w:unhideWhenUsed="1"/>
+    <w:lsdException w:name="page number" w:semiHidden="1" w:unhideWhenUsed="1"/>
+    <w:lsdException w:name="endnote reference" w:semiHidden="1" w:unhideWhenUsed="1"/>
+    <w:lsdException w:name="endnote text" w:semiHidden="1" w:unhideWhenUsed="1"/>
+    <w:lsdException w:name="table of authorities" w:semiHidden="1" w:unhideWhenUsed="1"/>
+    <w:lsdException w:name="macro" w:semiHidden="1" w:unhideWhenUsed="1"/>
+    <w:lsdException w:name="toa heading" w:semiHidden="1" w:unhideWhenUsed="1"/>
+    <w:lsdException w:name="List" w:semiHidden="1" w:unhideWhenUsed="1"/>
+    <w:lsdException w:name="List Bullet" w:semiHidden="1" w:unhideWhenUsed="1"/>
+    <w:lsdException w:name="List Number" w:semiHidden="1" w:unhideWhenUsed="1"/>
+    <w:lsdException w:name="List 2" w:semiHidden="1" w:unhideWhenUsed="1"/>
+    <w:lsdException w:name="List 3" w:semiHidden="1" w:unhideWhenUsed="1"/>
+    <w:lsdException w:name="List 4" w:semiHidden="1" w:unhideWhenUsed="1"/>
+    <w:lsdException w:name="List 5" w:semiHidden="1" w:unhideWhenUsed="1"/>
+    <w:lsdException w:name="List Bullet 2" w:semiHidden="1" w:unhideWhenUsed="1"/>
+    <w:lsdException w:name="List Bullet 3" w:semiHidden="1" w:unhideWhenUsed="1"/>
+    <w:lsdException w:name="List Bullet 4" w:semiHidden="1" w:unhideWhenUsed="1"/>
+    <w:lsdException w:name="List Bullet 5" w:semiHidden="1" w:unhideWhenUsed="1"/>
+    <w:lsdException w:name="List Number 2" w:semiHidden="1" w:unhideWhenUsed="1"/>
+    <w:lsdException w:name="List Number 3" w:semiHidden="1" w:unhideWhenUsed="1"/>
+    <w:lsdException w:name="List Number 4" w:semiHidden="1" w:unhideWhenUsed="1"/>
+    <w:lsdException w:name="List Number 5" w:semiHidden="1" w:unhideWhenUsed="1"/>
+    <w:lsdException w:name="Title" w:uiPriority="10" w:qFormat="1"/>
+    <w:lsdException w:name="Closing" w:semiHidden="1" w:unhideWhenUsed="1"/>
+    <w:lsdException w:name="Signature" w:semiHidden="1" w:unhideWhenUsed="1"/>
+    <w:lsdException w:name="Default Paragraph Font" w:semiHidden="1" w:uiPriority="1" w:unhideWhenUsed="1"/>
+    <w:lsdException w:name="Body Text" w:semiHidden="1" w:unhideWhenUsed="1"/>
+    <w:lsdException w:name="Body Text Indent" w:semiHidden="1" w:unhideWhenUsed="1"/>
+    <w:lsdException w:name="List Continue" w:semiHidden="1" w:unhideWhenUsed="1"/>
+    <w:lsdException w:name="List Continue 2" w:semiHidden="1" w:unhideWhenUsed="1"/>
+    <w:lsdException w:name="List Continue 3" w:semiHidden="1" w:unhideWhenUsed="1"/>
+    <w:lsdException w:name="List Continue 4" w:semiHidden="1" w:unhideWhenUsed="1"/>
+    <w:lsdException w:name="List Continue 5" w:semiHidden="1" w:unhideWhenUsed="1"/>
+    <w:lsdException w:name="Message Header" w:semiHidden="1" w:unhideWhenUsed="1"/>
+    <w:lsdException w:name="Subtitle" w:uiPriority="11" w:qFormat="1"/>
+    <w:lsdException w:name="Salutation" w:semiHidden="1" w:unhideWhenUsed="1"/>
+    <w:lsdException w:name="Date" w:semiHidden="1" w:unhideWhenUsed="1"/>
+    <w:lsdException w:name="Body Text First Indent" w:semiHidden="1" w:unhideWhenUsed="1"/>
+    <w:lsdException w:name="Body Text First Indent 2" w:semiHidden="1" w:unhideWhenUsed="1"/>
+    <w:lsdException w:name="Note Heading" w:semiHidden="1" w:unhideWhenUsed="1"/>
+    <w:lsdException w:name="Body Text 2" w:semiHidden="1" w:unhideWhenUsed="1"/>
+    <w:lsdException w:name="Body Text 3" w:semiHidden="1" w:unhideWhenUsed="1"/>
+    <w:lsdException w:name="Body Text Indent 2" w:semiHidden="1" w:unhideWhenUsed="1"/>
+    <w:lsdException w:name="Body Text Indent 3" w:semiHidden="1" w:unhideWhenUsed="1"/>
+    <w:lsdException w:name="Block Text" w:semiHidden="1" w:unhideWhenUsed="1"/>
+    <w:lsdException w:name="Hyperlink" w:semiHidden="1" w:unhideWhenUsed="1"/>
+    <w:lsdException w:name="FollowedHyperlink" w:semiHidden="1" w:unhideWhenUsed="1"/>
+    <w:lsdException w:name="Strong" w:uiPriority="22" w:qFormat="1"/>
+    <w:lsdException w:name="Emphasis" w:uiPriority="20" w:qFormat="1"/>
+    <w:lsdException w:name="Document Map" w:semiHidden="1" w:unhideWhenUsed="1"/>
+    <w:lsdException w:name="Plain Text" w:semiHidden="1" w:unhideWhenUsed="1"/>
+    <w:lsdException w:name="E-mail Signature" w:semiHidden="1" w:unhideWhenUsed="1"/>
+    <w:lsdException w:name="HTML Top of Form" w:semiHidden="1" w:unhideWhenUsed="1"/>
+    <w:lsdException w:name="HTML Bottom of Form" w:semiHidden="1" w:unhideWhenUsed="1"/>
+    <w:lsdException w:name="Normal (Web)" w:semiHidden="1" w:unhideWhenUsed="1"/>
+    <w:lsdException w:name="HTML Acronym" w:semiHidden="1" w:unhideWhenUsed="1"/>
+    <w:lsdException w:name="HTML Address" w:semiHidden="1" w:unhideWhenUsed="1"/>
+    <w:lsdException w:name="HTML Cite" w:semiHidden="1" w:unhideWhenUsed="1"/>
+    <w:lsdException w:name="HTML Code" w:semiHidden="1" w:unhideWhenUsed="1"/>
+    <w:lsdException w:name="HTML Definition" w:semiHidden="1" w:unhideWhenUsed="1"/>
+    <w:lsdException w:name="HTML Keyboard" w:semiHidden="1" w:unhideWhenUsed="1"/>
+    <w:lsdException w:name="HTML Preformatted" w:semiHidden="1" w:unhideWhenUsed="1"/>
+    <w:lsdException w:name="HTML Sample" w:semiHidden="1" w:unhideWhenUsed="1"/>
+    <w:lsdException w:name="HTML Typewriter" w:semiHidden="1" w:unhideWhenUsed="1"/>
+    <w:lsdException w:name="HTML Variable" w:semiHidden="1" w:unhideWhenUsed="1"/>
+    <w:lsdException w:name="Normal Table" w:semiHidden="1" w:unhideWhenUsed="1"/>
+    <w:lsdException w:name="annotation subject" w:semiHidden="1" w:unhideWhenUsed="1"/>
+    <w:lsdException w:name="No List" w:semiHidden="1" w:unhideWhenUsed="1"/>
+    <w:lsdException w:name="Outline List 1" w:semiHidden="1" w:unhideWhenUsed="1"/>
+    <w:lsdException w:name="Outline List 2" w:semiHidden="1" w:unhideWhenUsed="1"/>
+    <w:lsdException w:name="Outline List 3" w:semiHidden="1" w:unhideWhenUsed="1"/>
+    <w:lsdException w:name="Table Simple 1" w:semiHidden="1" w:unhideWhenUsed="1"/>
+    <w:lsdException w:name="Table Simple 2" w:semiHidden="1" w:unhideWhenUsed="1"/>
+    <w:lsdException w:name="Table Simple 3" w:semiHidden="1" w:unhideWhenUsed="1"/>
+    <w:lsdException w:name="Table Classic 1" w:semiHidden="1" w:unhideWhenUsed="1"/>
+    <w:lsdException w:name="Table Classic 2" w:semiHidden="1" w:unhideWhenUsed="1"/>
+    <w:lsdException w:name="Table Classic 3" w:semiHidden="1" w:unhideWhenUsed="1"/>
+    <w:lsdException w:name="Table Classic 4" w:semiHidden="1" w:unhideWhenUsed="1"/>
+    <w:lsdException w:name="Table Colorful 1" w:semiHidden="1" w:unhideWhenUsed="1"/>
+    <w:lsdException w:name="Table Colorful 2" w:semiHidden="1" w:unhideWhenUsed="1"/>
+    <w:lsdException w:name="Table Colorful 3" w:semiHidden="1" w:unhideWhenUsed="1"/>
+    <w:lsdException w:name="Table Columns 1" w:semiHidden="1" w:unhideWhenUsed="1"/>
+    <w:lsdException w:name="Table Columns 2" w:semiHidden="1" w:unhideWhenUsed="1"/>
+    <w:lsdException w:name="Table Columns 3" w:semiHidden="1" w:unhideWhenUsed="1"/>
+    <w:lsdException w:name="Table Columns 4" w:semiHidden="1" w:unhideWhenUsed="1"/>
+    <w:lsdException w:name="Table Columns 5" w:semiHidden="1" w:unhideWhenUsed="1"/>
+    <w:lsdException w:name="Table Grid 1" w:semiHidden="1" w:unhideWhenUsed="1"/>
+    <w:lsdException w:name="Table Grid 2" w:semiHidden="1" w:unhideWhenUsed="1"/>
+    <w:lsdException w:name="Table Grid 3" w:semiHidden="1" w:unhideWhenUsed="1"/>
+    <w:lsdException w:name="Table Grid 4" w:semiHidden="1" w:unhideWhenUsed="1"/>
+    <w:lsdException w:name="Table Grid 5" w:semiHidden="1" w:unhideWhenUsed="1"/>
+    <w:lsdException w:name="Table Grid 6" w:semiHidden="1" w:unhideWhenUsed="1"/>
+    <w:lsdException w:name="Table Grid 7" w:semiHidden="1" w:unhideWhenUsed="1"/>
+    <w:lsdException w:name="Table Grid 8" w:semiHidden="1" w:unhideWhenUsed="1"/>
+    <w:lsdException w:name="Table List 1" w:semiHidden="1" w:unhideWhenUsed="1"/>
+    <w:lsdException w:name="Table List 2" w:semiHidden="1" w:unhideWhenUsed="1"/>
+    <w:lsdException w:name="Table List 3" w:semiHidden="1" w:unhideWhenUsed="1"/>
+    <w:lsdException w:name="Table List 4" w:semiHidden="1" w:unhideWhenUsed="1"/>
+    <w:lsdException w:name="Table List 5" w:semiHidden="1" w:unhideWhenUsed="1"/>
+    <w:lsdException w:name="Table List 6" w:semiHidden="1" w:unhideWhenUsed="1"/>
+    <w:lsdException w:name="Table List 7" w:semiHidden="1" w:unhideWhenUsed="1"/>
+    <w:lsdException w:name="Table List 8" w:semiHidden="1" w:unhideWhenUsed="1"/>
+    <w:lsdException w:name="Table 3D effects 1" w:semiHidden="1" w:unhideWhenUsed="1"/>
+    <w:lsdException w:name="Table 3D effects 2" w:semiHidden="1" w:unhideWhenUsed="1"/>
+    <w:lsdException w:name="Table 3D effects 3" w:semiHidden="1" w:unhideWhenUsed="1"/>
+    <w:lsdException w:name="Table Contemporary" w:semiHidden="1" w:unhideWhenUsed="1"/>
+    <w:lsdException w:name="Table Elegant" w:semiHidden="1" w:unhideWhenUsed="1"/>
+    <w:lsdException w:name="Table Professional" w:semiHidden="1" w:unhideWhenUsed="1"/>
+    <w:lsdException w:name="Table Subtle 1" w:semiHidden="1" w:unhideWhenUsed="1"/>
+    <w:lsdException w:name="Table Subtle 2" w:semiHidden="1" w:unhideWhenUsed="1"/>
+    <w:lsdException w:name="Table Web 1" w:semiHidden="1" w:unhideWhenUsed="1"/>
+    <w:lsdException w:name="Table Web 2" w:semiHidden="1" w:unhideWhenUsed="1"/>
+    <w:lsdException w:name="Table Web 3" w:semiHidden="1" w:unhideWhenUsed="1"/>
+    <w:lsdException w:name="Balloon Text" w:semiHidden="1" w:unhideWhenUsed="1"/>
+    <w:lsdException w:name="Table Grid" w:uiPriority="39"/>
+    <w:lsdException w:name="Table Theme" w:semiHidden="1" w:unhideWhenUsed="1"/>
+    <w:lsdException w:name="Placeholder Text" w:semiHidden="1"/>
+    <w:lsdException w:name="No Spacing" w:uiPriority="1" w:qFormat="1"/>
+    <w:lsdException w:name="Light Shading" w:uiPriority="60"/>
+    <w:lsdException w:name="Light List" w:uiPriority="61"/>
+    <w:lsdException w:name="Light Grid" w:uiPriority="62"/>
+    <w:lsdException w:name="Medium Shading 1" w:uiPriority="63"/>
+    <w:lsdException w:name="Medium Shading 2" w:uiPriority="64"/>
+    <w:lsdException w:name="Medium List 1" w:uiPriority="65"/>
+    <w:lsdException w:name="Medium List 2" w:uiPriority="66"/>
+    <w:lsdException w:name="Medium Grid 1" w:uiPriority="67"/>
+    <w:lsdException w:name="Medium Grid 2" w:uiPriority="68"/>
+    <w:lsdException w:name="Medium Grid 3" w:uiPriority="69"/>
+    <w:lsdException w:name="Dark List" w:uiPriority="70"/>
+    <w:lsdException w:name="Colorful Shading" w:uiPriority="71"/>
+    <w:lsdException w:name="Colorful List" w:uiPriority="72"/>
+    <w:lsdException w:name="Colorful Grid" w:uiPriority="73"/>
+    <w:lsdException w:name="Light Shading Accent 1" w:uiPriority="60"/>
+    <w:lsdException w:name="Light List Accent 1" w:uiPriority="61"/>
+    <w:lsdException w:name="Light Grid Accent 1" w:uiPriority="62"/>
+    <w:lsdException w:name="Medium Shading 1 Accent 1" w:uiPriority="63"/>
+    <w:lsdException w:name="Medium Shading 2 Accent 1" w:uiPriority="64"/>
+    <w:lsdException w:name="Medium List 1 Accent 1" w:uiPriority="65"/>
+    <w:lsdException w:name="Revision" w:semiHidden="1"/>
+    <w:lsdException w:name="List Paragraph" w:uiPriority="34" w:qFormat="1"/>
+    <w:lsdException w:name="Quote" w:uiPriority="29" w:qFormat="1"/>
+    <w:lsdException w:name="Intense Quote" w:uiPriority="30" w:qFormat="1"/>
+    <w:lsdException w:name="Medium List 2 Accent 1" w:uiPriority="66"/>
+    <w:lsdException w:name="Medium Grid 1 Accent 1" w:uiPriority="67"/>
+    <w:lsdException w:name="Medium Grid 2 Accent 1" w:uiPriority="68"/>
+    <w:lsdException w:name="Medium Grid 3 Accent 1" w:uiPriority="69"/>
+    <w:lsdException w:name="Dark List Accent 1" w:uiPriority="70"/>
+    <w:lsdException w:name="Colorful Shading Accent 1" w:uiPriority="71"/>
+    <w:lsdException w:name="Colorful List Accent 1" w:uiPriority="72"/>
+    <w:lsdException w:name="Colorful Grid Accent 1" w:uiPriority="73"/>
+    <w:lsdException w:name="Light Shading Accent 2" w:uiPriority="60"/>
+    <w:lsdException w:name="Light List Accent 2" w:uiPriority="61"/>
+    <w:lsdException w:name="Light Grid Accent 2" w:uiPriority="62"/>
+    <w:lsdException w:name="Medium Shading 1 Accent 2" w:uiPriority="63"/>
+    <w:lsdException w:name="Medium Shading 2 Accent 2" w:uiPriority="64"/>
+    <w:lsdException w:name="Medium List 1 Accent 2" w:uiPriority="65"/>
+    <w:lsdException w:name="Medium List 2 Accent 2" w:uiPriority="66"/>
+    <w:lsdException w:name="Medium Grid 1 Accent 2" w:uiPriority="67"/>
+    <w:lsdException w:name="Medium Grid 2 Accent 2" w:uiPriority="68"/>
+    <w:lsdException w:name="Medium Grid 3 Accent 2" w:uiPriority="69"/>
+    <w:lsdException w:name="Dark List Accent 2" w:uiPriority="70"/>
+    <w:lsdException w:name="Colorful Shading Accent 2" w:uiPriority="71"/>
+    <w:lsdException w:name="Colorful List Accent 2" w:uiPriority="72"/>
+    <w:lsdException w:name="Colorful Grid Accent 2" w:uiPriority="73"/>
+    <w:lsdException w:name="Light Shading Accent 3" w:uiPriority="60"/>
+    <w:lsdException w:name="Light List Accent 3" w:uiPriority="61"/>
+    <w:lsdException w:name="Light Grid Accent 3" w:uiPriority="62"/>
+    <w:lsdException w:name="Medium Shading 1 Accent 3" w:uiPriority="63"/>
+    <w:lsdException w:name="Medium Shading 2 Accent 3" w:uiPriority="64"/>
+    <w:lsdException w:name="Medium List 1 Accent 3" w:uiPriority="65"/>
+    <w:lsdException w:name="Medium List 2 Accent 3" w:uiPriority="66"/>
+    <w:lsdException w:name="Medium Grid 1 Accent 3" w:uiPriority="67"/>
+    <w:lsdException w:name="Medium Grid 2 Accent 3" w:uiPriority="68"/>
+    <w:lsdException w:name="Medium Grid 3 Accent 3" w:uiPriority="69"/>
+    <w:lsdException w:name="Dark List Accent 3" w:uiPriority="70"/>
+    <w:lsdException w:name="Colorful Shading Accent 3" w:uiPriority="71"/>
+    <w:lsdException w:name="Colorful List Accent 3" w:uiPriority="72"/>
+    <w:lsdException w:name="Colorful Grid Accent 3" w:uiPriority="73"/>
+    <w:lsdException w:name="Light Shading Accent 4" w:uiPriority="60"/>
+    <w:lsdException w:name="Light List Accent 4" w:uiPriority="61"/>
+    <w:lsdException w:name="Light Grid Accent 4" w:uiPriority="62"/>
+    <w:lsdException w:name="Medium Shading 1 Accent 4" w:uiPriority="63"/>
+    <w:lsdException w:name="Medium Shading 2 Accent 4" w:uiPriority="64"/>
+    <w:lsdException w:name="Medium List 1 Accent 4" w:uiPriority="65"/>
+    <w:lsdException w:name="Medium List 2 Accent 4" w:uiPriority="66"/>
+    <w:lsdException w:name="Medium Grid 1 Accent 4" w:uiPriority="67"/>
+    <w:lsdException w:name="Medium Grid 2 Accent 4" w:uiPriority="68"/>
+    <w:lsdException w:name="Medium Grid 3 Accent 4" w:uiPriority="69"/>
+    <w:lsdException w:name="Dark List Accent 4" w:uiPriority="70"/>
+    <w:lsdException w:name="Colorful Shading Accent 4" w:uiPriority="71"/>
+    <w:lsdException w:name="Colorful List Accent 4" w:uiPriority="72"/>
+    <w:lsdException w:name="Colorful Grid Accent 4" w:uiPriority="73"/>
+    <w:lsdException w:name="Light Shading Accent 5" w:uiPriority="60"/>
+    <w:lsdException w:name="Light List Accent 5" w:uiPriority="61"/>
+    <w:lsdException w:name="Light Grid Accent 5" w:uiPriority="62"/>
+    <w:lsdException w:name="Medium Shading 1 Accent 5" w:uiPriority="63"/>
+    <w:lsdException w:name="Medium Shading 2 Accent 5" w:uiPriority="64"/>
+    <w:lsdException w:name="Medium List 1 Accent 5" w:uiPriority="65"/>
+    <w:lsdException w:name="Medium List 2 Accent 5" w:uiPriority="66"/>
+    <w:lsdException w:name="Medium Grid 1 Accent 5" w:uiPriority="67"/>
+    <w:lsdException w:name="Medium Grid 2 Accent 5" w:uiPriority="68"/>
+    <w:lsdException w:name="Medium Grid 3 Accent 5" w:uiPriority="69"/>
+    <w:lsdException w:name="Dark List Accent 5" w:uiPriority="70"/>
+    <w:lsdException w:name="Colorful Shading Accent 5" w:uiPriority="71"/>
+    <w:lsdException w:name="Colorful List Accent 5" w:uiPriority="72"/>
+    <w:lsdException w:name="Colorful Grid Accent 5" w:uiPriority="73"/>
+    <w:lsdException w:name="Light Shading Accent 6" w:uiPriority="60"/>
+    <w:lsdException w:name="Light List Accent 6" w:uiPriority="61"/>
+    <w:lsdException w:name="Light Grid Accent 6" w:uiPriority="62"/>
+    <w:lsdException w:name="Medium Shading 1 Accent 6" w:uiPriority="63"/>
+    <w:lsdException w:name="Medium Shading 2 Accent 6" w:uiPriority="64"/>
+    <w:lsdException w:name="Medium List 1 Accent 6" w:uiPriority="65"/>
+    <w:lsdException w:name="Medium List 2 Accent 6" w:uiPriority="66"/>
+    <w:lsdException w:name="Medium Grid 1 Accent 6" w:uiPriority="67"/>
+    <w:lsdException w:name="Medium Grid 2 Accent 6" w:uiPriority="68"/>
+    <w:lsdException w:name="Medium Grid 3 Accent 6" w:uiPriority="69"/>
+    <w:lsdException w:name="Dark List Accent 6" w:uiPriority="70"/>
+    <w:lsdException w:name="Colorful Shading Accent 6" w:uiPriority="71"/>
+    <w:lsdException w:name="Colorful List Accent 6" w:uiPriority="72"/>
+    <w:lsdException w:name="Colorful Grid Accent 6" w:uiPriority="73"/>
+    <w:lsdException w:name="Subtle Emphasis" w:uiPriority="19" w:qFormat="1"/>
+    <w:lsdException w:name="Intense Emphasis" w:uiPriority="21" w:qFormat="1"/>
+    <w:lsdException w:name="Subtle Reference" w:uiPriority="31" w:qFormat="1"/>
+    <w:lsdException w:name="Intense Reference" w:uiPriority="32" w:qFormat="1"/>
+    <w:lsdException w:name="Book Title" w:uiPriority="33" w:qFormat="1"/>
+    <w:lsdException w:name="Bibliography" w:semiHidden="1" w:uiPriority="37" w:unhideWhenUsed="1"/>
+    <w:lsdException w:name="TOC Heading" w:semiHidden="1" w:uiPriority="39" w:unhideWhenUsed="1" w:qFormat="1"/>
+    <w:lsdException w:name="Plain Table 1" w:uiPriority="41"/>
+    <w:lsdException w:name="Plain Table 2" w:uiPriority="42"/>
+    <w:lsdException w:name="Plain Table 3" w:uiPriority="43"/>
+    <w:lsdException w:name="Plain Table 4" w:uiPriority="44"/>
+    <w:lsdException w:name="Plain Table 5" w:uiPriority="45"/>
+    <w:lsdException w:name="Grid Table Light" w:uiPriority="40"/>
+    <w:lsdException w:name="Grid Table 1 Light" w:uiPriority="46"/>
+    <w:lsdException w:name="Grid Table 2" w:uiPriority="47"/>
+    <w:lsdException w:name="Grid Table 3" w:uiPriority="48"/>
+    <w:lsdException w:name="Grid Table 4" w:uiPriority="49"/>
+    <w:lsdException w:name="Grid Table 5 Dark" w:uiPriority="50"/>
+    <w:lsdException w:name="Grid Table 6 Colorful" w:uiPriority="51"/>
+    <w:lsdException w:name="Grid Table 7 Colorful" w:uiPriority="52"/>
+    <w:lsdException w:name="Grid Table 1 Light Accent 1" w:uiPriority="46"/>
+    <w:lsdException w:name="Grid Table 2 Accent 1" w:uiPriority="47"/>
+    <w:lsdException w:name="Grid Table 3 Accent 1" w:uiPriority="48"/>
+    <w:lsdException w:name="Grid Table 4 Accent 1" w:uiPriority="49"/>
+    <w:lsdException w:name="Grid Table 5 Dark Accent 1" w:uiPriority="50"/>
+    <w:lsdException w:name="Grid Table 6 Colorful Accent 1" w:uiPriority="51"/>
+    <w:lsdException w:name="Grid Table 7 Colorful Accent 1" w:uiPriority="52"/>
+    <w:lsdException w:name="Grid Table 1 Light Accent 2" w:uiPriority="46"/>
+    <w:lsdException w:name="Grid Table 2 Accent 2" w:uiPriority="47"/>
+    <w:lsdException w:name="Grid Table 3 Accent 2" w:uiPriority="48"/>
+    <w:lsdException w:name="Grid Table 4 Accent 2" w:uiPriority="49"/>
+    <w:lsdException w:name="Grid Table 5 Dark Accent 2" w:uiPriority="50"/>
+    <w:lsdException w:name="Grid Table 6 Colorful Accent 2" w:uiPriority="51"/>
+    <w:lsdException w:name="Grid Table 7 Colorful Accent 2" w:uiPriority="52"/>
+    <w:lsdException w:name="Grid Table 1 Light Accent 3" w:uiPriority="46"/>
+    <w:lsdException w:name="Grid Table 2 Accent 3" w:uiPriority="47"/>
+    <w:lsdException w:name="Grid Table 3 Accent 3" w:uiPriority="48"/>
+    <w:lsdException w:name="Grid Table 4 Accent 3" w:uiPriority="49"/>
+    <w:lsdException w:name="Grid Table 5 Dark Accent 3" w:uiPriority="50"/>
+    <w:lsdException w:name="Grid Table 6 Colorful Accent 3" w:uiPriority="51"/>
+    <w:lsdException w:name="Grid Table 7 Colorful Accent 3" w:uiPriority="52"/>
+    <w:lsdException w:name="Grid Table 1 Light Accent 4" w:uiPriority="46"/>
+    <w:lsdException w:name="Grid Table 2 Accent 4" w:uiPriority="47"/>
+    <w:lsdException w:name="Grid Table 3 Accent 4" w:uiPriority="48"/>
+    <w:lsdException w:name="Grid Table 4 Accent 4" w:uiPriority="49"/>
+    <w:lsdException w:name="Grid Table 5 Dark Accent 4" w:uiPriority="50"/>
+    <w:lsdException w:name="Grid Table 6 Colorful Accent 4" w:uiPriority="51"/>
+    <w:lsdException w:name="Grid Table 7 Colorful Accent 4" w:uiPriority="52"/>
+    <w:lsdException w:name="Grid Table 1 Light Accent 5" w:uiPriority="46"/>
+    <w:lsdException w:name="Grid Table 2 Accent 5" w:uiPriority="47"/>
+    <w:lsdException w:name="Grid Table 3 Accent 5" w:uiPriority="48"/>
+    <w:lsdException w:name="Grid Table 4 Accent 5" w:uiPriority="49"/>
+    <w:lsdException w:name="Grid Table 5 Dark Accent 5" w:uiPriority="50"/>
+    <w:lsdException w:name="Grid Table 6 Colorful Accent 5" w:uiPriority="51"/>
+    <w:lsdException w:name="Grid Table 7 Colorful Accent 5" w:uiPriority="52"/>
+    <w:lsdException w:name="Grid Table 1 Light Accent 6" w:uiPriority="46"/>
+    <w:lsdException w:name="Grid Table 2 Accent 6" w:uiPriority="47"/>
+    <w:lsdException w:name="Grid Table 3 Accent 6" w:uiPriority="48"/>
+    <w:lsdException w:name="Grid Table 4 Accent 6" w:uiPriority="49"/>
+    <w:lsdException w:name="Grid Table 5 Dark Accent 6" w:uiPriority="50"/>
+    <w:lsdException w:name="Grid Table 6 Colorful Accent 6" w:uiPriority="51"/>
+    <w:lsdException w:name="Grid Table 7 Colorful Accent 6" w:uiPriority="52"/>
+    <w:lsdException w:name="List Table 1 Light" w:uiPriority="46"/>
+    <w:lsdException w:name="List Table 2" w:uiPriority="47"/>
+    <w:lsdException w:name="List Table 3" w:uiPriority="48"/>
+    <w:lsdException w:name="List Table 4" w:uiPriority="49"/>
+    <w:lsdException w:name="List Table 5 Dark" w:uiPriority="50"/>
+    <w:lsdException w:name="List Table 6 Colorful" w:uiPriority="51"/>
+    <w:lsdException w:name="List Table 7 Colorful" w:uiPriority="52"/>
+    <w:lsdException w:name="List Table 1 Light Accent 1" w:uiPriority="46"/>
+    <w:lsdException w:name="List Table 2 Accent 1" w:uiPriority="47"/>
+    <w:lsdException w:name="List Table 3 Accent 1" w:uiPriority="48"/>
+    <w:lsdException w:name="List Table 4 Accent 1" w:uiPriority="49"/>
+    <w:lsdException w:name="List Table 5 Dark Accent 1" w:uiPriority="50"/>
+    <w:lsdException w:name="List Table 6 Colorful Accent 1" w:uiPriority="51"/>
+    <w:lsdException w:name="List Table 7 Colorful Accent 1" w:uiPriority="52"/>
+    <w:lsdException w:name="List Table 1 Light Accent 2" w:uiPriority="46"/>
+    <w:lsdException w:name="List Table 2 Accent 2" w:uiPriority="47"/>
+    <w:lsdException w:name="List Table 3 Accent 2" w:uiPriority="48"/>
+    <w:lsdException w:name="List Table 4 Accent 2" w:uiPriority="49"/>
+    <w:lsdException w:name="List Table 5 Dark Accent 2" w:uiPriority="50"/>
+    <w:lsdException w:name="List Table 6 Colorful Accent 2" w:uiPriority="51"/>
+    <w:lsdException w:name="List Table 7 Colorful Accent 2" w:uiPriority="52"/>
+    <w:lsdException w:name="List Table 1 Light Accent 3" w:uiPriority="46"/>
+    <w:lsdException w:name="List Table 2 Accent 3" w:uiPriority="47"/>
+    <w:lsdException w:name="List Table 3 Accent 3" w:uiPriority="48"/>
+    <w:lsdException w:name="List Table 4 Accent 3" w:uiPriority="49"/>
+    <w:lsdException w:name="List Table 5 Dark Accent 3" w:uiPriority="50"/>
+    <w:lsdException w:name="List Table 6 Colorful Accent 3" w:uiPriority="51"/>
+    <w:lsdException w:name="List Table 7 Colorful Accent 3" w:uiPriority="52"/>
+    <w:lsdException w:name="List Table 1 Light Accent 4" w:uiPriority="46"/>
+    <w:lsdException w:name="List Table 2 Accent 4" w:uiPriority="47"/>
+    <w:lsdException w:name="List Table 3 Accent 4" w:uiPriority="48"/>
+    <w:lsdException w:name="List Table 4 Accent 4" w:uiPriority="49"/>
+    <w:lsdException w:name="List Table 5 Dark Accent 4" w:uiPriority="50"/>
+    <w:lsdException w:name="List Table 6 Colorful Accent 4" w:uiPriority="51"/>
+    <w:lsdException w:name="List Table 7 Colorful Accent 4" w:uiPriority="52"/>
+    <w:lsdException w:name="List Table 1 Light Accent 5" w:uiPriority="46"/>
+    <w:lsdException w:name="List Table 2 Accent 5" w:uiPriority="47"/>
+    <w:lsdException w:name="List Table 3 Accent 5" w:uiPriority="48"/>
+    <w:lsdException w:name="List Table 4 Accent 5" w:uiPriority="49"/>
+    <w:lsdException w:name="List Table 5 Dark Accent 5" w:uiPriority="50"/>
+    <w:lsdException w:name="List Table 6 Colorful Accent 5" w:uiPriority="51"/>
+    <w:lsdException w:name="List Table 7 Colorful Accent 5" w:uiPriority="52"/>
+    <w:lsdException w:name="List Table 1 Light Accent 6" w:uiPriority="46"/>
+    <w:lsdException w:name="List Table 2 Accent 6" w:uiPriority="47"/>
+    <w:lsdException w:name="List Table 3 Accent 6" w:uiPriority="48"/>
+    <w:lsdException w:name="List Table 4 Accent 6" w:uiPriority="49"/>
+    <w:lsdException w:name="List Table 5 Dark Accent 6" w:uiPriority="50"/>
+    <w:lsdException w:name="List Table 6 Colorful Accent 6" w:uiPriority="51"/>
+    <w:lsdException w:name="List Table 7 Colorful Accent 6" w:uiPriority="52"/>
+    <w:lsdException w:name="Mention" w:semiHidden="1" w:unhideWhenUsed="1"/>
+    <w:lsdException w:name="Smart Hyperlink" w:semiHidden="1" w:unhideWhenUsed="1"/>
+    <w:lsdException w:name="Hashtag" w:semiHidden="1" w:unhideWhenUsed="1"/>
+    <w:lsdException w:name="Unresolved Mention" w:semiHidden="1" w:unhideWhenUsed="1"/>
+    <w:lsdException w:name="Smart Link" w:semiHidden="1" w:unhideWhenUsed="1"/>
+  </w:latentStyles>
+  <w:style w:type="paragraph" w:default="1" w:styleId="Normal">
+    <w:name w:val="Normal"/>
+    <w:qFormat/>
+  </w:style>
+  <w:style w:type="character" w:default="1" w:styleId="Fuentedeprrafopredeter">
+    <w:name w:val="Default Paragraph Font"/>
+    <w:uiPriority w:val="1"/>
+    <w:semiHidden/>
+    <w:unhideWhenUsed/>
+  </w:style>
+  <w:style w:type="table" w:default="1" w:styleId="Tablanormal">
+    <w:name w:val="Normal Table"/>
+    <w:uiPriority w:val="99"/>
+    <w:semiHidden/>
+    <w:unhideWhenUsed/>
+    <w:tblPr>
+      <w:tblInd w:w="0" w:type="dxa"/>
+      <w:tblCellMar>
+        <w:top w:w="0" w:type="dxa"/>
+        <w:left w:w="108" w:type="dxa"/>
+        <w:bottom w:w="0" w:type="dxa"/>
+        <w:right w:w="108" w:type="dxa"/>
+      </w:tblCellMar>
+    </w:tblPr>
+  </w:style>
+  <w:style w:type="numbering" w:default="1" w:styleId="Sinlista">
+    <w:name w:val="No List"/>
+    <w:uiPriority w:val="99"/>
+    <w:semiHidden/>
+    <w:unhideWhenUsed/>
+  </w:style>
+  <w:style w:type="paragraph" w:customStyle="1" w:styleId="61D90FF818CE4581865E259EDDC4327D">
+    <w:name w:val="61D90FF818CE4581865E259EDDC4327D"/>
+    <w:rsid w:val="007E6944"/>
+  </w:style>
+</w:styles>
+</file>
+
+<file path=word/glossary/webSettings.xml><?xml version="1.0" encoding="utf-8"?>
+<w:webSettings xmlns:mc="http://schemas.openxmlformats.org/markup-compatibility/2006" xmlns:r="http://schemas.openxmlformats.org/officeDocument/2006/relationships" xmlns:w="http://schemas.openxmlformats.org/wordprocessingml/2006/main" xmlns:w14="http://schemas.microsoft.com/office/word/2010/wordml" xmlns:w15="http://schemas.microsoft.com/office/word/2012/wordml" xmlns:w16cex="http://schemas.microsoft.com/office/word/2018/wordml/cex" xmlns:w16cid="http://schemas.microsoft.com/office/word/2016/wordml/cid" xmlns:w16="http://schemas.microsoft.com/office/word/2018/wordml" xmlns:w16du="http://schemas.microsoft.com/office/word/2023/wordml/word16du" xmlns:w16sdtdh="http://schemas.microsoft.com/office/word/2020/wordml/sdtdatahash" xmlns:w16sdtfl="http://schemas.microsoft.com/office/word/2024/wordml/sdtformatlock" xmlns:w16se="http://schemas.microsoft.com/office/word/2015/wordml/symex" mc:Ignorable="w14 w15 w16se w16cid w16 w16cex w16sdtdh w16sdtfl w16du">
+  <w:optimizeForBrowser/>
+  <w:allowPNG/>
+</w:webSettings>
 </file>
 
 <file path=word/theme/theme1.xml><?xml version="1.0" encoding="utf-8"?>
@@ -3613,10 +7057,22 @@
 </CoverPageProperties>
 </file>
 
+<file path=customXml/item2.xml><?xml version="1.0" encoding="utf-8"?>
+<b:Sources xmlns:b="http://schemas.openxmlformats.org/officeDocument/2006/bibliography" xmlns="http://schemas.openxmlformats.org/officeDocument/2006/bibliography" SelectedStyle="\APASixthEditionOfficeOnline.xsl" StyleName="APA" Version="6"/>
+</file>
+
 <file path=customXml/itemProps1.xml><?xml version="1.0" encoding="utf-8"?>
 <ds:datastoreItem xmlns:ds="http://schemas.openxmlformats.org/officeDocument/2006/customXml" ds:itemID="{55AF091B-3C7A-41E3-B477-F2FDAA23CFDA}">
   <ds:schemaRefs>
     <ds:schemaRef ds:uri="http://schemas.microsoft.com/office/2006/coverPageProps"/>
   </ds:schemaRefs>
 </ds:datastoreItem>
+</file>
+
+<file path=customXml/itemProps2.xml><?xml version="1.0" encoding="utf-8"?>
+<ds:datastoreItem xmlns:ds="http://schemas.openxmlformats.org/officeDocument/2006/customXml" ds:itemID="{311E6D44-7775-4178-81A8-2C4BF2E748D8}">
+  <ds:schemaRefs>
+    <ds:schemaRef ds:uri="http://schemas.openxmlformats.org/officeDocument/2006/bibliography"/>
+  </ds:schemaRefs>
+</ds:datastoreItem>
 </file>
--- a/IPO INTERMODULAR.docx
+++ b/IPO INTERMODULAR.docx
@@ -1379,6 +1379,12 @@
         </w:rPr>
         <w:t>8. CONTRATOS DE TRABAJO</w:t>
       </w:r>
+      <w:r>
+        <w:rPr>
+          <w:rFonts w:ascii="Georgia" w:hAnsi="Georgia"/>
+        </w:rPr>
+        <w:t>……………………………………………………………………. pág.5</w:t>
+      </w:r>
     </w:p>
     <w:p>
       <w:pPr>
@@ -1433,11 +1439,19 @@
           <w:rFonts w:ascii="Georgia" w:hAnsi="Georgia"/>
         </w:rPr>
       </w:pPr>
-      <w:r>
-        <w:rPr>
-          <w:rFonts w:ascii="Georgia" w:hAnsi="Georgia"/>
-        </w:rPr>
-        <w:t>MyFitArena (</w:t>
+      <w:proofErr w:type="spellStart"/>
+      <w:r>
+        <w:rPr>
+          <w:rFonts w:ascii="Georgia" w:hAnsi="Georgia"/>
+        </w:rPr>
+        <w:t>MyFitArena</w:t>
+      </w:r>
+      <w:proofErr w:type="spellEnd"/>
+      <w:r>
+        <w:rPr>
+          <w:rFonts w:ascii="Georgia" w:hAnsi="Georgia"/>
+        </w:rPr>
+        <w:t xml:space="preserve"> (</w:t>
       </w:r>
       <w:r>
         <w:rPr>
@@ -1627,8 +1641,18 @@
           <w:b/>
           <w:bCs/>
         </w:rPr>
-        <w:t>Programador Full stack</w:t>
-      </w:r>
+        <w:t xml:space="preserve">Programador Full </w:t>
+      </w:r>
+      <w:proofErr w:type="spellStart"/>
+      <w:r>
+        <w:rPr>
+          <w:rFonts w:ascii="Georgia" w:hAnsi="Georgia"/>
+          <w:b/>
+          <w:bCs/>
+        </w:rPr>
+        <w:t>stack</w:t>
+      </w:r>
+      <w:proofErr w:type="spellEnd"/>
       <w:r>
         <w:rPr>
           <w:rFonts w:ascii="Georgia" w:hAnsi="Georgia"/>
@@ -1639,7 +1663,35 @@
         <w:rPr>
           <w:rFonts w:ascii="Georgia" w:hAnsi="Georgia"/>
         </w:rPr>
-        <w:t>: especialista en frontend (interfaz) y en backend (lógica) del programa. Es el principal creador principal del programa quien lo crea, lo optimiza y lo actualiza.</w:t>
+        <w:t xml:space="preserve">: especialista en </w:t>
+      </w:r>
+      <w:proofErr w:type="spellStart"/>
+      <w:r>
+        <w:rPr>
+          <w:rFonts w:ascii="Georgia" w:hAnsi="Georgia"/>
+        </w:rPr>
+        <w:t>frontend</w:t>
+      </w:r>
+      <w:proofErr w:type="spellEnd"/>
+      <w:r>
+        <w:rPr>
+          <w:rFonts w:ascii="Georgia" w:hAnsi="Georgia"/>
+        </w:rPr>
+        <w:t xml:space="preserve"> (interfaz) y en </w:t>
+      </w:r>
+      <w:proofErr w:type="spellStart"/>
+      <w:r>
+        <w:rPr>
+          <w:rFonts w:ascii="Georgia" w:hAnsi="Georgia"/>
+        </w:rPr>
+        <w:t>backend</w:t>
+      </w:r>
+      <w:proofErr w:type="spellEnd"/>
+      <w:r>
+        <w:rPr>
+          <w:rFonts w:ascii="Georgia" w:hAnsi="Georgia"/>
+        </w:rPr>
+        <w:t xml:space="preserve"> (lógica) del programa. Es el principal creador principal del programa quien lo crea, lo optimiza y lo actualiza.</w:t>
       </w:r>
     </w:p>
     <w:p>
@@ -2319,11 +2371,19 @@
           <w:bCs/>
         </w:rPr>
       </w:pPr>
-      <w:r>
-        <w:rPr>
-          <w:rFonts w:ascii="Georgia" w:hAnsi="Georgia"/>
-        </w:rPr>
-        <w:t>Total mensual aprox.: 1800€</w:t>
+      <w:proofErr w:type="gramStart"/>
+      <w:r>
+        <w:rPr>
+          <w:rFonts w:ascii="Georgia" w:hAnsi="Georgia"/>
+        </w:rPr>
+        <w:t>Total</w:t>
+      </w:r>
+      <w:proofErr w:type="gramEnd"/>
+      <w:r>
+        <w:rPr>
+          <w:rFonts w:ascii="Georgia" w:hAnsi="Georgia"/>
+        </w:rPr>
+        <w:t xml:space="preserve"> mensual aprox.: 1800€</w:t>
       </w:r>
     </w:p>
     <w:p>
@@ -2440,11 +2500,19 @@
           <w:bCs/>
         </w:rPr>
       </w:pPr>
-      <w:r>
-        <w:rPr>
-          <w:rFonts w:ascii="Georgia" w:hAnsi="Georgia"/>
-        </w:rPr>
-        <w:t>Total mensual aprox.: 2700€</w:t>
+      <w:proofErr w:type="gramStart"/>
+      <w:r>
+        <w:rPr>
+          <w:rFonts w:ascii="Georgia" w:hAnsi="Georgia"/>
+        </w:rPr>
+        <w:t>Total</w:t>
+      </w:r>
+      <w:proofErr w:type="gramEnd"/>
+      <w:r>
+        <w:rPr>
+          <w:rFonts w:ascii="Georgia" w:hAnsi="Georgia"/>
+        </w:rPr>
+        <w:t xml:space="preserve"> mensual aprox.: 2700€</w:t>
       </w:r>
     </w:p>
     <w:p>
@@ -2544,11 +2612,19 @@
           <w:bCs/>
         </w:rPr>
       </w:pPr>
-      <w:r>
-        <w:rPr>
-          <w:rFonts w:ascii="Georgia" w:hAnsi="Georgia"/>
-        </w:rPr>
-        <w:t>Total mensual aprox.: 1650€</w:t>
+      <w:proofErr w:type="gramStart"/>
+      <w:r>
+        <w:rPr>
+          <w:rFonts w:ascii="Georgia" w:hAnsi="Georgia"/>
+        </w:rPr>
+        <w:t>Total</w:t>
+      </w:r>
+      <w:proofErr w:type="gramEnd"/>
+      <w:r>
+        <w:rPr>
+          <w:rFonts w:ascii="Georgia" w:hAnsi="Georgia"/>
+        </w:rPr>
+        <w:t xml:space="preserve"> mensual aprox.: 1650€</w:t>
       </w:r>
     </w:p>
     <w:p>
@@ -3707,39 +3783,25 @@
     </w:p>
     <w:p>
       <w:pPr>
-        <w:jc w:val="both"/>
-        <w:rPr>
-          <w:rFonts w:ascii="Georgia" w:hAnsi="Georgia"/>
-        </w:rPr>
-      </w:pPr>
-    </w:p>
-    <w:p>
-      <w:pPr>
-        <w:jc w:val="both"/>
-        <w:rPr>
+        <w:rPr>
+          <w:rFonts w:ascii="Garamond" w:hAnsi="Garamond"/>
           <w:b/>
           <w:bCs/>
-        </w:rPr>
-      </w:pPr>
+          <w:sz w:val="48"/>
+          <w:szCs w:val="48"/>
+        </w:rPr>
+      </w:pPr>
+      <w:r>
+        <w:rPr>
+          <w:rFonts w:ascii="Garamond" w:hAnsi="Garamond"/>
+          <w:b/>
+          <w:bCs/>
+          <w:sz w:val="48"/>
+          <w:szCs w:val="48"/>
+        </w:rPr>
+        <w:t>8. CONTRATOS DE TRABAJO</w:t>
+      </w:r>
     </w:p>
-    <w:p/>
-    <w:p>
-      <w:pPr>
-        <w:ind w:left="360"/>
-        <w:rPr>
-          <w:rFonts w:ascii="Georgia" w:hAnsi="Georgia"/>
-        </w:rPr>
-      </w:pPr>
-    </w:p>
-    <w:p/>
-    <w:p/>
-    <w:p/>
-    <w:p/>
-    <w:p/>
-    <w:p/>
-    <w:p/>
-    <w:p/>
-    <w:p/>
     <w:sectPr>
       <w:headerReference w:type="default" r:id="rId10"/>
       <w:footerReference w:type="default" r:id="rId11"/>
@@ -6260,10 +6322,10 @@
     <w:rsid w:val="00112812"/>
     <w:rsid w:val="00434985"/>
     <w:rsid w:val="005A1995"/>
-    <w:rsid w:val="007A41A6"/>
     <w:rsid w:val="007E6944"/>
     <w:rsid w:val="00832747"/>
     <w:rsid w:val="009F2B31"/>
+    <w:rsid w:val="00C22DAF"/>
     <w:rsid w:val="00C83558"/>
     <w:rsid w:val="00EC1E90"/>
     <w:rsid w:val="00F909D6"/>
